--- a/CÔNG TY TNHH DEMAN (VIỆT NAM) MÁY NÉN KHÍ TIẾT KIỆM NĂNG LƯỢNG/ChiNhanh/Deman_ChiNhanh_ThayDoiDiaChi/Deman_ThongBaoMau19.docx
+++ b/CÔNG TY TNHH DEMAN (VIỆT NAM) MÁY NÉN KHÍ TIẾT KIỆM NĂNG LƯỢNG/ChiNhanh/Deman_ChiNhanh_ThayDoiDiaChi/Deman_ThongBaoMau19.docx
@@ -188,7 +188,7 @@
                     </wp:anchor>
                   </w:drawing>
                 </mc:Choice>
-                <mc:Fallback xmlns:w16sdtfl="http://schemas.microsoft.com/office/word/2024/wordml/sdtformatlock" xmlns:w16sdtdh="http://schemas.microsoft.com/office/word/2020/wordml/sdtdatahash" xmlns:w16du="http://schemas.microsoft.com/office/word/2023/wordml/word16du" xmlns:w16="http://schemas.microsoft.com/office/word/2018/wordml" xmlns:w16cid="http://schemas.microsoft.com/office/word/2016/wordml/cid" xmlns:w16cex="http://schemas.microsoft.com/office/word/2018/wordml/cex" xmlns:oel="http://schemas.microsoft.com/office/2019/extlst" xmlns:am3d="http://schemas.microsoft.com/office/drawing/2017/model3d" xmlns:aink="http://schemas.microsoft.com/office/drawing/2016/ink" xmlns:cx8="http://schemas.microsoft.com/office/drawing/2016/5/14/chartex" xmlns:cx7="http://schemas.microsoft.com/office/drawing/2016/5/13/chartex" xmlns:cx6="http://schemas.microsoft.com/office/drawing/2016/5/12/chartex" xmlns:cx5="http://schemas.microsoft.com/office/drawing/2016/5/11/chartex" xmlns:cx4="http://schemas.microsoft.com/office/drawing/2016/5/10/chartex" xmlns:cx3="http://schemas.microsoft.com/office/drawing/2016/5/9/chartex" xmlns:cx2="http://schemas.microsoft.com/office/drawing/2015/10/21/chartex">
+                <mc:Fallback xmlns:cx2="http://schemas.microsoft.com/office/drawing/2015/10/21/chartex" xmlns:cx3="http://schemas.microsoft.com/office/drawing/2016/5/9/chartex" xmlns:cx4="http://schemas.microsoft.com/office/drawing/2016/5/10/chartex" xmlns:cx5="http://schemas.microsoft.com/office/drawing/2016/5/11/chartex" xmlns:cx6="http://schemas.microsoft.com/office/drawing/2016/5/12/chartex" xmlns:cx7="http://schemas.microsoft.com/office/drawing/2016/5/13/chartex" xmlns:cx8="http://schemas.microsoft.com/office/drawing/2016/5/14/chartex" xmlns:aink="http://schemas.microsoft.com/office/drawing/2016/ink" xmlns:am3d="http://schemas.microsoft.com/office/drawing/2017/model3d" xmlns:oel="http://schemas.microsoft.com/office/2019/extlst" xmlns:w16cex="http://schemas.microsoft.com/office/word/2018/wordml/cex" xmlns:w16cid="http://schemas.microsoft.com/office/word/2016/wordml/cid" xmlns:w16="http://schemas.microsoft.com/office/word/2018/wordml" xmlns:w16du="http://schemas.microsoft.com/office/word/2023/wordml/word16du" xmlns:w16sdtdh="http://schemas.microsoft.com/office/word/2020/wordml/sdtdatahash" xmlns:w16sdtfl="http://schemas.microsoft.com/office/word/2024/wordml/sdtformatlock">
                   <w:pict>
                     <v:line w14:anchorId="1C8DBCDC" id="Line 159" o:spid="_x0000_s1026" style="position:absolute;z-index:251669504;visibility:visible;mso-wrap-style:square;mso-width-percent:0;mso-height-percent:0;mso-wrap-distance-left:9pt;mso-wrap-distance-top:-3e-5mm;mso-wrap-distance-right:9pt;mso-wrap-distance-bottom:-3e-5mm;mso-position-horizontal:center;mso-position-horizontal-relative:margin;mso-position-vertical:absolute;mso-position-vertical-relative:text;mso-width-percent:0;mso-height-percent:0;mso-width-relative:page;mso-height-relative:page" from="0,15.5pt" to="158.75pt,15.5pt" o:gfxdata="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">
                       <w10:wrap anchorx="margin"/>
@@ -298,46 +298,46 @@
                 <w:sz w:val="26"/>
                 <w:szCs w:val="26"/>
               </w:rPr>
-              <w:t>30</w:t>
+              <w:t>24</w:t>
+            </w:r>
+            <w:r>
+              <w:rPr>
+                <w:rFonts w:eastAsia="Times New Roman"/>
+                <w:i/>
+                <w:sz w:val="26"/>
+                <w:szCs w:val="26"/>
+              </w:rPr>
+              <w:t xml:space="preserve"> </w:t>
+            </w:r>
+            <w:r>
+              <w:rPr>
+                <w:rFonts w:eastAsia="Times New Roman"/>
+                <w:i/>
+                <w:sz w:val="26"/>
+                <w:szCs w:val="26"/>
+              </w:rPr>
+              <w:t>tháng</w:t>
+            </w:r>
+            <w:r>
+              <w:rPr>
+                <w:rFonts w:eastAsia="Times New Roman"/>
+                <w:i/>
+                <w:sz w:val="26"/>
+                <w:szCs w:val="26"/>
+              </w:rPr>
+              <w:t xml:space="preserve"> </w:t>
+            </w:r>
+            <w:r>
+              <w:rPr>
+                <w:rFonts w:eastAsia="Times New Roman"/>
+                <w:i/>
+                <w:sz w:val="26"/>
+                <w:szCs w:val="26"/>
+              </w:rPr>
+              <w:t>8</w:t>
             </w:r>
             <w:bookmarkStart w:id="0" w:name="_GoBack"/>
             <w:bookmarkEnd w:id="0"/>
-            <w:r>
-              <w:rPr>
-                <w:rFonts w:eastAsia="Times New Roman"/>
-                <w:i/>
-                <w:sz w:val="26"/>
-                <w:szCs w:val="26"/>
-              </w:rPr>
-              <w:t xml:space="preserve"> </w:t>
-            </w:r>
-            <w:r>
-              <w:rPr>
-                <w:rFonts w:eastAsia="Times New Roman"/>
-                <w:i/>
-                <w:sz w:val="26"/>
-                <w:szCs w:val="26"/>
-              </w:rPr>
-              <w:t>tháng</w:t>
-            </w:r>
-            <w:r>
-              <w:rPr>
-                <w:rFonts w:eastAsia="Times New Roman"/>
-                <w:i/>
-                <w:sz w:val="26"/>
-                <w:szCs w:val="26"/>
-              </w:rPr>
-              <w:t xml:space="preserve"> </w:t>
-            </w:r>
-            <w:r>
-              <w:rPr>
-                <w:rFonts w:eastAsia="Times New Roman"/>
-                <w:i/>
-                <w:sz w:val="26"/>
-                <w:szCs w:val="26"/>
-              </w:rPr>
-              <w:t>7</w:t>
-            </w:r>
             <w:r>
               <w:rPr>
                 <w:rFonts w:eastAsia="Times New Roman"/>
@@ -434,7 +434,7 @@
               </wp:anchor>
             </w:drawing>
           </mc:Choice>
-          <mc:Fallback xmlns:w16sdtfl="http://schemas.microsoft.com/office/word/2024/wordml/sdtformatlock" xmlns:w16sdtdh="http://schemas.microsoft.com/office/word/2020/wordml/sdtdatahash" xmlns:w16du="http://schemas.microsoft.com/office/word/2023/wordml/word16du" xmlns:w16="http://schemas.microsoft.com/office/word/2018/wordml" xmlns:w16cid="http://schemas.microsoft.com/office/word/2016/wordml/cid" xmlns:w16cex="http://schemas.microsoft.com/office/word/2018/wordml/cex" xmlns:oel="http://schemas.microsoft.com/office/2019/extlst" xmlns:am3d="http://schemas.microsoft.com/office/drawing/2017/model3d" xmlns:aink="http://schemas.microsoft.com/office/drawing/2016/ink" xmlns:cx8="http://schemas.microsoft.com/office/drawing/2016/5/14/chartex" xmlns:cx7="http://schemas.microsoft.com/office/drawing/2016/5/13/chartex" xmlns:cx6="http://schemas.microsoft.com/office/drawing/2016/5/12/chartex" xmlns:cx5="http://schemas.microsoft.com/office/drawing/2016/5/11/chartex" xmlns:cx4="http://schemas.microsoft.com/office/drawing/2016/5/10/chartex" xmlns:cx3="http://schemas.microsoft.com/office/drawing/2016/5/9/chartex" xmlns:cx2="http://schemas.microsoft.com/office/drawing/2015/10/21/chartex">
+          <mc:Fallback xmlns:cx2="http://schemas.microsoft.com/office/drawing/2015/10/21/chartex" xmlns:cx3="http://schemas.microsoft.com/office/drawing/2016/5/9/chartex" xmlns:cx4="http://schemas.microsoft.com/office/drawing/2016/5/10/chartex" xmlns:cx5="http://schemas.microsoft.com/office/drawing/2016/5/11/chartex" xmlns:cx6="http://schemas.microsoft.com/office/drawing/2016/5/12/chartex" xmlns:cx7="http://schemas.microsoft.com/office/drawing/2016/5/13/chartex" xmlns:cx8="http://schemas.microsoft.com/office/drawing/2016/5/14/chartex" xmlns:aink="http://schemas.microsoft.com/office/drawing/2016/ink" xmlns:am3d="http://schemas.microsoft.com/office/drawing/2017/model3d" xmlns:oel="http://schemas.microsoft.com/office/2019/extlst" xmlns:w16cex="http://schemas.microsoft.com/office/word/2018/wordml/cex" xmlns:w16cid="http://schemas.microsoft.com/office/word/2016/wordml/cid" xmlns:w16="http://schemas.microsoft.com/office/word/2018/wordml" xmlns:w16du="http://schemas.microsoft.com/office/word/2023/wordml/word16du" xmlns:w16sdtdh="http://schemas.microsoft.com/office/word/2020/wordml/sdtdatahash" xmlns:w16sdtfl="http://schemas.microsoft.com/office/word/2024/wordml/sdtformatlock">
             <w:pict>
               <v:line w14:anchorId="5E9584DA" id="Straight Connector 1" o:spid="_x0000_s1026" style="position:absolute;z-index:251670528;visibility:visible;mso-wrap-style:square;mso-width-percent:0;mso-wrap-distance-left:9pt;mso-wrap-distance-top:0;mso-wrap-distance-right:9pt;mso-wrap-distance-bottom:0;mso-position-horizontal:center;mso-position-horizontal-relative:margin;mso-position-vertical:absolute;mso-position-vertical-relative:text;mso-width-percent:0;mso-width-relative:margin" from="0,66.4pt" to="111.65pt,66.4pt" o:gfxdata="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" strokecolor="black [3200]" strokeweight=".5pt">
                 <v:stroke joinstyle="miter"/>
@@ -3385,7 +3385,7 @@
       <w:rPr>
         <w:noProof/>
       </w:rPr>
-      <w:t>3</w:t>
+      <w:t>5</w:t>
     </w:r>
     <w:r>
       <w:rPr>

--- a/CÔNG TY TNHH DEMAN (VIỆT NAM) MÁY NÉN KHÍ TIẾT KIỆM NĂNG LƯỢNG/ChiNhanh/Deman_ChiNhanh_ThayDoiDiaChi/Deman_ThongBaoMau19.docx
+++ b/CÔNG TY TNHH DEMAN (VIỆT NAM) MÁY NÉN KHÍ TIẾT KIỆM NĂNG LƯỢNG/ChiNhanh/Deman_ChiNhanh_ThayDoiDiaChi/Deman_ThongBaoMau19.docx
@@ -1,6 +1,6 @@
 
 <file path=word/document.xml><?xml version="1.0" encoding="utf-8"?>
-<w:document xmlns:wpc="http://schemas.microsoft.com/office/word/2010/wordprocessingCanvas" xmlns:cx="http://schemas.microsoft.com/office/drawing/2014/chartex" xmlns:cx1="http://schemas.microsoft.com/office/drawing/2015/9/8/chartex" xmlns:mc="http://schemas.openxmlformats.org/markup-compatibility/2006" xmlns:o="urn:schemas-microsoft-com:office:office" xmlns:r="http://schemas.openxmlformats.org/officeDocument/2006/relationships" xmlns:m="http://schemas.openxmlformats.org/officeDocument/2006/math" xmlns:v="urn:schemas-microsoft-com:vml" xmlns:wp14="http://schemas.microsoft.com/office/word/2010/wordprocessingDrawing" xmlns:wp="http://schemas.openxmlformats.org/drawingml/2006/wordprocessingDrawing" xmlns:w10="urn:schemas-microsoft-com:office:word" xmlns:w="http://schemas.openxmlformats.org/wordprocessingml/2006/main" xmlns:w14="http://schemas.microsoft.com/office/word/2010/wordml" xmlns:w15="http://schemas.microsoft.com/office/word/2012/wordml" xmlns:w16se="http://schemas.microsoft.com/office/word/2015/wordml/symex" xmlns:wpg="http://schemas.microsoft.com/office/word/2010/wordprocessingGroup" xmlns:wpi="http://schemas.microsoft.com/office/word/2010/wordprocessingInk" xmlns:wne="http://schemas.microsoft.com/office/word/2006/wordml" xmlns:wps="http://schemas.microsoft.com/office/word/2010/wordprocessingShape" mc:Ignorable="w14 w15 w16se wp14">
+<w:document xmlns:wpc="http://schemas.microsoft.com/office/word/2010/wordprocessingCanvas" xmlns:cx="http://schemas.microsoft.com/office/drawing/2014/chartex" xmlns:cx1="http://schemas.microsoft.com/office/drawing/2015/9/8/chartex" xmlns:cx2="http://schemas.microsoft.com/office/drawing/2015/10/21/chartex" xmlns:cx3="http://schemas.microsoft.com/office/drawing/2016/5/9/chartex" xmlns:cx4="http://schemas.microsoft.com/office/drawing/2016/5/10/chartex" xmlns:cx5="http://schemas.microsoft.com/office/drawing/2016/5/11/chartex" xmlns:cx6="http://schemas.microsoft.com/office/drawing/2016/5/12/chartex" xmlns:cx7="http://schemas.microsoft.com/office/drawing/2016/5/13/chartex" xmlns:cx8="http://schemas.microsoft.com/office/drawing/2016/5/14/chartex" xmlns:mc="http://schemas.openxmlformats.org/markup-compatibility/2006" xmlns:aink="http://schemas.microsoft.com/office/drawing/2016/ink" xmlns:am3d="http://schemas.microsoft.com/office/drawing/2017/model3d" xmlns:o="urn:schemas-microsoft-com:office:office" xmlns:oel="http://schemas.microsoft.com/office/2019/extlst" xmlns:r="http://schemas.openxmlformats.org/officeDocument/2006/relationships" xmlns:m="http://schemas.openxmlformats.org/officeDocument/2006/math" xmlns:v="urn:schemas-microsoft-com:vml" xmlns:wp14="http://schemas.microsoft.com/office/word/2010/wordprocessingDrawing" xmlns:wp="http://schemas.openxmlformats.org/drawingml/2006/wordprocessingDrawing" xmlns:w10="urn:schemas-microsoft-com:office:word" xmlns:w="http://schemas.openxmlformats.org/wordprocessingml/2006/main" xmlns:w14="http://schemas.microsoft.com/office/word/2010/wordml" xmlns:w15="http://schemas.microsoft.com/office/word/2012/wordml" xmlns:w16cex="http://schemas.microsoft.com/office/word/2018/wordml/cex" xmlns:w16cid="http://schemas.microsoft.com/office/word/2016/wordml/cid" xmlns:w16="http://schemas.microsoft.com/office/word/2018/wordml" xmlns:w16du="http://schemas.microsoft.com/office/word/2023/wordml/word16du" xmlns:w16sdtdh="http://schemas.microsoft.com/office/word/2020/wordml/sdtdatahash" xmlns:w16sdtfl="http://schemas.microsoft.com/office/word/2024/wordml/sdtformatlock" xmlns:w16se="http://schemas.microsoft.com/office/word/2015/wordml/symex" xmlns:wpg="http://schemas.microsoft.com/office/word/2010/wordprocessingGroup" xmlns:wpi="http://schemas.microsoft.com/office/word/2010/wordprocessingInk" xmlns:wne="http://schemas.microsoft.com/office/word/2006/wordml" xmlns:wps="http://schemas.microsoft.com/office/word/2010/wordprocessingShape" mc:Ignorable="w14 w15 w16se w16cid w16 w16cex w16sdtdh w16sdtfl w16du wp14">
   <w:body>
     <w:p>
       <w:pPr>
@@ -188,7 +188,7 @@
                     </wp:anchor>
                   </w:drawing>
                 </mc:Choice>
-                <mc:Fallback xmlns:cx2="http://schemas.microsoft.com/office/drawing/2015/10/21/chartex" xmlns:cx3="http://schemas.microsoft.com/office/drawing/2016/5/9/chartex" xmlns:cx4="http://schemas.microsoft.com/office/drawing/2016/5/10/chartex" xmlns:cx5="http://schemas.microsoft.com/office/drawing/2016/5/11/chartex" xmlns:cx6="http://schemas.microsoft.com/office/drawing/2016/5/12/chartex" xmlns:cx7="http://schemas.microsoft.com/office/drawing/2016/5/13/chartex" xmlns:cx8="http://schemas.microsoft.com/office/drawing/2016/5/14/chartex" xmlns:aink="http://schemas.microsoft.com/office/drawing/2016/ink" xmlns:am3d="http://schemas.microsoft.com/office/drawing/2017/model3d" xmlns:oel="http://schemas.microsoft.com/office/2019/extlst" xmlns:w16cex="http://schemas.microsoft.com/office/word/2018/wordml/cex" xmlns:w16cid="http://schemas.microsoft.com/office/word/2016/wordml/cid" xmlns:w16="http://schemas.microsoft.com/office/word/2018/wordml" xmlns:w16du="http://schemas.microsoft.com/office/word/2023/wordml/word16du" xmlns:w16sdtdh="http://schemas.microsoft.com/office/word/2020/wordml/sdtdatahash" xmlns:w16sdtfl="http://schemas.microsoft.com/office/word/2024/wordml/sdtformatlock">
+                <mc:Fallback>
                   <w:pict>
                     <v:line w14:anchorId="1C8DBCDC" id="Line 159" o:spid="_x0000_s1026" style="position:absolute;z-index:251669504;visibility:visible;mso-wrap-style:square;mso-width-percent:0;mso-height-percent:0;mso-wrap-distance-left:9pt;mso-wrap-distance-top:-3e-5mm;mso-wrap-distance-right:9pt;mso-wrap-distance-bottom:-3e-5mm;mso-position-horizontal:center;mso-position-horizontal-relative:margin;mso-position-vertical:absolute;mso-position-vertical-relative:text;mso-width-percent:0;mso-height-percent:0;mso-width-relative:page;mso-height-relative:page" from="0,15.5pt" to="158.75pt,15.5pt" o:gfxdata="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">
                       <w10:wrap anchorx="margin"/>
@@ -197,6 +197,7 @@
                 </mc:Fallback>
               </mc:AlternateContent>
             </w:r>
+            <w:proofErr w:type="spellStart"/>
             <w:r>
               <w:rPr>
                 <w:rFonts w:eastAsia="Times New Roman"/>
@@ -204,8 +205,89 @@
                 <w:sz w:val="26"/>
                 <w:szCs w:val="26"/>
               </w:rPr>
-              <w:t>Độc lập - Tự do - Hạnh phúc</w:t>
+              <w:t>Độc</w:t>
             </w:r>
+            <w:proofErr w:type="spellEnd"/>
+            <w:r>
+              <w:rPr>
+                <w:rFonts w:eastAsia="Times New Roman"/>
+                <w:b/>
+                <w:sz w:val="26"/>
+                <w:szCs w:val="26"/>
+              </w:rPr>
+              <w:t xml:space="preserve"> </w:t>
+            </w:r>
+            <w:proofErr w:type="spellStart"/>
+            <w:r>
+              <w:rPr>
+                <w:rFonts w:eastAsia="Times New Roman"/>
+                <w:b/>
+                <w:sz w:val="26"/>
+                <w:szCs w:val="26"/>
+              </w:rPr>
+              <w:t>lập</w:t>
+            </w:r>
+            <w:proofErr w:type="spellEnd"/>
+            <w:r>
+              <w:rPr>
+                <w:rFonts w:eastAsia="Times New Roman"/>
+                <w:b/>
+                <w:sz w:val="26"/>
+                <w:szCs w:val="26"/>
+              </w:rPr>
+              <w:t xml:space="preserve"> - </w:t>
+            </w:r>
+            <w:proofErr w:type="spellStart"/>
+            <w:r>
+              <w:rPr>
+                <w:rFonts w:eastAsia="Times New Roman"/>
+                <w:b/>
+                <w:sz w:val="26"/>
+                <w:szCs w:val="26"/>
+              </w:rPr>
+              <w:t>Tự</w:t>
+            </w:r>
+            <w:proofErr w:type="spellEnd"/>
+            <w:r>
+              <w:rPr>
+                <w:rFonts w:eastAsia="Times New Roman"/>
+                <w:b/>
+                <w:sz w:val="26"/>
+                <w:szCs w:val="26"/>
+              </w:rPr>
+              <w:t xml:space="preserve"> do - </w:t>
+            </w:r>
+            <w:proofErr w:type="spellStart"/>
+            <w:r>
+              <w:rPr>
+                <w:rFonts w:eastAsia="Times New Roman"/>
+                <w:b/>
+                <w:sz w:val="26"/>
+                <w:szCs w:val="26"/>
+              </w:rPr>
+              <w:t>Hạnh</w:t>
+            </w:r>
+            <w:proofErr w:type="spellEnd"/>
+            <w:r>
+              <w:rPr>
+                <w:rFonts w:eastAsia="Times New Roman"/>
+                <w:b/>
+                <w:sz w:val="26"/>
+                <w:szCs w:val="26"/>
+              </w:rPr>
+              <w:t xml:space="preserve"> </w:t>
+            </w:r>
+            <w:proofErr w:type="spellStart"/>
+            <w:r>
+              <w:rPr>
+                <w:rFonts w:eastAsia="Times New Roman"/>
+                <w:b/>
+                <w:sz w:val="26"/>
+                <w:szCs w:val="26"/>
+              </w:rPr>
+              <w:t>phúc</w:t>
+            </w:r>
+            <w:proofErr w:type="spellEnd"/>
           </w:p>
         </w:tc>
       </w:tr>
@@ -224,13 +306,23 @@
                 <w:szCs w:val="26"/>
               </w:rPr>
             </w:pPr>
+            <w:proofErr w:type="spellStart"/>
             <w:r>
               <w:rPr>
                 <w:rFonts w:eastAsia="Times New Roman"/>
                 <w:sz w:val="26"/>
                 <w:szCs w:val="26"/>
               </w:rPr>
-              <w:t xml:space="preserve">Số: </w:t>
+              <w:t>Số</w:t>
+            </w:r>
+            <w:proofErr w:type="spellEnd"/>
+            <w:r>
+              <w:rPr>
+                <w:rFonts w:eastAsia="Times New Roman"/>
+                <w:sz w:val="26"/>
+                <w:szCs w:val="26"/>
+              </w:rPr>
+              <w:t xml:space="preserve">: </w:t>
             </w:r>
             <w:r>
               <w:rPr>
@@ -271,8 +363,9 @@
                 <w:sz w:val="26"/>
                 <w:szCs w:val="26"/>
               </w:rPr>
-              <w:t>TP. Hồ Chí Minh</w:t>
+              <w:t xml:space="preserve">TP. </w:t>
             </w:r>
+            <w:proofErr w:type="spellStart"/>
             <w:r>
               <w:rPr>
                 <w:rFonts w:eastAsia="Times New Roman"/>
@@ -280,8 +373,9 @@
                 <w:sz w:val="26"/>
                 <w:szCs w:val="26"/>
               </w:rPr>
-              <w:t>, ngày</w:t>
+              <w:t>Hồ</w:t>
             </w:r>
+            <w:proofErr w:type="spellEnd"/>
             <w:r>
               <w:rPr>
                 <w:rFonts w:eastAsia="Times New Roman"/>
@@ -289,7 +383,7 @@
                 <w:sz w:val="26"/>
                 <w:szCs w:val="26"/>
               </w:rPr>
-              <w:t xml:space="preserve"> </w:t>
+              <w:t xml:space="preserve"> Chí Minh</w:t>
             </w:r>
             <w:r>
               <w:rPr>
@@ -298,8 +392,9 @@
                 <w:sz w:val="26"/>
                 <w:szCs w:val="26"/>
               </w:rPr>
-              <w:t>24</w:t>
+              <w:t xml:space="preserve">, </w:t>
             </w:r>
+            <w:proofErr w:type="spellStart"/>
             <w:r>
               <w:rPr>
                 <w:rFonts w:eastAsia="Times New Roman"/>
@@ -307,8 +402,9 @@
                 <w:sz w:val="26"/>
                 <w:szCs w:val="26"/>
               </w:rPr>
-              <w:t xml:space="preserve"> </w:t>
+              <w:t>ngày</w:t>
             </w:r>
+            <w:proofErr w:type="spellEnd"/>
             <w:r>
               <w:rPr>
                 <w:rFonts w:eastAsia="Times New Roman"/>
@@ -316,7 +412,7 @@
                 <w:sz w:val="26"/>
                 <w:szCs w:val="26"/>
               </w:rPr>
-              <w:t>tháng</w:t>
+              <w:t xml:space="preserve"> </w:t>
             </w:r>
             <w:r>
               <w:rPr>
@@ -325,7 +421,7 @@
                 <w:sz w:val="26"/>
                 <w:szCs w:val="26"/>
               </w:rPr>
-              <w:t xml:space="preserve"> </w:t>
+              <w:t>24</w:t>
             </w:r>
             <w:r>
               <w:rPr>
@@ -334,10 +430,9 @@
                 <w:sz w:val="26"/>
                 <w:szCs w:val="26"/>
               </w:rPr>
-              <w:t>8</w:t>
+              <w:t xml:space="preserve"> </w:t>
             </w:r>
-            <w:bookmarkStart w:id="0" w:name="_GoBack"/>
-            <w:bookmarkEnd w:id="0"/>
+            <w:proofErr w:type="spellStart"/>
             <w:r>
               <w:rPr>
                 <w:rFonts w:eastAsia="Times New Roman"/>
@@ -345,7 +440,55 @@
                 <w:sz w:val="26"/>
                 <w:szCs w:val="26"/>
               </w:rPr>
-              <w:t xml:space="preserve"> năm </w:t>
+              <w:t>tháng</w:t>
+            </w:r>
+            <w:proofErr w:type="spellEnd"/>
+            <w:r>
+              <w:rPr>
+                <w:rFonts w:eastAsia="Times New Roman"/>
+                <w:i/>
+                <w:sz w:val="26"/>
+                <w:szCs w:val="26"/>
+              </w:rPr>
+              <w:t xml:space="preserve"> </w:t>
+            </w:r>
+            <w:r>
+              <w:rPr>
+                <w:rFonts w:eastAsia="Times New Roman"/>
+                <w:i/>
+                <w:sz w:val="26"/>
+                <w:szCs w:val="26"/>
+              </w:rPr>
+              <w:t>8</w:t>
+            </w:r>
+            <w:r>
+              <w:rPr>
+                <w:rFonts w:eastAsia="Times New Roman"/>
+                <w:i/>
+                <w:sz w:val="26"/>
+                <w:szCs w:val="26"/>
+              </w:rPr>
+              <w:t xml:space="preserve"> </w:t>
+            </w:r>
+            <w:proofErr w:type="spellStart"/>
+            <w:r>
+              <w:rPr>
+                <w:rFonts w:eastAsia="Times New Roman"/>
+                <w:i/>
+                <w:sz w:val="26"/>
+                <w:szCs w:val="26"/>
+              </w:rPr>
+              <w:t>năm</w:t>
+            </w:r>
+            <w:proofErr w:type="spellEnd"/>
+            <w:r>
+              <w:rPr>
+                <w:rFonts w:eastAsia="Times New Roman"/>
+                <w:i/>
+                <w:sz w:val="26"/>
+                <w:szCs w:val="26"/>
+              </w:rPr>
+              <w:t xml:space="preserve"> </w:t>
             </w:r>
             <w:r>
               <w:rPr>
@@ -434,7 +577,7 @@
               </wp:anchor>
             </w:drawing>
           </mc:Choice>
-          <mc:Fallback xmlns:cx2="http://schemas.microsoft.com/office/drawing/2015/10/21/chartex" xmlns:cx3="http://schemas.microsoft.com/office/drawing/2016/5/9/chartex" xmlns:cx4="http://schemas.microsoft.com/office/drawing/2016/5/10/chartex" xmlns:cx5="http://schemas.microsoft.com/office/drawing/2016/5/11/chartex" xmlns:cx6="http://schemas.microsoft.com/office/drawing/2016/5/12/chartex" xmlns:cx7="http://schemas.microsoft.com/office/drawing/2016/5/13/chartex" xmlns:cx8="http://schemas.microsoft.com/office/drawing/2016/5/14/chartex" xmlns:aink="http://schemas.microsoft.com/office/drawing/2016/ink" xmlns:am3d="http://schemas.microsoft.com/office/drawing/2017/model3d" xmlns:oel="http://schemas.microsoft.com/office/2019/extlst" xmlns:w16cex="http://schemas.microsoft.com/office/word/2018/wordml/cex" xmlns:w16cid="http://schemas.microsoft.com/office/word/2016/wordml/cid" xmlns:w16="http://schemas.microsoft.com/office/word/2018/wordml" xmlns:w16du="http://schemas.microsoft.com/office/word/2023/wordml/word16du" xmlns:w16sdtdh="http://schemas.microsoft.com/office/word/2020/wordml/sdtdatahash" xmlns:w16sdtfl="http://schemas.microsoft.com/office/word/2024/wordml/sdtformatlock">
+          <mc:Fallback>
             <w:pict>
               <v:line w14:anchorId="5E9584DA" id="Straight Connector 1" o:spid="_x0000_s1026" style="position:absolute;z-index:251670528;visibility:visible;mso-wrap-style:square;mso-width-percent:0;mso-wrap-distance-left:9pt;mso-wrap-distance-top:0;mso-wrap-distance-right:9pt;mso-wrap-distance-bottom:0;mso-position-horizontal:center;mso-position-horizontal-relative:margin;mso-position-vertical:absolute;mso-position-vertical-relative:text;mso-width-percent:0;mso-width-relative:margin" from="0,66.4pt" to="111.65pt,66.4pt" o:gfxdata="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" strokecolor="black [3200]" strokeweight=".5pt">
                 <v:stroke joinstyle="miter"/>
@@ -459,16 +602,338 @@
           <w:szCs w:val="28"/>
         </w:rPr>
         <w:br/>
-        <w:t>Đăng ký thay đổi nội dung đăng ký hoạt động chi nhánh/</w:t>
-      </w:r>
+      </w:r>
+      <w:proofErr w:type="spellStart"/>
       <w:r>
         <w:rPr>
           <w:b/>
           <w:sz w:val="28"/>
           <w:szCs w:val="28"/>
         </w:rPr>
+        <w:t>Đăng</w:t>
+      </w:r>
+      <w:proofErr w:type="spellEnd"/>
+      <w:r>
+        <w:rPr>
+          <w:b/>
+          <w:sz w:val="28"/>
+          <w:szCs w:val="28"/>
+        </w:rPr>
+        <w:t xml:space="preserve"> </w:t>
+      </w:r>
+      <w:proofErr w:type="spellStart"/>
+      <w:r>
+        <w:rPr>
+          <w:b/>
+          <w:sz w:val="28"/>
+          <w:szCs w:val="28"/>
+        </w:rPr>
+        <w:t>ký</w:t>
+      </w:r>
+      <w:proofErr w:type="spellEnd"/>
+      <w:r>
+        <w:rPr>
+          <w:b/>
+          <w:sz w:val="28"/>
+          <w:szCs w:val="28"/>
+        </w:rPr>
+        <w:t xml:space="preserve"> </w:t>
+      </w:r>
+      <w:proofErr w:type="spellStart"/>
+      <w:r>
+        <w:rPr>
+          <w:b/>
+          <w:sz w:val="28"/>
+          <w:szCs w:val="28"/>
+        </w:rPr>
+        <w:t>thay</w:t>
+      </w:r>
+      <w:proofErr w:type="spellEnd"/>
+      <w:r>
+        <w:rPr>
+          <w:b/>
+          <w:sz w:val="28"/>
+          <w:szCs w:val="28"/>
+        </w:rPr>
+        <w:t xml:space="preserve"> </w:t>
+      </w:r>
+      <w:proofErr w:type="spellStart"/>
+      <w:r>
+        <w:rPr>
+          <w:b/>
+          <w:sz w:val="28"/>
+          <w:szCs w:val="28"/>
+        </w:rPr>
+        <w:t>đổi</w:t>
+      </w:r>
+      <w:proofErr w:type="spellEnd"/>
+      <w:r>
+        <w:rPr>
+          <w:b/>
+          <w:sz w:val="28"/>
+          <w:szCs w:val="28"/>
+        </w:rPr>
+        <w:t xml:space="preserve"> </w:t>
+      </w:r>
+      <w:proofErr w:type="spellStart"/>
+      <w:r>
+        <w:rPr>
+          <w:b/>
+          <w:sz w:val="28"/>
+          <w:szCs w:val="28"/>
+        </w:rPr>
+        <w:t>nội</w:t>
+      </w:r>
+      <w:proofErr w:type="spellEnd"/>
+      <w:r>
+        <w:rPr>
+          <w:b/>
+          <w:sz w:val="28"/>
+          <w:szCs w:val="28"/>
+        </w:rPr>
+        <w:t xml:space="preserve"> dung </w:t>
+      </w:r>
+      <w:proofErr w:type="spellStart"/>
+      <w:r>
+        <w:rPr>
+          <w:b/>
+          <w:sz w:val="28"/>
+          <w:szCs w:val="28"/>
+        </w:rPr>
+        <w:t>đăng</w:t>
+      </w:r>
+      <w:proofErr w:type="spellEnd"/>
+      <w:r>
+        <w:rPr>
+          <w:b/>
+          <w:sz w:val="28"/>
+          <w:szCs w:val="28"/>
+        </w:rPr>
+        <w:t xml:space="preserve"> </w:t>
+      </w:r>
+      <w:proofErr w:type="spellStart"/>
+      <w:r>
+        <w:rPr>
+          <w:b/>
+          <w:sz w:val="28"/>
+          <w:szCs w:val="28"/>
+        </w:rPr>
+        <w:t>ký</w:t>
+      </w:r>
+      <w:proofErr w:type="spellEnd"/>
+      <w:r>
+        <w:rPr>
+          <w:b/>
+          <w:sz w:val="28"/>
+          <w:szCs w:val="28"/>
+        </w:rPr>
+        <w:t xml:space="preserve"> </w:t>
+      </w:r>
+      <w:proofErr w:type="spellStart"/>
+      <w:r>
+        <w:rPr>
+          <w:b/>
+          <w:sz w:val="28"/>
+          <w:szCs w:val="28"/>
+        </w:rPr>
+        <w:t>hoạt</w:t>
+      </w:r>
+      <w:proofErr w:type="spellEnd"/>
+      <w:r>
+        <w:rPr>
+          <w:b/>
+          <w:sz w:val="28"/>
+          <w:szCs w:val="28"/>
+        </w:rPr>
+        <w:t xml:space="preserve"> </w:t>
+      </w:r>
+      <w:proofErr w:type="spellStart"/>
+      <w:r>
+        <w:rPr>
+          <w:b/>
+          <w:sz w:val="28"/>
+          <w:szCs w:val="28"/>
+        </w:rPr>
+        <w:t>động</w:t>
+      </w:r>
+      <w:proofErr w:type="spellEnd"/>
+      <w:r>
+        <w:rPr>
+          <w:b/>
+          <w:sz w:val="28"/>
+          <w:szCs w:val="28"/>
+        </w:rPr>
+        <w:t xml:space="preserve"> chi </w:t>
+      </w:r>
+      <w:proofErr w:type="spellStart"/>
+      <w:r>
+        <w:rPr>
+          <w:b/>
+          <w:sz w:val="28"/>
+          <w:szCs w:val="28"/>
+        </w:rPr>
+        <w:t>nhánh</w:t>
+      </w:r>
+      <w:proofErr w:type="spellEnd"/>
+      <w:r>
+        <w:rPr>
+          <w:b/>
+          <w:sz w:val="28"/>
+          <w:szCs w:val="28"/>
+        </w:rPr>
+        <w:t>/</w:t>
+      </w:r>
+      <w:r>
+        <w:rPr>
+          <w:b/>
+          <w:sz w:val="28"/>
+          <w:szCs w:val="28"/>
+        </w:rPr>
         <w:br/>
-        <w:t xml:space="preserve">văn phòng đại diện/địa điểm kinh doanh </w:t>
+      </w:r>
+      <w:proofErr w:type="spellStart"/>
+      <w:r>
+        <w:rPr>
+          <w:b/>
+          <w:sz w:val="28"/>
+          <w:szCs w:val="28"/>
+        </w:rPr>
+        <w:t>văn</w:t>
+      </w:r>
+      <w:proofErr w:type="spellEnd"/>
+      <w:r>
+        <w:rPr>
+          <w:b/>
+          <w:sz w:val="28"/>
+          <w:szCs w:val="28"/>
+        </w:rPr>
+        <w:t xml:space="preserve"> </w:t>
+      </w:r>
+      <w:proofErr w:type="spellStart"/>
+      <w:r>
+        <w:rPr>
+          <w:b/>
+          <w:sz w:val="28"/>
+          <w:szCs w:val="28"/>
+        </w:rPr>
+        <w:t>phòng</w:t>
+      </w:r>
+      <w:proofErr w:type="spellEnd"/>
+      <w:r>
+        <w:rPr>
+          <w:b/>
+          <w:sz w:val="28"/>
+          <w:szCs w:val="28"/>
+        </w:rPr>
+        <w:t xml:space="preserve"> </w:t>
+      </w:r>
+      <w:proofErr w:type="spellStart"/>
+      <w:r>
+        <w:rPr>
+          <w:b/>
+          <w:sz w:val="28"/>
+          <w:szCs w:val="28"/>
+        </w:rPr>
+        <w:t>đại</w:t>
+      </w:r>
+      <w:proofErr w:type="spellEnd"/>
+      <w:r>
+        <w:rPr>
+          <w:b/>
+          <w:sz w:val="28"/>
+          <w:szCs w:val="28"/>
+        </w:rPr>
+        <w:t xml:space="preserve"> </w:t>
+      </w:r>
+      <w:proofErr w:type="spellStart"/>
+      <w:r>
+        <w:rPr>
+          <w:b/>
+          <w:sz w:val="28"/>
+          <w:szCs w:val="28"/>
+        </w:rPr>
+        <w:t>diện</w:t>
+      </w:r>
+      <w:proofErr w:type="spellEnd"/>
+      <w:r>
+        <w:rPr>
+          <w:b/>
+          <w:sz w:val="28"/>
+          <w:szCs w:val="28"/>
+        </w:rPr>
+        <w:t>/</w:t>
+      </w:r>
+      <w:proofErr w:type="spellStart"/>
+      <w:r>
+        <w:rPr>
+          <w:b/>
+          <w:sz w:val="28"/>
+          <w:szCs w:val="28"/>
+        </w:rPr>
+        <w:t>địa</w:t>
+      </w:r>
+      <w:proofErr w:type="spellEnd"/>
+      <w:r>
+        <w:rPr>
+          <w:b/>
+          <w:sz w:val="28"/>
+          <w:szCs w:val="28"/>
+        </w:rPr>
+        <w:t xml:space="preserve"> </w:t>
+      </w:r>
+      <w:proofErr w:type="spellStart"/>
+      <w:r>
+        <w:rPr>
+          <w:b/>
+          <w:sz w:val="28"/>
+          <w:szCs w:val="28"/>
+        </w:rPr>
+        <w:t>điểm</w:t>
+      </w:r>
+      <w:proofErr w:type="spellEnd"/>
+      <w:r>
+        <w:rPr>
+          <w:b/>
+          <w:sz w:val="28"/>
+          <w:szCs w:val="28"/>
+        </w:rPr>
+        <w:t xml:space="preserve"> </w:t>
+      </w:r>
+      <w:proofErr w:type="spellStart"/>
+      <w:r>
+        <w:rPr>
+          <w:b/>
+          <w:sz w:val="28"/>
+          <w:szCs w:val="28"/>
+        </w:rPr>
+        <w:t>kinh</w:t>
+      </w:r>
+      <w:proofErr w:type="spellEnd"/>
+      <w:r>
+        <w:rPr>
+          <w:b/>
+          <w:sz w:val="28"/>
+          <w:szCs w:val="28"/>
+        </w:rPr>
+        <w:t xml:space="preserve"> </w:t>
+      </w:r>
+      <w:proofErr w:type="spellStart"/>
+      <w:r>
+        <w:rPr>
+          <w:b/>
+          <w:sz w:val="28"/>
+          <w:szCs w:val="28"/>
+        </w:rPr>
+        <w:t>doanh</w:t>
+      </w:r>
+      <w:proofErr w:type="spellEnd"/>
+      <w:r>
+        <w:rPr>
+          <w:b/>
+          <w:sz w:val="28"/>
+          <w:szCs w:val="28"/>
+        </w:rPr>
+        <w:t xml:space="preserve"> </w:t>
       </w:r>
     </w:p>
     <w:p>
@@ -481,14 +946,43 @@
           <w:szCs w:val="28"/>
         </w:rPr>
       </w:pPr>
-      <w:r>
-        <w:rPr>
-          <w:rFonts w:eastAsia="Times New Roman"/>
-          <w:sz w:val="28"/>
-          <w:szCs w:val="28"/>
-        </w:rPr>
-        <w:t xml:space="preserve">Kính gửi: </w:t>
-      </w:r>
+      <w:proofErr w:type="spellStart"/>
+      <w:r>
+        <w:rPr>
+          <w:rFonts w:eastAsia="Times New Roman"/>
+          <w:sz w:val="28"/>
+          <w:szCs w:val="28"/>
+        </w:rPr>
+        <w:t>Kính</w:t>
+      </w:r>
+      <w:proofErr w:type="spellEnd"/>
+      <w:r>
+        <w:rPr>
+          <w:rFonts w:eastAsia="Times New Roman"/>
+          <w:sz w:val="28"/>
+          <w:szCs w:val="28"/>
+        </w:rPr>
+        <w:t xml:space="preserve"> </w:t>
+      </w:r>
+      <w:proofErr w:type="spellStart"/>
+      <w:r>
+        <w:rPr>
+          <w:rFonts w:eastAsia="Times New Roman"/>
+          <w:sz w:val="28"/>
+          <w:szCs w:val="28"/>
+        </w:rPr>
+        <w:t>gửi</w:t>
+      </w:r>
+      <w:proofErr w:type="spellEnd"/>
+      <w:r>
+        <w:rPr>
+          <w:rFonts w:eastAsia="Times New Roman"/>
+          <w:sz w:val="28"/>
+          <w:szCs w:val="28"/>
+        </w:rPr>
+        <w:t xml:space="preserve">: </w:t>
+      </w:r>
+      <w:proofErr w:type="spellStart"/>
       <w:r>
         <w:rPr>
           <w:i/>
@@ -496,7 +990,137 @@
           <w:sz w:val="28"/>
           <w:szCs w:val="28"/>
         </w:rPr>
-        <w:t>Phòng đăng ký kinh doanh Thành phố Hồ Chí Minh</w:t>
+        <w:t>Phòng</w:t>
+      </w:r>
+      <w:proofErr w:type="spellEnd"/>
+      <w:r>
+        <w:rPr>
+          <w:i/>
+          <w:iCs/>
+          <w:sz w:val="28"/>
+          <w:szCs w:val="28"/>
+        </w:rPr>
+        <w:t xml:space="preserve"> </w:t>
+      </w:r>
+      <w:proofErr w:type="spellStart"/>
+      <w:r>
+        <w:rPr>
+          <w:i/>
+          <w:iCs/>
+          <w:sz w:val="28"/>
+          <w:szCs w:val="28"/>
+        </w:rPr>
+        <w:t>đăng</w:t>
+      </w:r>
+      <w:proofErr w:type="spellEnd"/>
+      <w:r>
+        <w:rPr>
+          <w:i/>
+          <w:iCs/>
+          <w:sz w:val="28"/>
+          <w:szCs w:val="28"/>
+        </w:rPr>
+        <w:t xml:space="preserve"> </w:t>
+      </w:r>
+      <w:proofErr w:type="spellStart"/>
+      <w:r>
+        <w:rPr>
+          <w:i/>
+          <w:iCs/>
+          <w:sz w:val="28"/>
+          <w:szCs w:val="28"/>
+        </w:rPr>
+        <w:t>ký</w:t>
+      </w:r>
+      <w:proofErr w:type="spellEnd"/>
+      <w:r>
+        <w:rPr>
+          <w:i/>
+          <w:iCs/>
+          <w:sz w:val="28"/>
+          <w:szCs w:val="28"/>
+        </w:rPr>
+        <w:t xml:space="preserve"> </w:t>
+      </w:r>
+      <w:proofErr w:type="spellStart"/>
+      <w:r>
+        <w:rPr>
+          <w:i/>
+          <w:iCs/>
+          <w:sz w:val="28"/>
+          <w:szCs w:val="28"/>
+        </w:rPr>
+        <w:t>kinh</w:t>
+      </w:r>
+      <w:proofErr w:type="spellEnd"/>
+      <w:r>
+        <w:rPr>
+          <w:i/>
+          <w:iCs/>
+          <w:sz w:val="28"/>
+          <w:szCs w:val="28"/>
+        </w:rPr>
+        <w:t xml:space="preserve"> </w:t>
+      </w:r>
+      <w:proofErr w:type="spellStart"/>
+      <w:r>
+        <w:rPr>
+          <w:i/>
+          <w:iCs/>
+          <w:sz w:val="28"/>
+          <w:szCs w:val="28"/>
+        </w:rPr>
+        <w:t>doanh</w:t>
+      </w:r>
+      <w:proofErr w:type="spellEnd"/>
+      <w:r>
+        <w:rPr>
+          <w:i/>
+          <w:iCs/>
+          <w:sz w:val="28"/>
+          <w:szCs w:val="28"/>
+        </w:rPr>
+        <w:t xml:space="preserve"> Thành </w:t>
+      </w:r>
+      <w:proofErr w:type="spellStart"/>
+      <w:r>
+        <w:rPr>
+          <w:i/>
+          <w:iCs/>
+          <w:sz w:val="28"/>
+          <w:szCs w:val="28"/>
+        </w:rPr>
+        <w:t>phố</w:t>
+      </w:r>
+      <w:proofErr w:type="spellEnd"/>
+      <w:r>
+        <w:rPr>
+          <w:i/>
+          <w:iCs/>
+          <w:sz w:val="28"/>
+          <w:szCs w:val="28"/>
+        </w:rPr>
+        <w:t xml:space="preserve"> </w:t>
+      </w:r>
+      <w:proofErr w:type="spellStart"/>
+      <w:r>
+        <w:rPr>
+          <w:i/>
+          <w:iCs/>
+          <w:sz w:val="28"/>
+          <w:szCs w:val="28"/>
+        </w:rPr>
+        <w:t>Hồ</w:t>
+      </w:r>
+      <w:proofErr w:type="spellEnd"/>
+      <w:r>
+        <w:rPr>
+          <w:i/>
+          <w:iCs/>
+          <w:sz w:val="28"/>
+          <w:szCs w:val="28"/>
+        </w:rPr>
+        <w:t xml:space="preserve"> Chí Minh</w:t>
       </w:r>
     </w:p>
     <w:p>
@@ -511,23 +1135,131 @@
           <w:szCs w:val="28"/>
         </w:rPr>
       </w:pPr>
-      <w:r>
-        <w:rPr>
-          <w:rFonts w:eastAsia="Times New Roman"/>
-          <w:sz w:val="28"/>
-          <w:szCs w:val="28"/>
-        </w:rPr>
-        <w:t>Tên doanh nghiệp (</w:t>
-      </w:r>
-      <w:r>
-        <w:rPr>
-          <w:rFonts w:eastAsia="Times New Roman"/>
-          <w:i/>
-          <w:sz w:val="28"/>
-          <w:szCs w:val="28"/>
-        </w:rPr>
-        <w:t>ghi bằng chữ in hoa</w:t>
-      </w:r>
+      <w:proofErr w:type="spellStart"/>
+      <w:r>
+        <w:rPr>
+          <w:rFonts w:eastAsia="Times New Roman"/>
+          <w:sz w:val="28"/>
+          <w:szCs w:val="28"/>
+        </w:rPr>
+        <w:t>Tên</w:t>
+      </w:r>
+      <w:proofErr w:type="spellEnd"/>
+      <w:r>
+        <w:rPr>
+          <w:rFonts w:eastAsia="Times New Roman"/>
+          <w:sz w:val="28"/>
+          <w:szCs w:val="28"/>
+        </w:rPr>
+        <w:t xml:space="preserve"> </w:t>
+      </w:r>
+      <w:proofErr w:type="spellStart"/>
+      <w:r>
+        <w:rPr>
+          <w:rFonts w:eastAsia="Times New Roman"/>
+          <w:sz w:val="28"/>
+          <w:szCs w:val="28"/>
+        </w:rPr>
+        <w:t>doanh</w:t>
+      </w:r>
+      <w:proofErr w:type="spellEnd"/>
+      <w:r>
+        <w:rPr>
+          <w:rFonts w:eastAsia="Times New Roman"/>
+          <w:sz w:val="28"/>
+          <w:szCs w:val="28"/>
+        </w:rPr>
+        <w:t xml:space="preserve"> </w:t>
+      </w:r>
+      <w:proofErr w:type="spellStart"/>
+      <w:r>
+        <w:rPr>
+          <w:rFonts w:eastAsia="Times New Roman"/>
+          <w:sz w:val="28"/>
+          <w:szCs w:val="28"/>
+        </w:rPr>
+        <w:t>nghiệp</w:t>
+      </w:r>
+      <w:proofErr w:type="spellEnd"/>
+      <w:r>
+        <w:rPr>
+          <w:rFonts w:eastAsia="Times New Roman"/>
+          <w:sz w:val="28"/>
+          <w:szCs w:val="28"/>
+        </w:rPr>
+        <w:t xml:space="preserve"> (</w:t>
+      </w:r>
+      <w:proofErr w:type="spellStart"/>
+      <w:r>
+        <w:rPr>
+          <w:rFonts w:eastAsia="Times New Roman"/>
+          <w:i/>
+          <w:sz w:val="28"/>
+          <w:szCs w:val="28"/>
+        </w:rPr>
+        <w:t>ghi</w:t>
+      </w:r>
+      <w:proofErr w:type="spellEnd"/>
+      <w:r>
+        <w:rPr>
+          <w:rFonts w:eastAsia="Times New Roman"/>
+          <w:i/>
+          <w:sz w:val="28"/>
+          <w:szCs w:val="28"/>
+        </w:rPr>
+        <w:t xml:space="preserve"> </w:t>
+      </w:r>
+      <w:proofErr w:type="spellStart"/>
+      <w:r>
+        <w:rPr>
+          <w:rFonts w:eastAsia="Times New Roman"/>
+          <w:i/>
+          <w:sz w:val="28"/>
+          <w:szCs w:val="28"/>
+        </w:rPr>
+        <w:t>bằng</w:t>
+      </w:r>
+      <w:proofErr w:type="spellEnd"/>
+      <w:r>
+        <w:rPr>
+          <w:rFonts w:eastAsia="Times New Roman"/>
+          <w:i/>
+          <w:sz w:val="28"/>
+          <w:szCs w:val="28"/>
+        </w:rPr>
+        <w:t xml:space="preserve"> </w:t>
+      </w:r>
+      <w:proofErr w:type="spellStart"/>
+      <w:r>
+        <w:rPr>
+          <w:rFonts w:eastAsia="Times New Roman"/>
+          <w:i/>
+          <w:sz w:val="28"/>
+          <w:szCs w:val="28"/>
+        </w:rPr>
+        <w:t>chữ</w:t>
+      </w:r>
+      <w:proofErr w:type="spellEnd"/>
+      <w:r>
+        <w:rPr>
+          <w:rFonts w:eastAsia="Times New Roman"/>
+          <w:i/>
+          <w:sz w:val="28"/>
+          <w:szCs w:val="28"/>
+        </w:rPr>
+        <w:t xml:space="preserve"> in </w:t>
+      </w:r>
+      <w:proofErr w:type="spellStart"/>
+      <w:r>
+        <w:rPr>
+          <w:rFonts w:eastAsia="Times New Roman"/>
+          <w:i/>
+          <w:sz w:val="28"/>
+          <w:szCs w:val="28"/>
+        </w:rPr>
+        <w:t>hoa</w:t>
+      </w:r>
+      <w:proofErr w:type="spellEnd"/>
       <w:r>
         <w:rPr>
           <w:rFonts w:eastAsia="Times New Roman"/>
@@ -557,13 +1289,131 @@
           <w:szCs w:val="28"/>
         </w:rPr>
       </w:pPr>
-      <w:r>
-        <w:rPr>
-          <w:rFonts w:eastAsia="Times New Roman"/>
-          <w:sz w:val="28"/>
-          <w:szCs w:val="28"/>
-        </w:rPr>
-        <w:t xml:space="preserve">Mã số doanh nghiệp/Mã số thuế: </w:t>
+      <w:proofErr w:type="spellStart"/>
+      <w:r>
+        <w:rPr>
+          <w:rFonts w:eastAsia="Times New Roman"/>
+          <w:sz w:val="28"/>
+          <w:szCs w:val="28"/>
+        </w:rPr>
+        <w:t>Mã</w:t>
+      </w:r>
+      <w:proofErr w:type="spellEnd"/>
+      <w:r>
+        <w:rPr>
+          <w:rFonts w:eastAsia="Times New Roman"/>
+          <w:sz w:val="28"/>
+          <w:szCs w:val="28"/>
+        </w:rPr>
+        <w:t xml:space="preserve"> </w:t>
+      </w:r>
+      <w:proofErr w:type="spellStart"/>
+      <w:r>
+        <w:rPr>
+          <w:rFonts w:eastAsia="Times New Roman"/>
+          <w:sz w:val="28"/>
+          <w:szCs w:val="28"/>
+        </w:rPr>
+        <w:t>số</w:t>
+      </w:r>
+      <w:proofErr w:type="spellEnd"/>
+      <w:r>
+        <w:rPr>
+          <w:rFonts w:eastAsia="Times New Roman"/>
+          <w:sz w:val="28"/>
+          <w:szCs w:val="28"/>
+        </w:rPr>
+        <w:t xml:space="preserve"> </w:t>
+      </w:r>
+      <w:proofErr w:type="spellStart"/>
+      <w:r>
+        <w:rPr>
+          <w:rFonts w:eastAsia="Times New Roman"/>
+          <w:sz w:val="28"/>
+          <w:szCs w:val="28"/>
+        </w:rPr>
+        <w:t>doanh</w:t>
+      </w:r>
+      <w:proofErr w:type="spellEnd"/>
+      <w:r>
+        <w:rPr>
+          <w:rFonts w:eastAsia="Times New Roman"/>
+          <w:sz w:val="28"/>
+          <w:szCs w:val="28"/>
+        </w:rPr>
+        <w:t xml:space="preserve"> </w:t>
+      </w:r>
+      <w:proofErr w:type="spellStart"/>
+      <w:r>
+        <w:rPr>
+          <w:rFonts w:eastAsia="Times New Roman"/>
+          <w:sz w:val="28"/>
+          <w:szCs w:val="28"/>
+        </w:rPr>
+        <w:t>nghiệp</w:t>
+      </w:r>
+      <w:proofErr w:type="spellEnd"/>
+      <w:r>
+        <w:rPr>
+          <w:rFonts w:eastAsia="Times New Roman"/>
+          <w:sz w:val="28"/>
+          <w:szCs w:val="28"/>
+        </w:rPr>
+        <w:t>/</w:t>
+      </w:r>
+      <w:proofErr w:type="spellStart"/>
+      <w:r>
+        <w:rPr>
+          <w:rFonts w:eastAsia="Times New Roman"/>
+          <w:sz w:val="28"/>
+          <w:szCs w:val="28"/>
+        </w:rPr>
+        <w:t>Mã</w:t>
+      </w:r>
+      <w:proofErr w:type="spellEnd"/>
+      <w:r>
+        <w:rPr>
+          <w:rFonts w:eastAsia="Times New Roman"/>
+          <w:sz w:val="28"/>
+          <w:szCs w:val="28"/>
+        </w:rPr>
+        <w:t xml:space="preserve"> </w:t>
+      </w:r>
+      <w:proofErr w:type="spellStart"/>
+      <w:r>
+        <w:rPr>
+          <w:rFonts w:eastAsia="Times New Roman"/>
+          <w:sz w:val="28"/>
+          <w:szCs w:val="28"/>
+        </w:rPr>
+        <w:t>số</w:t>
+      </w:r>
+      <w:proofErr w:type="spellEnd"/>
+      <w:r>
+        <w:rPr>
+          <w:rFonts w:eastAsia="Times New Roman"/>
+          <w:sz w:val="28"/>
+          <w:szCs w:val="28"/>
+        </w:rPr>
+        <w:t xml:space="preserve"> </w:t>
+      </w:r>
+      <w:proofErr w:type="spellStart"/>
+      <w:r>
+        <w:rPr>
+          <w:rFonts w:eastAsia="Times New Roman"/>
+          <w:sz w:val="28"/>
+          <w:szCs w:val="28"/>
+        </w:rPr>
+        <w:t>thuế</w:t>
+      </w:r>
+      <w:proofErr w:type="spellEnd"/>
+      <w:r>
+        <w:rPr>
+          <w:rFonts w:eastAsia="Times New Roman"/>
+          <w:sz w:val="28"/>
+          <w:szCs w:val="28"/>
+        </w:rPr>
+        <w:t xml:space="preserve">: </w:t>
       </w:r>
       <w:r>
         <w:rPr>
@@ -587,6 +1437,7 @@
           <w:szCs w:val="28"/>
         </w:rPr>
       </w:pPr>
+      <w:proofErr w:type="spellStart"/>
       <w:r>
         <w:rPr>
           <w:rFonts w:eastAsia="Times New Roman"/>
@@ -594,7 +1445,217 @@
           <w:sz w:val="28"/>
           <w:szCs w:val="28"/>
         </w:rPr>
-        <w:t>Đăng ký thay đổi nội dung đăng ký hoạt động của chi nhánh/</w:t>
+        <w:t>Đăng</w:t>
+      </w:r>
+      <w:proofErr w:type="spellEnd"/>
+      <w:r>
+        <w:rPr>
+          <w:rFonts w:eastAsia="Times New Roman"/>
+          <w:b/>
+          <w:sz w:val="28"/>
+          <w:szCs w:val="28"/>
+        </w:rPr>
+        <w:t xml:space="preserve"> </w:t>
+      </w:r>
+      <w:proofErr w:type="spellStart"/>
+      <w:r>
+        <w:rPr>
+          <w:rFonts w:eastAsia="Times New Roman"/>
+          <w:b/>
+          <w:sz w:val="28"/>
+          <w:szCs w:val="28"/>
+        </w:rPr>
+        <w:t>ký</w:t>
+      </w:r>
+      <w:proofErr w:type="spellEnd"/>
+      <w:r>
+        <w:rPr>
+          <w:rFonts w:eastAsia="Times New Roman"/>
+          <w:b/>
+          <w:sz w:val="28"/>
+          <w:szCs w:val="28"/>
+        </w:rPr>
+        <w:t xml:space="preserve"> </w:t>
+      </w:r>
+      <w:proofErr w:type="spellStart"/>
+      <w:r>
+        <w:rPr>
+          <w:rFonts w:eastAsia="Times New Roman"/>
+          <w:b/>
+          <w:sz w:val="28"/>
+          <w:szCs w:val="28"/>
+        </w:rPr>
+        <w:t>thay</w:t>
+      </w:r>
+      <w:proofErr w:type="spellEnd"/>
+      <w:r>
+        <w:rPr>
+          <w:rFonts w:eastAsia="Times New Roman"/>
+          <w:b/>
+          <w:sz w:val="28"/>
+          <w:szCs w:val="28"/>
+        </w:rPr>
+        <w:t xml:space="preserve"> </w:t>
+      </w:r>
+      <w:proofErr w:type="spellStart"/>
+      <w:r>
+        <w:rPr>
+          <w:rFonts w:eastAsia="Times New Roman"/>
+          <w:b/>
+          <w:sz w:val="28"/>
+          <w:szCs w:val="28"/>
+        </w:rPr>
+        <w:t>đổi</w:t>
+      </w:r>
+      <w:proofErr w:type="spellEnd"/>
+      <w:r>
+        <w:rPr>
+          <w:rFonts w:eastAsia="Times New Roman"/>
+          <w:b/>
+          <w:sz w:val="28"/>
+          <w:szCs w:val="28"/>
+        </w:rPr>
+        <w:t xml:space="preserve"> </w:t>
+      </w:r>
+      <w:proofErr w:type="spellStart"/>
+      <w:r>
+        <w:rPr>
+          <w:rFonts w:eastAsia="Times New Roman"/>
+          <w:b/>
+          <w:sz w:val="28"/>
+          <w:szCs w:val="28"/>
+        </w:rPr>
+        <w:t>nội</w:t>
+      </w:r>
+      <w:proofErr w:type="spellEnd"/>
+      <w:r>
+        <w:rPr>
+          <w:rFonts w:eastAsia="Times New Roman"/>
+          <w:b/>
+          <w:sz w:val="28"/>
+          <w:szCs w:val="28"/>
+        </w:rPr>
+        <w:t xml:space="preserve"> dung </w:t>
+      </w:r>
+      <w:proofErr w:type="spellStart"/>
+      <w:r>
+        <w:rPr>
+          <w:rFonts w:eastAsia="Times New Roman"/>
+          <w:b/>
+          <w:sz w:val="28"/>
+          <w:szCs w:val="28"/>
+        </w:rPr>
+        <w:t>đăng</w:t>
+      </w:r>
+      <w:proofErr w:type="spellEnd"/>
+      <w:r>
+        <w:rPr>
+          <w:rFonts w:eastAsia="Times New Roman"/>
+          <w:b/>
+          <w:sz w:val="28"/>
+          <w:szCs w:val="28"/>
+        </w:rPr>
+        <w:t xml:space="preserve"> </w:t>
+      </w:r>
+      <w:proofErr w:type="spellStart"/>
+      <w:r>
+        <w:rPr>
+          <w:rFonts w:eastAsia="Times New Roman"/>
+          <w:b/>
+          <w:sz w:val="28"/>
+          <w:szCs w:val="28"/>
+        </w:rPr>
+        <w:t>ký</w:t>
+      </w:r>
+      <w:proofErr w:type="spellEnd"/>
+      <w:r>
+        <w:rPr>
+          <w:rFonts w:eastAsia="Times New Roman"/>
+          <w:b/>
+          <w:sz w:val="28"/>
+          <w:szCs w:val="28"/>
+        </w:rPr>
+        <w:t xml:space="preserve"> </w:t>
+      </w:r>
+      <w:proofErr w:type="spellStart"/>
+      <w:r>
+        <w:rPr>
+          <w:rFonts w:eastAsia="Times New Roman"/>
+          <w:b/>
+          <w:sz w:val="28"/>
+          <w:szCs w:val="28"/>
+        </w:rPr>
+        <w:t>hoạt</w:t>
+      </w:r>
+      <w:proofErr w:type="spellEnd"/>
+      <w:r>
+        <w:rPr>
+          <w:rFonts w:eastAsia="Times New Roman"/>
+          <w:b/>
+          <w:sz w:val="28"/>
+          <w:szCs w:val="28"/>
+        </w:rPr>
+        <w:t xml:space="preserve"> </w:t>
+      </w:r>
+      <w:proofErr w:type="spellStart"/>
+      <w:r>
+        <w:rPr>
+          <w:rFonts w:eastAsia="Times New Roman"/>
+          <w:b/>
+          <w:sz w:val="28"/>
+          <w:szCs w:val="28"/>
+        </w:rPr>
+        <w:t>động</w:t>
+      </w:r>
+      <w:proofErr w:type="spellEnd"/>
+      <w:r>
+        <w:rPr>
+          <w:rFonts w:eastAsia="Times New Roman"/>
+          <w:b/>
+          <w:sz w:val="28"/>
+          <w:szCs w:val="28"/>
+        </w:rPr>
+        <w:t xml:space="preserve"> </w:t>
+      </w:r>
+      <w:proofErr w:type="spellStart"/>
+      <w:r>
+        <w:rPr>
+          <w:rFonts w:eastAsia="Times New Roman"/>
+          <w:b/>
+          <w:sz w:val="28"/>
+          <w:szCs w:val="28"/>
+        </w:rPr>
+        <w:t>của</w:t>
+      </w:r>
+      <w:proofErr w:type="spellEnd"/>
+      <w:r>
+        <w:rPr>
+          <w:rFonts w:eastAsia="Times New Roman"/>
+          <w:b/>
+          <w:sz w:val="28"/>
+          <w:szCs w:val="28"/>
+        </w:rPr>
+        <w:t xml:space="preserve"> chi </w:t>
+      </w:r>
+      <w:proofErr w:type="spellStart"/>
+      <w:r>
+        <w:rPr>
+          <w:rFonts w:eastAsia="Times New Roman"/>
+          <w:b/>
+          <w:sz w:val="28"/>
+          <w:szCs w:val="28"/>
+        </w:rPr>
+        <w:t>nhánh</w:t>
+      </w:r>
+      <w:proofErr w:type="spellEnd"/>
+      <w:r>
+        <w:rPr>
+          <w:rFonts w:eastAsia="Times New Roman"/>
+          <w:b/>
+          <w:sz w:val="28"/>
+          <w:szCs w:val="28"/>
+        </w:rPr>
+        <w:t>/</w:t>
       </w:r>
     </w:p>
     <w:p>
@@ -611,6 +1672,7 @@
           <w:szCs w:val="28"/>
         </w:rPr>
       </w:pPr>
+      <w:proofErr w:type="spellStart"/>
       <w:r>
         <w:rPr>
           <w:rFonts w:eastAsia="Times New Roman"/>
@@ -618,7 +1680,177 @@
           <w:sz w:val="28"/>
           <w:szCs w:val="28"/>
         </w:rPr>
-        <w:t>văn phòng đại diện/địa điểm kinh doanh sau:</w:t>
+        <w:t>văn</w:t>
+      </w:r>
+      <w:proofErr w:type="spellEnd"/>
+      <w:r>
+        <w:rPr>
+          <w:rFonts w:eastAsia="Times New Roman"/>
+          <w:b/>
+          <w:sz w:val="28"/>
+          <w:szCs w:val="28"/>
+        </w:rPr>
+        <w:t xml:space="preserve"> </w:t>
+      </w:r>
+      <w:proofErr w:type="spellStart"/>
+      <w:r>
+        <w:rPr>
+          <w:rFonts w:eastAsia="Times New Roman"/>
+          <w:b/>
+          <w:sz w:val="28"/>
+          <w:szCs w:val="28"/>
+        </w:rPr>
+        <w:t>phòng</w:t>
+      </w:r>
+      <w:proofErr w:type="spellEnd"/>
+      <w:r>
+        <w:rPr>
+          <w:rFonts w:eastAsia="Times New Roman"/>
+          <w:b/>
+          <w:sz w:val="28"/>
+          <w:szCs w:val="28"/>
+        </w:rPr>
+        <w:t xml:space="preserve"> </w:t>
+      </w:r>
+      <w:proofErr w:type="spellStart"/>
+      <w:r>
+        <w:rPr>
+          <w:rFonts w:eastAsia="Times New Roman"/>
+          <w:b/>
+          <w:sz w:val="28"/>
+          <w:szCs w:val="28"/>
+        </w:rPr>
+        <w:t>đại</w:t>
+      </w:r>
+      <w:proofErr w:type="spellEnd"/>
+      <w:r>
+        <w:rPr>
+          <w:rFonts w:eastAsia="Times New Roman"/>
+          <w:b/>
+          <w:sz w:val="28"/>
+          <w:szCs w:val="28"/>
+        </w:rPr>
+        <w:t xml:space="preserve"> </w:t>
+      </w:r>
+      <w:proofErr w:type="spellStart"/>
+      <w:r>
+        <w:rPr>
+          <w:rFonts w:eastAsia="Times New Roman"/>
+          <w:b/>
+          <w:sz w:val="28"/>
+          <w:szCs w:val="28"/>
+        </w:rPr>
+        <w:t>diện</w:t>
+      </w:r>
+      <w:proofErr w:type="spellEnd"/>
+      <w:r>
+        <w:rPr>
+          <w:rFonts w:eastAsia="Times New Roman"/>
+          <w:b/>
+          <w:sz w:val="28"/>
+          <w:szCs w:val="28"/>
+        </w:rPr>
+        <w:t>/</w:t>
+      </w:r>
+      <w:proofErr w:type="spellStart"/>
+      <w:r>
+        <w:rPr>
+          <w:rFonts w:eastAsia="Times New Roman"/>
+          <w:b/>
+          <w:sz w:val="28"/>
+          <w:szCs w:val="28"/>
+        </w:rPr>
+        <w:t>địa</w:t>
+      </w:r>
+      <w:proofErr w:type="spellEnd"/>
+      <w:r>
+        <w:rPr>
+          <w:rFonts w:eastAsia="Times New Roman"/>
+          <w:b/>
+          <w:sz w:val="28"/>
+          <w:szCs w:val="28"/>
+        </w:rPr>
+        <w:t xml:space="preserve"> </w:t>
+      </w:r>
+      <w:proofErr w:type="spellStart"/>
+      <w:r>
+        <w:rPr>
+          <w:rFonts w:eastAsia="Times New Roman"/>
+          <w:b/>
+          <w:sz w:val="28"/>
+          <w:szCs w:val="28"/>
+        </w:rPr>
+        <w:t>điểm</w:t>
+      </w:r>
+      <w:proofErr w:type="spellEnd"/>
+      <w:r>
+        <w:rPr>
+          <w:rFonts w:eastAsia="Times New Roman"/>
+          <w:b/>
+          <w:sz w:val="28"/>
+          <w:szCs w:val="28"/>
+        </w:rPr>
+        <w:t xml:space="preserve"> </w:t>
+      </w:r>
+      <w:proofErr w:type="spellStart"/>
+      <w:r>
+        <w:rPr>
+          <w:rFonts w:eastAsia="Times New Roman"/>
+          <w:b/>
+          <w:sz w:val="28"/>
+          <w:szCs w:val="28"/>
+        </w:rPr>
+        <w:t>kinh</w:t>
+      </w:r>
+      <w:proofErr w:type="spellEnd"/>
+      <w:r>
+        <w:rPr>
+          <w:rFonts w:eastAsia="Times New Roman"/>
+          <w:b/>
+          <w:sz w:val="28"/>
+          <w:szCs w:val="28"/>
+        </w:rPr>
+        <w:t xml:space="preserve"> </w:t>
+      </w:r>
+      <w:proofErr w:type="spellStart"/>
+      <w:r>
+        <w:rPr>
+          <w:rFonts w:eastAsia="Times New Roman"/>
+          <w:b/>
+          <w:sz w:val="28"/>
+          <w:szCs w:val="28"/>
+        </w:rPr>
+        <w:t>doanh</w:t>
+      </w:r>
+      <w:proofErr w:type="spellEnd"/>
+      <w:r>
+        <w:rPr>
+          <w:rFonts w:eastAsia="Times New Roman"/>
+          <w:b/>
+          <w:sz w:val="28"/>
+          <w:szCs w:val="28"/>
+        </w:rPr>
+        <w:t xml:space="preserve"> </w:t>
+      </w:r>
+      <w:proofErr w:type="spellStart"/>
+      <w:r>
+        <w:rPr>
+          <w:rFonts w:eastAsia="Times New Roman"/>
+          <w:b/>
+          <w:sz w:val="28"/>
+          <w:szCs w:val="28"/>
+        </w:rPr>
+        <w:t>sau</w:t>
+      </w:r>
+      <w:proofErr w:type="spellEnd"/>
+      <w:r>
+        <w:rPr>
+          <w:rFonts w:eastAsia="Times New Roman"/>
+          <w:b/>
+          <w:sz w:val="28"/>
+          <w:szCs w:val="28"/>
+        </w:rPr>
+        <w:t>:</w:t>
       </w:r>
     </w:p>
     <w:p>
@@ -634,6 +1866,7 @@
           <w:szCs w:val="28"/>
         </w:rPr>
       </w:pPr>
+      <w:proofErr w:type="spellStart"/>
       <w:r>
         <w:rPr>
           <w:rFonts w:eastAsia="Times New Roman"/>
@@ -641,8 +1874,9 @@
           <w:sz w:val="28"/>
           <w:szCs w:val="28"/>
         </w:rPr>
-        <w:t>Tên chi nhánh</w:t>
-      </w:r>
+        <w:t>Tên</w:t>
+      </w:r>
+      <w:proofErr w:type="spellEnd"/>
       <w:r>
         <w:rPr>
           <w:rFonts w:eastAsia="Times New Roman"/>
@@ -650,8 +1884,9 @@
           <w:sz w:val="28"/>
           <w:szCs w:val="28"/>
         </w:rPr>
-        <w:t xml:space="preserve"> </w:t>
-      </w:r>
+        <w:t xml:space="preserve"> chi </w:t>
+      </w:r>
+      <w:proofErr w:type="spellStart"/>
       <w:r>
         <w:rPr>
           <w:rFonts w:eastAsia="Times New Roman"/>
@@ -659,8 +1894,28 @@
           <w:sz w:val="28"/>
           <w:szCs w:val="28"/>
         </w:rPr>
+        <w:t>nhánh</w:t>
+      </w:r>
+      <w:proofErr w:type="spellEnd"/>
+      <w:r>
+        <w:rPr>
+          <w:rFonts w:eastAsia="Times New Roman"/>
+          <w:spacing w:val="6"/>
+          <w:sz w:val="28"/>
+          <w:szCs w:val="28"/>
+        </w:rPr>
+        <w:t xml:space="preserve"> </w:t>
+      </w:r>
+      <w:r>
+        <w:rPr>
+          <w:rFonts w:eastAsia="Times New Roman"/>
+          <w:spacing w:val="6"/>
+          <w:sz w:val="28"/>
+          <w:szCs w:val="28"/>
+        </w:rPr>
         <w:t>(</w:t>
       </w:r>
+      <w:proofErr w:type="spellStart"/>
       <w:r>
         <w:rPr>
           <w:rFonts w:eastAsia="Times New Roman"/>
@@ -669,8 +1924,75 @@
           <w:sz w:val="28"/>
           <w:szCs w:val="28"/>
         </w:rPr>
-        <w:t>ghi bằng chữ in hoa</w:t>
-      </w:r>
+        <w:t>ghi</w:t>
+      </w:r>
+      <w:proofErr w:type="spellEnd"/>
+      <w:r>
+        <w:rPr>
+          <w:rFonts w:eastAsia="Times New Roman"/>
+          <w:i/>
+          <w:spacing w:val="6"/>
+          <w:sz w:val="28"/>
+          <w:szCs w:val="28"/>
+        </w:rPr>
+        <w:t xml:space="preserve"> </w:t>
+      </w:r>
+      <w:proofErr w:type="spellStart"/>
+      <w:r>
+        <w:rPr>
+          <w:rFonts w:eastAsia="Times New Roman"/>
+          <w:i/>
+          <w:spacing w:val="6"/>
+          <w:sz w:val="28"/>
+          <w:szCs w:val="28"/>
+        </w:rPr>
+        <w:t>bằng</w:t>
+      </w:r>
+      <w:proofErr w:type="spellEnd"/>
+      <w:r>
+        <w:rPr>
+          <w:rFonts w:eastAsia="Times New Roman"/>
+          <w:i/>
+          <w:spacing w:val="6"/>
+          <w:sz w:val="28"/>
+          <w:szCs w:val="28"/>
+        </w:rPr>
+        <w:t xml:space="preserve"> </w:t>
+      </w:r>
+      <w:proofErr w:type="spellStart"/>
+      <w:r>
+        <w:rPr>
+          <w:rFonts w:eastAsia="Times New Roman"/>
+          <w:i/>
+          <w:spacing w:val="6"/>
+          <w:sz w:val="28"/>
+          <w:szCs w:val="28"/>
+        </w:rPr>
+        <w:t>chữ</w:t>
+      </w:r>
+      <w:proofErr w:type="spellEnd"/>
+      <w:r>
+        <w:rPr>
+          <w:rFonts w:eastAsia="Times New Roman"/>
+          <w:i/>
+          <w:spacing w:val="6"/>
+          <w:sz w:val="28"/>
+          <w:szCs w:val="28"/>
+        </w:rPr>
+        <w:t xml:space="preserve"> in </w:t>
+      </w:r>
+      <w:proofErr w:type="spellStart"/>
+      <w:r>
+        <w:rPr>
+          <w:rFonts w:eastAsia="Times New Roman"/>
+          <w:i/>
+          <w:spacing w:val="6"/>
+          <w:sz w:val="28"/>
+          <w:szCs w:val="28"/>
+        </w:rPr>
+        <w:t>hoa</w:t>
+      </w:r>
+      <w:proofErr w:type="spellEnd"/>
       <w:r>
         <w:rPr>
           <w:rFonts w:eastAsia="Times New Roman"/>
@@ -703,13 +2025,383 @@
           <w:szCs w:val="28"/>
         </w:rPr>
       </w:pPr>
-      <w:r>
-        <w:rPr>
-          <w:rFonts w:eastAsia="Times New Roman"/>
-          <w:sz w:val="28"/>
-          <w:szCs w:val="28"/>
-        </w:rPr>
-        <w:t xml:space="preserve">Mã số chi nhánh/văn phòng đại diện/địa điểm kinh doanh hoặc mã số thuế của chi nhánh/văn phòng đại điện: </w:t>
+      <w:proofErr w:type="spellStart"/>
+      <w:r>
+        <w:rPr>
+          <w:rFonts w:eastAsia="Times New Roman"/>
+          <w:sz w:val="28"/>
+          <w:szCs w:val="28"/>
+        </w:rPr>
+        <w:t>Mã</w:t>
+      </w:r>
+      <w:proofErr w:type="spellEnd"/>
+      <w:r>
+        <w:rPr>
+          <w:rFonts w:eastAsia="Times New Roman"/>
+          <w:sz w:val="28"/>
+          <w:szCs w:val="28"/>
+        </w:rPr>
+        <w:t xml:space="preserve"> </w:t>
+      </w:r>
+      <w:proofErr w:type="spellStart"/>
+      <w:r>
+        <w:rPr>
+          <w:rFonts w:eastAsia="Times New Roman"/>
+          <w:sz w:val="28"/>
+          <w:szCs w:val="28"/>
+        </w:rPr>
+        <w:t>số</w:t>
+      </w:r>
+      <w:proofErr w:type="spellEnd"/>
+      <w:r>
+        <w:rPr>
+          <w:rFonts w:eastAsia="Times New Roman"/>
+          <w:sz w:val="28"/>
+          <w:szCs w:val="28"/>
+        </w:rPr>
+        <w:t xml:space="preserve"> chi </w:t>
+      </w:r>
+      <w:proofErr w:type="spellStart"/>
+      <w:r>
+        <w:rPr>
+          <w:rFonts w:eastAsia="Times New Roman"/>
+          <w:sz w:val="28"/>
+          <w:szCs w:val="28"/>
+        </w:rPr>
+        <w:t>nhánh</w:t>
+      </w:r>
+      <w:proofErr w:type="spellEnd"/>
+      <w:r>
+        <w:rPr>
+          <w:rFonts w:eastAsia="Times New Roman"/>
+          <w:sz w:val="28"/>
+          <w:szCs w:val="28"/>
+        </w:rPr>
+        <w:t>/</w:t>
+      </w:r>
+      <w:proofErr w:type="spellStart"/>
+      <w:r>
+        <w:rPr>
+          <w:rFonts w:eastAsia="Times New Roman"/>
+          <w:sz w:val="28"/>
+          <w:szCs w:val="28"/>
+        </w:rPr>
+        <w:t>văn</w:t>
+      </w:r>
+      <w:proofErr w:type="spellEnd"/>
+      <w:r>
+        <w:rPr>
+          <w:rFonts w:eastAsia="Times New Roman"/>
+          <w:sz w:val="28"/>
+          <w:szCs w:val="28"/>
+        </w:rPr>
+        <w:t xml:space="preserve"> </w:t>
+      </w:r>
+      <w:proofErr w:type="spellStart"/>
+      <w:r>
+        <w:rPr>
+          <w:rFonts w:eastAsia="Times New Roman"/>
+          <w:sz w:val="28"/>
+          <w:szCs w:val="28"/>
+        </w:rPr>
+        <w:t>phòng</w:t>
+      </w:r>
+      <w:proofErr w:type="spellEnd"/>
+      <w:r>
+        <w:rPr>
+          <w:rFonts w:eastAsia="Times New Roman"/>
+          <w:sz w:val="28"/>
+          <w:szCs w:val="28"/>
+        </w:rPr>
+        <w:t xml:space="preserve"> </w:t>
+      </w:r>
+      <w:proofErr w:type="spellStart"/>
+      <w:r>
+        <w:rPr>
+          <w:rFonts w:eastAsia="Times New Roman"/>
+          <w:sz w:val="28"/>
+          <w:szCs w:val="28"/>
+        </w:rPr>
+        <w:t>đại</w:t>
+      </w:r>
+      <w:proofErr w:type="spellEnd"/>
+      <w:r>
+        <w:rPr>
+          <w:rFonts w:eastAsia="Times New Roman"/>
+          <w:sz w:val="28"/>
+          <w:szCs w:val="28"/>
+        </w:rPr>
+        <w:t xml:space="preserve"> </w:t>
+      </w:r>
+      <w:proofErr w:type="spellStart"/>
+      <w:r>
+        <w:rPr>
+          <w:rFonts w:eastAsia="Times New Roman"/>
+          <w:sz w:val="28"/>
+          <w:szCs w:val="28"/>
+        </w:rPr>
+        <w:t>diện</w:t>
+      </w:r>
+      <w:proofErr w:type="spellEnd"/>
+      <w:r>
+        <w:rPr>
+          <w:rFonts w:eastAsia="Times New Roman"/>
+          <w:sz w:val="28"/>
+          <w:szCs w:val="28"/>
+        </w:rPr>
+        <w:t>/</w:t>
+      </w:r>
+      <w:proofErr w:type="spellStart"/>
+      <w:r>
+        <w:rPr>
+          <w:rFonts w:eastAsia="Times New Roman"/>
+          <w:sz w:val="28"/>
+          <w:szCs w:val="28"/>
+        </w:rPr>
+        <w:t>địa</w:t>
+      </w:r>
+      <w:proofErr w:type="spellEnd"/>
+      <w:r>
+        <w:rPr>
+          <w:rFonts w:eastAsia="Times New Roman"/>
+          <w:sz w:val="28"/>
+          <w:szCs w:val="28"/>
+        </w:rPr>
+        <w:t xml:space="preserve"> </w:t>
+      </w:r>
+      <w:proofErr w:type="spellStart"/>
+      <w:r>
+        <w:rPr>
+          <w:rFonts w:eastAsia="Times New Roman"/>
+          <w:sz w:val="28"/>
+          <w:szCs w:val="28"/>
+        </w:rPr>
+        <w:t>điểm</w:t>
+      </w:r>
+      <w:proofErr w:type="spellEnd"/>
+      <w:r>
+        <w:rPr>
+          <w:rFonts w:eastAsia="Times New Roman"/>
+          <w:sz w:val="28"/>
+          <w:szCs w:val="28"/>
+        </w:rPr>
+        <w:t xml:space="preserve"> </w:t>
+      </w:r>
+      <w:proofErr w:type="spellStart"/>
+      <w:r>
+        <w:rPr>
+          <w:rFonts w:eastAsia="Times New Roman"/>
+          <w:sz w:val="28"/>
+          <w:szCs w:val="28"/>
+        </w:rPr>
+        <w:t>kinh</w:t>
+      </w:r>
+      <w:proofErr w:type="spellEnd"/>
+      <w:r>
+        <w:rPr>
+          <w:rFonts w:eastAsia="Times New Roman"/>
+          <w:sz w:val="28"/>
+          <w:szCs w:val="28"/>
+        </w:rPr>
+        <w:t xml:space="preserve"> </w:t>
+      </w:r>
+      <w:proofErr w:type="spellStart"/>
+      <w:r>
+        <w:rPr>
+          <w:rFonts w:eastAsia="Times New Roman"/>
+          <w:sz w:val="28"/>
+          <w:szCs w:val="28"/>
+        </w:rPr>
+        <w:t>doanh</w:t>
+      </w:r>
+      <w:proofErr w:type="spellEnd"/>
+      <w:r>
+        <w:rPr>
+          <w:rFonts w:eastAsia="Times New Roman"/>
+          <w:sz w:val="28"/>
+          <w:szCs w:val="28"/>
+        </w:rPr>
+        <w:t xml:space="preserve"> </w:t>
+      </w:r>
+      <w:proofErr w:type="spellStart"/>
+      <w:r>
+        <w:rPr>
+          <w:rFonts w:eastAsia="Times New Roman"/>
+          <w:sz w:val="28"/>
+          <w:szCs w:val="28"/>
+        </w:rPr>
+        <w:t>hoặc</w:t>
+      </w:r>
+      <w:proofErr w:type="spellEnd"/>
+      <w:r>
+        <w:rPr>
+          <w:rFonts w:eastAsia="Times New Roman"/>
+          <w:sz w:val="28"/>
+          <w:szCs w:val="28"/>
+        </w:rPr>
+        <w:t xml:space="preserve"> </w:t>
+      </w:r>
+      <w:proofErr w:type="spellStart"/>
+      <w:r>
+        <w:rPr>
+          <w:rFonts w:eastAsia="Times New Roman"/>
+          <w:sz w:val="28"/>
+          <w:szCs w:val="28"/>
+        </w:rPr>
+        <w:t>mã</w:t>
+      </w:r>
+      <w:proofErr w:type="spellEnd"/>
+      <w:r>
+        <w:rPr>
+          <w:rFonts w:eastAsia="Times New Roman"/>
+          <w:sz w:val="28"/>
+          <w:szCs w:val="28"/>
+        </w:rPr>
+        <w:t xml:space="preserve"> </w:t>
+      </w:r>
+      <w:proofErr w:type="spellStart"/>
+      <w:r>
+        <w:rPr>
+          <w:rFonts w:eastAsia="Times New Roman"/>
+          <w:sz w:val="28"/>
+          <w:szCs w:val="28"/>
+        </w:rPr>
+        <w:t>số</w:t>
+      </w:r>
+      <w:proofErr w:type="spellEnd"/>
+      <w:r>
+        <w:rPr>
+          <w:rFonts w:eastAsia="Times New Roman"/>
+          <w:sz w:val="28"/>
+          <w:szCs w:val="28"/>
+        </w:rPr>
+        <w:t xml:space="preserve"> </w:t>
+      </w:r>
+      <w:proofErr w:type="spellStart"/>
+      <w:r>
+        <w:rPr>
+          <w:rFonts w:eastAsia="Times New Roman"/>
+          <w:sz w:val="28"/>
+          <w:szCs w:val="28"/>
+        </w:rPr>
+        <w:t>thuế</w:t>
+      </w:r>
+      <w:proofErr w:type="spellEnd"/>
+      <w:r>
+        <w:rPr>
+          <w:rFonts w:eastAsia="Times New Roman"/>
+          <w:sz w:val="28"/>
+          <w:szCs w:val="28"/>
+        </w:rPr>
+        <w:t xml:space="preserve"> </w:t>
+      </w:r>
+      <w:proofErr w:type="spellStart"/>
+      <w:r>
+        <w:rPr>
+          <w:rFonts w:eastAsia="Times New Roman"/>
+          <w:sz w:val="28"/>
+          <w:szCs w:val="28"/>
+        </w:rPr>
+        <w:t>của</w:t>
+      </w:r>
+      <w:proofErr w:type="spellEnd"/>
+      <w:r>
+        <w:rPr>
+          <w:rFonts w:eastAsia="Times New Roman"/>
+          <w:sz w:val="28"/>
+          <w:szCs w:val="28"/>
+        </w:rPr>
+        <w:t xml:space="preserve"> chi </w:t>
+      </w:r>
+      <w:proofErr w:type="spellStart"/>
+      <w:r>
+        <w:rPr>
+          <w:rFonts w:eastAsia="Times New Roman"/>
+          <w:sz w:val="28"/>
+          <w:szCs w:val="28"/>
+        </w:rPr>
+        <w:t>nhánh</w:t>
+      </w:r>
+      <w:proofErr w:type="spellEnd"/>
+      <w:r>
+        <w:rPr>
+          <w:rFonts w:eastAsia="Times New Roman"/>
+          <w:sz w:val="28"/>
+          <w:szCs w:val="28"/>
+        </w:rPr>
+        <w:t>/</w:t>
+      </w:r>
+      <w:proofErr w:type="spellStart"/>
+      <w:r>
+        <w:rPr>
+          <w:rFonts w:eastAsia="Times New Roman"/>
+          <w:sz w:val="28"/>
+          <w:szCs w:val="28"/>
+        </w:rPr>
+        <w:t>văn</w:t>
+      </w:r>
+      <w:proofErr w:type="spellEnd"/>
+      <w:r>
+        <w:rPr>
+          <w:rFonts w:eastAsia="Times New Roman"/>
+          <w:sz w:val="28"/>
+          <w:szCs w:val="28"/>
+        </w:rPr>
+        <w:t xml:space="preserve"> </w:t>
+      </w:r>
+      <w:proofErr w:type="spellStart"/>
+      <w:r>
+        <w:rPr>
+          <w:rFonts w:eastAsia="Times New Roman"/>
+          <w:sz w:val="28"/>
+          <w:szCs w:val="28"/>
+        </w:rPr>
+        <w:t>phòng</w:t>
+      </w:r>
+      <w:proofErr w:type="spellEnd"/>
+      <w:r>
+        <w:rPr>
+          <w:rFonts w:eastAsia="Times New Roman"/>
+          <w:sz w:val="28"/>
+          <w:szCs w:val="28"/>
+        </w:rPr>
+        <w:t xml:space="preserve"> </w:t>
+      </w:r>
+      <w:proofErr w:type="spellStart"/>
+      <w:r>
+        <w:rPr>
+          <w:rFonts w:eastAsia="Times New Roman"/>
+          <w:sz w:val="28"/>
+          <w:szCs w:val="28"/>
+        </w:rPr>
+        <w:t>đại</w:t>
+      </w:r>
+      <w:proofErr w:type="spellEnd"/>
+      <w:r>
+        <w:rPr>
+          <w:rFonts w:eastAsia="Times New Roman"/>
+          <w:sz w:val="28"/>
+          <w:szCs w:val="28"/>
+        </w:rPr>
+        <w:t xml:space="preserve"> </w:t>
+      </w:r>
+      <w:proofErr w:type="spellStart"/>
+      <w:r>
+        <w:rPr>
+          <w:rFonts w:eastAsia="Times New Roman"/>
+          <w:sz w:val="28"/>
+          <w:szCs w:val="28"/>
+        </w:rPr>
+        <w:t>điện</w:t>
+      </w:r>
+      <w:proofErr w:type="spellEnd"/>
+      <w:r>
+        <w:rPr>
+          <w:rFonts w:eastAsia="Times New Roman"/>
+          <w:sz w:val="28"/>
+          <w:szCs w:val="28"/>
+        </w:rPr>
+        <w:t xml:space="preserve">: </w:t>
       </w:r>
       <w:r>
         <w:rPr>
@@ -745,8 +2437,69 @@
           <w:szCs w:val="28"/>
           <w:lang w:eastAsia="zh-CN"/>
         </w:rPr>
-        <w:t>Chi nhánh chủ quản (</w:t>
-      </w:r>
+        <w:t xml:space="preserve">Chi </w:t>
+      </w:r>
+      <w:proofErr w:type="spellStart"/>
+      <w:r>
+        <w:rPr>
+          <w:rFonts w:eastAsia="Times New Roman"/>
+          <w:sz w:val="28"/>
+          <w:szCs w:val="28"/>
+          <w:lang w:eastAsia="zh-CN"/>
+        </w:rPr>
+        <w:t>nhánh</w:t>
+      </w:r>
+      <w:proofErr w:type="spellEnd"/>
+      <w:r>
+        <w:rPr>
+          <w:rFonts w:eastAsia="Times New Roman"/>
+          <w:sz w:val="28"/>
+          <w:szCs w:val="28"/>
+          <w:lang w:eastAsia="zh-CN"/>
+        </w:rPr>
+        <w:t xml:space="preserve"> </w:t>
+      </w:r>
+      <w:proofErr w:type="spellStart"/>
+      <w:r>
+        <w:rPr>
+          <w:rFonts w:eastAsia="Times New Roman"/>
+          <w:sz w:val="28"/>
+          <w:szCs w:val="28"/>
+          <w:lang w:eastAsia="zh-CN"/>
+        </w:rPr>
+        <w:t>chủ</w:t>
+      </w:r>
+      <w:proofErr w:type="spellEnd"/>
+      <w:r>
+        <w:rPr>
+          <w:rFonts w:eastAsia="Times New Roman"/>
+          <w:sz w:val="28"/>
+          <w:szCs w:val="28"/>
+          <w:lang w:eastAsia="zh-CN"/>
+        </w:rPr>
+        <w:t xml:space="preserve"> </w:t>
+      </w:r>
+      <w:proofErr w:type="spellStart"/>
+      <w:r>
+        <w:rPr>
+          <w:rFonts w:eastAsia="Times New Roman"/>
+          <w:sz w:val="28"/>
+          <w:szCs w:val="28"/>
+          <w:lang w:eastAsia="zh-CN"/>
+        </w:rPr>
+        <w:t>quản</w:t>
+      </w:r>
+      <w:proofErr w:type="spellEnd"/>
+      <w:r>
+        <w:rPr>
+          <w:rFonts w:eastAsia="Times New Roman"/>
+          <w:sz w:val="28"/>
+          <w:szCs w:val="28"/>
+          <w:lang w:eastAsia="zh-CN"/>
+        </w:rPr>
+        <w:t xml:space="preserve"> (</w:t>
+      </w:r>
+      <w:proofErr w:type="spellStart"/>
       <w:r>
         <w:rPr>
           <w:rFonts w:eastAsia="Times New Roman"/>
@@ -756,8 +2509,321 @@
           <w:szCs w:val="28"/>
           <w:lang w:eastAsia="zh-CN"/>
         </w:rPr>
-        <w:t>chỉ kê khai đối với trường hợp địa điểm kinh doanh trực thuộc chi nhánh</w:t>
-      </w:r>
+        <w:t>chỉ</w:t>
+      </w:r>
+      <w:proofErr w:type="spellEnd"/>
+      <w:r>
+        <w:rPr>
+          <w:rFonts w:eastAsia="Times New Roman"/>
+          <w:i/>
+          <w:iCs/>
+          <w:sz w:val="28"/>
+          <w:szCs w:val="28"/>
+          <w:lang w:eastAsia="zh-CN"/>
+        </w:rPr>
+        <w:t xml:space="preserve"> </w:t>
+      </w:r>
+      <w:proofErr w:type="spellStart"/>
+      <w:r>
+        <w:rPr>
+          <w:rFonts w:eastAsia="Times New Roman"/>
+          <w:i/>
+          <w:iCs/>
+          <w:sz w:val="28"/>
+          <w:szCs w:val="28"/>
+          <w:lang w:eastAsia="zh-CN"/>
+        </w:rPr>
+        <w:t>kê</w:t>
+      </w:r>
+      <w:proofErr w:type="spellEnd"/>
+      <w:r>
+        <w:rPr>
+          <w:rFonts w:eastAsia="Times New Roman"/>
+          <w:i/>
+          <w:iCs/>
+          <w:sz w:val="28"/>
+          <w:szCs w:val="28"/>
+          <w:lang w:eastAsia="zh-CN"/>
+        </w:rPr>
+        <w:t xml:space="preserve"> </w:t>
+      </w:r>
+      <w:proofErr w:type="spellStart"/>
+      <w:r>
+        <w:rPr>
+          <w:rFonts w:eastAsia="Times New Roman"/>
+          <w:i/>
+          <w:iCs/>
+          <w:sz w:val="28"/>
+          <w:szCs w:val="28"/>
+          <w:lang w:eastAsia="zh-CN"/>
+        </w:rPr>
+        <w:t>khai</w:t>
+      </w:r>
+      <w:proofErr w:type="spellEnd"/>
+      <w:r>
+        <w:rPr>
+          <w:rFonts w:eastAsia="Times New Roman"/>
+          <w:i/>
+          <w:iCs/>
+          <w:sz w:val="28"/>
+          <w:szCs w:val="28"/>
+          <w:lang w:eastAsia="zh-CN"/>
+        </w:rPr>
+        <w:t xml:space="preserve"> </w:t>
+      </w:r>
+      <w:proofErr w:type="spellStart"/>
+      <w:r>
+        <w:rPr>
+          <w:rFonts w:eastAsia="Times New Roman"/>
+          <w:i/>
+          <w:iCs/>
+          <w:sz w:val="28"/>
+          <w:szCs w:val="28"/>
+          <w:lang w:eastAsia="zh-CN"/>
+        </w:rPr>
+        <w:t>đối</w:t>
+      </w:r>
+      <w:proofErr w:type="spellEnd"/>
+      <w:r>
+        <w:rPr>
+          <w:rFonts w:eastAsia="Times New Roman"/>
+          <w:i/>
+          <w:iCs/>
+          <w:sz w:val="28"/>
+          <w:szCs w:val="28"/>
+          <w:lang w:eastAsia="zh-CN"/>
+        </w:rPr>
+        <w:t xml:space="preserve"> </w:t>
+      </w:r>
+      <w:proofErr w:type="spellStart"/>
+      <w:r>
+        <w:rPr>
+          <w:rFonts w:eastAsia="Times New Roman"/>
+          <w:i/>
+          <w:iCs/>
+          <w:sz w:val="28"/>
+          <w:szCs w:val="28"/>
+          <w:lang w:eastAsia="zh-CN"/>
+        </w:rPr>
+        <w:t>với</w:t>
+      </w:r>
+      <w:proofErr w:type="spellEnd"/>
+      <w:r>
+        <w:rPr>
+          <w:rFonts w:eastAsia="Times New Roman"/>
+          <w:i/>
+          <w:iCs/>
+          <w:sz w:val="28"/>
+          <w:szCs w:val="28"/>
+          <w:lang w:eastAsia="zh-CN"/>
+        </w:rPr>
+        <w:t xml:space="preserve"> </w:t>
+      </w:r>
+      <w:proofErr w:type="spellStart"/>
+      <w:r>
+        <w:rPr>
+          <w:rFonts w:eastAsia="Times New Roman"/>
+          <w:i/>
+          <w:iCs/>
+          <w:sz w:val="28"/>
+          <w:szCs w:val="28"/>
+          <w:lang w:eastAsia="zh-CN"/>
+        </w:rPr>
+        <w:t>trường</w:t>
+      </w:r>
+      <w:proofErr w:type="spellEnd"/>
+      <w:r>
+        <w:rPr>
+          <w:rFonts w:eastAsia="Times New Roman"/>
+          <w:i/>
+          <w:iCs/>
+          <w:sz w:val="28"/>
+          <w:szCs w:val="28"/>
+          <w:lang w:eastAsia="zh-CN"/>
+        </w:rPr>
+        <w:t xml:space="preserve"> </w:t>
+      </w:r>
+      <w:proofErr w:type="spellStart"/>
+      <w:r>
+        <w:rPr>
+          <w:rFonts w:eastAsia="Times New Roman"/>
+          <w:i/>
+          <w:iCs/>
+          <w:sz w:val="28"/>
+          <w:szCs w:val="28"/>
+          <w:lang w:eastAsia="zh-CN"/>
+        </w:rPr>
+        <w:t>hợp</w:t>
+      </w:r>
+      <w:proofErr w:type="spellEnd"/>
+      <w:r>
+        <w:rPr>
+          <w:rFonts w:eastAsia="Times New Roman"/>
+          <w:i/>
+          <w:iCs/>
+          <w:sz w:val="28"/>
+          <w:szCs w:val="28"/>
+          <w:lang w:eastAsia="zh-CN"/>
+        </w:rPr>
+        <w:t xml:space="preserve"> </w:t>
+      </w:r>
+      <w:proofErr w:type="spellStart"/>
+      <w:r>
+        <w:rPr>
+          <w:rFonts w:eastAsia="Times New Roman"/>
+          <w:i/>
+          <w:iCs/>
+          <w:sz w:val="28"/>
+          <w:szCs w:val="28"/>
+          <w:lang w:eastAsia="zh-CN"/>
+        </w:rPr>
+        <w:t>địa</w:t>
+      </w:r>
+      <w:proofErr w:type="spellEnd"/>
+      <w:r>
+        <w:rPr>
+          <w:rFonts w:eastAsia="Times New Roman"/>
+          <w:i/>
+          <w:iCs/>
+          <w:sz w:val="28"/>
+          <w:szCs w:val="28"/>
+          <w:lang w:eastAsia="zh-CN"/>
+        </w:rPr>
+        <w:t xml:space="preserve"> </w:t>
+      </w:r>
+      <w:proofErr w:type="spellStart"/>
+      <w:r>
+        <w:rPr>
+          <w:rFonts w:eastAsia="Times New Roman"/>
+          <w:i/>
+          <w:iCs/>
+          <w:sz w:val="28"/>
+          <w:szCs w:val="28"/>
+          <w:lang w:eastAsia="zh-CN"/>
+        </w:rPr>
+        <w:t>điểm</w:t>
+      </w:r>
+      <w:proofErr w:type="spellEnd"/>
+      <w:r>
+        <w:rPr>
+          <w:rFonts w:eastAsia="Times New Roman"/>
+          <w:i/>
+          <w:iCs/>
+          <w:sz w:val="28"/>
+          <w:szCs w:val="28"/>
+          <w:lang w:eastAsia="zh-CN"/>
+        </w:rPr>
+        <w:t xml:space="preserve"> </w:t>
+      </w:r>
+      <w:proofErr w:type="spellStart"/>
+      <w:r>
+        <w:rPr>
+          <w:rFonts w:eastAsia="Times New Roman"/>
+          <w:i/>
+          <w:iCs/>
+          <w:sz w:val="28"/>
+          <w:szCs w:val="28"/>
+          <w:lang w:eastAsia="zh-CN"/>
+        </w:rPr>
+        <w:t>kinh</w:t>
+      </w:r>
+      <w:proofErr w:type="spellEnd"/>
+      <w:r>
+        <w:rPr>
+          <w:rFonts w:eastAsia="Times New Roman"/>
+          <w:i/>
+          <w:iCs/>
+          <w:sz w:val="28"/>
+          <w:szCs w:val="28"/>
+          <w:lang w:eastAsia="zh-CN"/>
+        </w:rPr>
+        <w:t xml:space="preserve"> </w:t>
+      </w:r>
+      <w:proofErr w:type="spellStart"/>
+      <w:r>
+        <w:rPr>
+          <w:rFonts w:eastAsia="Times New Roman"/>
+          <w:i/>
+          <w:iCs/>
+          <w:sz w:val="28"/>
+          <w:szCs w:val="28"/>
+          <w:lang w:eastAsia="zh-CN"/>
+        </w:rPr>
+        <w:t>doanh</w:t>
+      </w:r>
+      <w:proofErr w:type="spellEnd"/>
+      <w:r>
+        <w:rPr>
+          <w:rFonts w:eastAsia="Times New Roman"/>
+          <w:i/>
+          <w:iCs/>
+          <w:sz w:val="28"/>
+          <w:szCs w:val="28"/>
+          <w:lang w:eastAsia="zh-CN"/>
+        </w:rPr>
+        <w:t xml:space="preserve"> </w:t>
+      </w:r>
+      <w:proofErr w:type="spellStart"/>
+      <w:r>
+        <w:rPr>
+          <w:rFonts w:eastAsia="Times New Roman"/>
+          <w:i/>
+          <w:iCs/>
+          <w:sz w:val="28"/>
+          <w:szCs w:val="28"/>
+          <w:lang w:eastAsia="zh-CN"/>
+        </w:rPr>
+        <w:t>trực</w:t>
+      </w:r>
+      <w:proofErr w:type="spellEnd"/>
+      <w:r>
+        <w:rPr>
+          <w:rFonts w:eastAsia="Times New Roman"/>
+          <w:i/>
+          <w:iCs/>
+          <w:sz w:val="28"/>
+          <w:szCs w:val="28"/>
+          <w:lang w:eastAsia="zh-CN"/>
+        </w:rPr>
+        <w:t xml:space="preserve"> </w:t>
+      </w:r>
+      <w:proofErr w:type="spellStart"/>
+      <w:r>
+        <w:rPr>
+          <w:rFonts w:eastAsia="Times New Roman"/>
+          <w:i/>
+          <w:iCs/>
+          <w:sz w:val="28"/>
+          <w:szCs w:val="28"/>
+          <w:lang w:eastAsia="zh-CN"/>
+        </w:rPr>
+        <w:t>thuộc</w:t>
+      </w:r>
+      <w:proofErr w:type="spellEnd"/>
+      <w:r>
+        <w:rPr>
+          <w:rFonts w:eastAsia="Times New Roman"/>
+          <w:i/>
+          <w:iCs/>
+          <w:sz w:val="28"/>
+          <w:szCs w:val="28"/>
+          <w:lang w:eastAsia="zh-CN"/>
+        </w:rPr>
+        <w:t xml:space="preserve"> chi </w:t>
+      </w:r>
+      <w:proofErr w:type="spellStart"/>
+      <w:r>
+        <w:rPr>
+          <w:rFonts w:eastAsia="Times New Roman"/>
+          <w:i/>
+          <w:iCs/>
+          <w:sz w:val="28"/>
+          <w:szCs w:val="28"/>
+          <w:lang w:eastAsia="zh-CN"/>
+        </w:rPr>
+        <w:t>nhánh</w:t>
+      </w:r>
+      <w:proofErr w:type="spellEnd"/>
       <w:r>
         <w:rPr>
           <w:rFonts w:eastAsia="Times New Roman"/>
@@ -784,6 +2850,7 @@
           <w:lang w:eastAsia="zh-CN"/>
         </w:rPr>
       </w:pPr>
+      <w:proofErr w:type="spellStart"/>
       <w:r>
         <w:rPr>
           <w:rFonts w:eastAsia="Times New Roman"/>
@@ -791,7 +2858,37 @@
           <w:szCs w:val="28"/>
           <w:lang w:eastAsia="zh-CN"/>
         </w:rPr>
-        <w:t xml:space="preserve">Tên chi nhánh: </w:t>
+        <w:t>Tên</w:t>
+      </w:r>
+      <w:proofErr w:type="spellEnd"/>
+      <w:r>
+        <w:rPr>
+          <w:rFonts w:eastAsia="Times New Roman"/>
+          <w:sz w:val="28"/>
+          <w:szCs w:val="28"/>
+          <w:lang w:eastAsia="zh-CN"/>
+        </w:rPr>
+        <w:t xml:space="preserve"> chi </w:t>
+      </w:r>
+      <w:proofErr w:type="spellStart"/>
+      <w:r>
+        <w:rPr>
+          <w:rFonts w:eastAsia="Times New Roman"/>
+          <w:sz w:val="28"/>
+          <w:szCs w:val="28"/>
+          <w:lang w:eastAsia="zh-CN"/>
+        </w:rPr>
+        <w:t>nhánh</w:t>
+      </w:r>
+      <w:proofErr w:type="spellEnd"/>
+      <w:r>
+        <w:rPr>
+          <w:rFonts w:eastAsia="Times New Roman"/>
+          <w:sz w:val="28"/>
+          <w:szCs w:val="28"/>
+          <w:lang w:eastAsia="zh-CN"/>
+        </w:rPr>
+        <w:t xml:space="preserve">: </w:t>
       </w:r>
       <w:r>
         <w:rPr>
@@ -818,6 +2915,7 @@
           <w:lang w:eastAsia="zh-CN"/>
         </w:rPr>
       </w:pPr>
+      <w:proofErr w:type="spellStart"/>
       <w:r>
         <w:rPr>
           <w:rFonts w:eastAsia="Times New Roman"/>
@@ -825,7 +2923,57 @@
           <w:szCs w:val="28"/>
           <w:lang w:eastAsia="zh-CN"/>
         </w:rPr>
-        <w:t xml:space="preserve">Địa chỉ chi nhánh: </w:t>
+        <w:t>Địa</w:t>
+      </w:r>
+      <w:proofErr w:type="spellEnd"/>
+      <w:r>
+        <w:rPr>
+          <w:rFonts w:eastAsia="Times New Roman"/>
+          <w:sz w:val="28"/>
+          <w:szCs w:val="28"/>
+          <w:lang w:eastAsia="zh-CN"/>
+        </w:rPr>
+        <w:t xml:space="preserve"> </w:t>
+      </w:r>
+      <w:proofErr w:type="spellStart"/>
+      <w:r>
+        <w:rPr>
+          <w:rFonts w:eastAsia="Times New Roman"/>
+          <w:sz w:val="28"/>
+          <w:szCs w:val="28"/>
+          <w:lang w:eastAsia="zh-CN"/>
+        </w:rPr>
+        <w:t>chỉ</w:t>
+      </w:r>
+      <w:proofErr w:type="spellEnd"/>
+      <w:r>
+        <w:rPr>
+          <w:rFonts w:eastAsia="Times New Roman"/>
+          <w:sz w:val="28"/>
+          <w:szCs w:val="28"/>
+          <w:lang w:eastAsia="zh-CN"/>
+        </w:rPr>
+        <w:t xml:space="preserve"> chi </w:t>
+      </w:r>
+      <w:proofErr w:type="spellStart"/>
+      <w:r>
+        <w:rPr>
+          <w:rFonts w:eastAsia="Times New Roman"/>
+          <w:sz w:val="28"/>
+          <w:szCs w:val="28"/>
+          <w:lang w:eastAsia="zh-CN"/>
+        </w:rPr>
+        <w:t>nhánh</w:t>
+      </w:r>
+      <w:proofErr w:type="spellEnd"/>
+      <w:r>
+        <w:rPr>
+          <w:rFonts w:eastAsia="Times New Roman"/>
+          <w:sz w:val="28"/>
+          <w:szCs w:val="28"/>
+          <w:lang w:eastAsia="zh-CN"/>
+        </w:rPr>
+        <w:t xml:space="preserve">: </w:t>
       </w:r>
       <w:r>
         <w:rPr>
@@ -855,6 +3003,7 @@
           <w:lang w:eastAsia="zh-CN"/>
         </w:rPr>
       </w:pPr>
+      <w:proofErr w:type="spellStart"/>
       <w:r>
         <w:rPr>
           <w:rFonts w:eastAsia="Times New Roman"/>
@@ -862,7 +3011,157 @@
           <w:szCs w:val="28"/>
           <w:lang w:eastAsia="zh-CN"/>
         </w:rPr>
-        <w:t xml:space="preserve">Mã số chi nhánh/Mã số thuế của chi nhánh: </w:t>
+        <w:t>Mã</w:t>
+      </w:r>
+      <w:proofErr w:type="spellEnd"/>
+      <w:r>
+        <w:rPr>
+          <w:rFonts w:eastAsia="Times New Roman"/>
+          <w:sz w:val="28"/>
+          <w:szCs w:val="28"/>
+          <w:lang w:eastAsia="zh-CN"/>
+        </w:rPr>
+        <w:t xml:space="preserve"> </w:t>
+      </w:r>
+      <w:proofErr w:type="spellStart"/>
+      <w:r>
+        <w:rPr>
+          <w:rFonts w:eastAsia="Times New Roman"/>
+          <w:sz w:val="28"/>
+          <w:szCs w:val="28"/>
+          <w:lang w:eastAsia="zh-CN"/>
+        </w:rPr>
+        <w:t>số</w:t>
+      </w:r>
+      <w:proofErr w:type="spellEnd"/>
+      <w:r>
+        <w:rPr>
+          <w:rFonts w:eastAsia="Times New Roman"/>
+          <w:sz w:val="28"/>
+          <w:szCs w:val="28"/>
+          <w:lang w:eastAsia="zh-CN"/>
+        </w:rPr>
+        <w:t xml:space="preserve"> chi </w:t>
+      </w:r>
+      <w:proofErr w:type="spellStart"/>
+      <w:r>
+        <w:rPr>
+          <w:rFonts w:eastAsia="Times New Roman"/>
+          <w:sz w:val="28"/>
+          <w:szCs w:val="28"/>
+          <w:lang w:eastAsia="zh-CN"/>
+        </w:rPr>
+        <w:t>nhánh</w:t>
+      </w:r>
+      <w:proofErr w:type="spellEnd"/>
+      <w:r>
+        <w:rPr>
+          <w:rFonts w:eastAsia="Times New Roman"/>
+          <w:sz w:val="28"/>
+          <w:szCs w:val="28"/>
+          <w:lang w:eastAsia="zh-CN"/>
+        </w:rPr>
+        <w:t>/</w:t>
+      </w:r>
+      <w:proofErr w:type="spellStart"/>
+      <w:r>
+        <w:rPr>
+          <w:rFonts w:eastAsia="Times New Roman"/>
+          <w:sz w:val="28"/>
+          <w:szCs w:val="28"/>
+          <w:lang w:eastAsia="zh-CN"/>
+        </w:rPr>
+        <w:t>Mã</w:t>
+      </w:r>
+      <w:proofErr w:type="spellEnd"/>
+      <w:r>
+        <w:rPr>
+          <w:rFonts w:eastAsia="Times New Roman"/>
+          <w:sz w:val="28"/>
+          <w:szCs w:val="28"/>
+          <w:lang w:eastAsia="zh-CN"/>
+        </w:rPr>
+        <w:t xml:space="preserve"> </w:t>
+      </w:r>
+      <w:proofErr w:type="spellStart"/>
+      <w:r>
+        <w:rPr>
+          <w:rFonts w:eastAsia="Times New Roman"/>
+          <w:sz w:val="28"/>
+          <w:szCs w:val="28"/>
+          <w:lang w:eastAsia="zh-CN"/>
+        </w:rPr>
+        <w:t>số</w:t>
+      </w:r>
+      <w:proofErr w:type="spellEnd"/>
+      <w:r>
+        <w:rPr>
+          <w:rFonts w:eastAsia="Times New Roman"/>
+          <w:sz w:val="28"/>
+          <w:szCs w:val="28"/>
+          <w:lang w:eastAsia="zh-CN"/>
+        </w:rPr>
+        <w:t xml:space="preserve"> </w:t>
+      </w:r>
+      <w:proofErr w:type="spellStart"/>
+      <w:r>
+        <w:rPr>
+          <w:rFonts w:eastAsia="Times New Roman"/>
+          <w:sz w:val="28"/>
+          <w:szCs w:val="28"/>
+          <w:lang w:eastAsia="zh-CN"/>
+        </w:rPr>
+        <w:t>thuế</w:t>
+      </w:r>
+      <w:proofErr w:type="spellEnd"/>
+      <w:r>
+        <w:rPr>
+          <w:rFonts w:eastAsia="Times New Roman"/>
+          <w:sz w:val="28"/>
+          <w:szCs w:val="28"/>
+          <w:lang w:eastAsia="zh-CN"/>
+        </w:rPr>
+        <w:t xml:space="preserve"> </w:t>
+      </w:r>
+      <w:proofErr w:type="spellStart"/>
+      <w:r>
+        <w:rPr>
+          <w:rFonts w:eastAsia="Times New Roman"/>
+          <w:sz w:val="28"/>
+          <w:szCs w:val="28"/>
+          <w:lang w:eastAsia="zh-CN"/>
+        </w:rPr>
+        <w:t>của</w:t>
+      </w:r>
+      <w:proofErr w:type="spellEnd"/>
+      <w:r>
+        <w:rPr>
+          <w:rFonts w:eastAsia="Times New Roman"/>
+          <w:sz w:val="28"/>
+          <w:szCs w:val="28"/>
+          <w:lang w:eastAsia="zh-CN"/>
+        </w:rPr>
+        <w:t xml:space="preserve"> chi </w:t>
+      </w:r>
+      <w:proofErr w:type="spellStart"/>
+      <w:r>
+        <w:rPr>
+          <w:rFonts w:eastAsia="Times New Roman"/>
+          <w:sz w:val="28"/>
+          <w:szCs w:val="28"/>
+          <w:lang w:eastAsia="zh-CN"/>
+        </w:rPr>
+        <w:t>nhánh</w:t>
+      </w:r>
+      <w:proofErr w:type="spellEnd"/>
+      <w:r>
+        <w:rPr>
+          <w:rFonts w:eastAsia="Times New Roman"/>
+          <w:sz w:val="28"/>
+          <w:szCs w:val="28"/>
+          <w:lang w:eastAsia="zh-CN"/>
+        </w:rPr>
+        <w:t xml:space="preserve">: </w:t>
       </w:r>
       <w:r>
         <w:rPr>
@@ -997,6 +3296,7 @@
           <w:lang w:val="fr-FR"/>
         </w:rPr>
       </w:pPr>
+      <w:proofErr w:type="spellStart"/>
       <w:r>
         <w:rPr>
           <w:spacing w:val="-8"/>
@@ -1004,18 +3304,348 @@
           <w:szCs w:val="28"/>
           <w:lang w:val="fr-FR"/>
         </w:rPr>
-        <w:t>Ngành, nghề kinh doanh sau khi thay đổi (</w:t>
-      </w:r>
-      <w:r>
-        <w:rPr>
-          <w:i/>
+        <w:t>Ngành</w:t>
+      </w:r>
+      <w:proofErr w:type="spellEnd"/>
+      <w:r>
+        <w:rPr>
           <w:spacing w:val="-8"/>
           <w:sz w:val="28"/>
           <w:szCs w:val="28"/>
           <w:lang w:val="fr-FR"/>
         </w:rPr>
-        <w:t>chỉ kê khai đối với chi nhánh, địa điểm kinh doanh</w:t>
-      </w:r>
+        <w:t xml:space="preserve">, </w:t>
+      </w:r>
+      <w:proofErr w:type="spellStart"/>
+      <w:r>
+        <w:rPr>
+          <w:spacing w:val="-8"/>
+          <w:sz w:val="28"/>
+          <w:szCs w:val="28"/>
+          <w:lang w:val="fr-FR"/>
+        </w:rPr>
+        <w:t>nghề</w:t>
+      </w:r>
+      <w:proofErr w:type="spellEnd"/>
+      <w:r>
+        <w:rPr>
+          <w:spacing w:val="-8"/>
+          <w:sz w:val="28"/>
+          <w:szCs w:val="28"/>
+          <w:lang w:val="fr-FR"/>
+        </w:rPr>
+        <w:t xml:space="preserve"> </w:t>
+      </w:r>
+      <w:proofErr w:type="spellStart"/>
+      <w:r>
+        <w:rPr>
+          <w:spacing w:val="-8"/>
+          <w:sz w:val="28"/>
+          <w:szCs w:val="28"/>
+          <w:lang w:val="fr-FR"/>
+        </w:rPr>
+        <w:t>kinh</w:t>
+      </w:r>
+      <w:proofErr w:type="spellEnd"/>
+      <w:r>
+        <w:rPr>
+          <w:spacing w:val="-8"/>
+          <w:sz w:val="28"/>
+          <w:szCs w:val="28"/>
+          <w:lang w:val="fr-FR"/>
+        </w:rPr>
+        <w:t xml:space="preserve"> </w:t>
+      </w:r>
+      <w:proofErr w:type="spellStart"/>
+      <w:r>
+        <w:rPr>
+          <w:spacing w:val="-8"/>
+          <w:sz w:val="28"/>
+          <w:szCs w:val="28"/>
+          <w:lang w:val="fr-FR"/>
+        </w:rPr>
+        <w:t>doanh</w:t>
+      </w:r>
+      <w:proofErr w:type="spellEnd"/>
+      <w:r>
+        <w:rPr>
+          <w:spacing w:val="-8"/>
+          <w:sz w:val="28"/>
+          <w:szCs w:val="28"/>
+          <w:lang w:val="fr-FR"/>
+        </w:rPr>
+        <w:t xml:space="preserve"> </w:t>
+      </w:r>
+      <w:proofErr w:type="spellStart"/>
+      <w:r>
+        <w:rPr>
+          <w:spacing w:val="-8"/>
+          <w:sz w:val="28"/>
+          <w:szCs w:val="28"/>
+          <w:lang w:val="fr-FR"/>
+        </w:rPr>
+        <w:t>sau</w:t>
+      </w:r>
+      <w:proofErr w:type="spellEnd"/>
+      <w:r>
+        <w:rPr>
+          <w:spacing w:val="-8"/>
+          <w:sz w:val="28"/>
+          <w:szCs w:val="28"/>
+          <w:lang w:val="fr-FR"/>
+        </w:rPr>
+        <w:t xml:space="preserve"> khi </w:t>
+      </w:r>
+      <w:proofErr w:type="spellStart"/>
+      <w:r>
+        <w:rPr>
+          <w:spacing w:val="-8"/>
+          <w:sz w:val="28"/>
+          <w:szCs w:val="28"/>
+          <w:lang w:val="fr-FR"/>
+        </w:rPr>
+        <w:t>thay</w:t>
+      </w:r>
+      <w:proofErr w:type="spellEnd"/>
+      <w:r>
+        <w:rPr>
+          <w:spacing w:val="-8"/>
+          <w:sz w:val="28"/>
+          <w:szCs w:val="28"/>
+          <w:lang w:val="fr-FR"/>
+        </w:rPr>
+        <w:t xml:space="preserve"> </w:t>
+      </w:r>
+      <w:proofErr w:type="spellStart"/>
+      <w:r>
+        <w:rPr>
+          <w:spacing w:val="-8"/>
+          <w:sz w:val="28"/>
+          <w:szCs w:val="28"/>
+          <w:lang w:val="fr-FR"/>
+        </w:rPr>
+        <w:t>đổi</w:t>
+      </w:r>
+      <w:proofErr w:type="spellEnd"/>
+      <w:r>
+        <w:rPr>
+          <w:spacing w:val="-8"/>
+          <w:sz w:val="28"/>
+          <w:szCs w:val="28"/>
+          <w:lang w:val="fr-FR"/>
+        </w:rPr>
+        <w:t xml:space="preserve"> (</w:t>
+      </w:r>
+      <w:proofErr w:type="spellStart"/>
+      <w:r>
+        <w:rPr>
+          <w:i/>
+          <w:spacing w:val="-8"/>
+          <w:sz w:val="28"/>
+          <w:szCs w:val="28"/>
+          <w:lang w:val="fr-FR"/>
+        </w:rPr>
+        <w:t>chỉ</w:t>
+      </w:r>
+      <w:proofErr w:type="spellEnd"/>
+      <w:r>
+        <w:rPr>
+          <w:i/>
+          <w:spacing w:val="-8"/>
+          <w:sz w:val="28"/>
+          <w:szCs w:val="28"/>
+          <w:lang w:val="fr-FR"/>
+        </w:rPr>
+        <w:t xml:space="preserve"> </w:t>
+      </w:r>
+      <w:proofErr w:type="spellStart"/>
+      <w:r>
+        <w:rPr>
+          <w:i/>
+          <w:spacing w:val="-8"/>
+          <w:sz w:val="28"/>
+          <w:szCs w:val="28"/>
+          <w:lang w:val="fr-FR"/>
+        </w:rPr>
+        <w:t>kê</w:t>
+      </w:r>
+      <w:proofErr w:type="spellEnd"/>
+      <w:r>
+        <w:rPr>
+          <w:i/>
+          <w:spacing w:val="-8"/>
+          <w:sz w:val="28"/>
+          <w:szCs w:val="28"/>
+          <w:lang w:val="fr-FR"/>
+        </w:rPr>
+        <w:t xml:space="preserve"> </w:t>
+      </w:r>
+      <w:proofErr w:type="spellStart"/>
+      <w:r>
+        <w:rPr>
+          <w:i/>
+          <w:spacing w:val="-8"/>
+          <w:sz w:val="28"/>
+          <w:szCs w:val="28"/>
+          <w:lang w:val="fr-FR"/>
+        </w:rPr>
+        <w:t>khai</w:t>
+      </w:r>
+      <w:proofErr w:type="spellEnd"/>
+      <w:r>
+        <w:rPr>
+          <w:i/>
+          <w:spacing w:val="-8"/>
+          <w:sz w:val="28"/>
+          <w:szCs w:val="28"/>
+          <w:lang w:val="fr-FR"/>
+        </w:rPr>
+        <w:t xml:space="preserve"> </w:t>
+      </w:r>
+      <w:proofErr w:type="spellStart"/>
+      <w:r>
+        <w:rPr>
+          <w:i/>
+          <w:spacing w:val="-8"/>
+          <w:sz w:val="28"/>
+          <w:szCs w:val="28"/>
+          <w:lang w:val="fr-FR"/>
+        </w:rPr>
+        <w:t>đối</w:t>
+      </w:r>
+      <w:proofErr w:type="spellEnd"/>
+      <w:r>
+        <w:rPr>
+          <w:i/>
+          <w:spacing w:val="-8"/>
+          <w:sz w:val="28"/>
+          <w:szCs w:val="28"/>
+          <w:lang w:val="fr-FR"/>
+        </w:rPr>
+        <w:t xml:space="preserve"> </w:t>
+      </w:r>
+      <w:proofErr w:type="spellStart"/>
+      <w:r>
+        <w:rPr>
+          <w:i/>
+          <w:spacing w:val="-8"/>
+          <w:sz w:val="28"/>
+          <w:szCs w:val="28"/>
+          <w:lang w:val="fr-FR"/>
+        </w:rPr>
+        <w:t>với</w:t>
+      </w:r>
+      <w:proofErr w:type="spellEnd"/>
+      <w:r>
+        <w:rPr>
+          <w:i/>
+          <w:spacing w:val="-8"/>
+          <w:sz w:val="28"/>
+          <w:szCs w:val="28"/>
+          <w:lang w:val="fr-FR"/>
+        </w:rPr>
+        <w:t xml:space="preserve"> chi </w:t>
+      </w:r>
+      <w:proofErr w:type="spellStart"/>
+      <w:r>
+        <w:rPr>
+          <w:i/>
+          <w:spacing w:val="-8"/>
+          <w:sz w:val="28"/>
+          <w:szCs w:val="28"/>
+          <w:lang w:val="fr-FR"/>
+        </w:rPr>
+        <w:t>nhánh</w:t>
+      </w:r>
+      <w:proofErr w:type="spellEnd"/>
+      <w:r>
+        <w:rPr>
+          <w:i/>
+          <w:spacing w:val="-8"/>
+          <w:sz w:val="28"/>
+          <w:szCs w:val="28"/>
+          <w:lang w:val="fr-FR"/>
+        </w:rPr>
+        <w:t xml:space="preserve">, </w:t>
+      </w:r>
+      <w:proofErr w:type="spellStart"/>
+      <w:r>
+        <w:rPr>
+          <w:i/>
+          <w:spacing w:val="-8"/>
+          <w:sz w:val="28"/>
+          <w:szCs w:val="28"/>
+          <w:lang w:val="fr-FR"/>
+        </w:rPr>
+        <w:t>địa</w:t>
+      </w:r>
+      <w:proofErr w:type="spellEnd"/>
+      <w:r>
+        <w:rPr>
+          <w:i/>
+          <w:spacing w:val="-8"/>
+          <w:sz w:val="28"/>
+          <w:szCs w:val="28"/>
+          <w:lang w:val="fr-FR"/>
+        </w:rPr>
+        <w:t xml:space="preserve"> </w:t>
+      </w:r>
+      <w:proofErr w:type="spellStart"/>
+      <w:r>
+        <w:rPr>
+          <w:i/>
+          <w:spacing w:val="-8"/>
+          <w:sz w:val="28"/>
+          <w:szCs w:val="28"/>
+          <w:lang w:val="fr-FR"/>
+        </w:rPr>
+        <w:t>điểm</w:t>
+      </w:r>
+      <w:proofErr w:type="spellEnd"/>
+      <w:r>
+        <w:rPr>
+          <w:i/>
+          <w:spacing w:val="-8"/>
+          <w:sz w:val="28"/>
+          <w:szCs w:val="28"/>
+          <w:lang w:val="fr-FR"/>
+        </w:rPr>
+        <w:t xml:space="preserve"> </w:t>
+      </w:r>
+      <w:proofErr w:type="spellStart"/>
+      <w:r>
+        <w:rPr>
+          <w:i/>
+          <w:spacing w:val="-8"/>
+          <w:sz w:val="28"/>
+          <w:szCs w:val="28"/>
+          <w:lang w:val="fr-FR"/>
+        </w:rPr>
+        <w:t>kinh</w:t>
+      </w:r>
+      <w:proofErr w:type="spellEnd"/>
+      <w:r>
+        <w:rPr>
+          <w:i/>
+          <w:spacing w:val="-8"/>
+          <w:sz w:val="28"/>
+          <w:szCs w:val="28"/>
+          <w:lang w:val="fr-FR"/>
+        </w:rPr>
+        <w:t xml:space="preserve"> </w:t>
+      </w:r>
+      <w:proofErr w:type="spellStart"/>
+      <w:r>
+        <w:rPr>
+          <w:i/>
+          <w:spacing w:val="-8"/>
+          <w:sz w:val="28"/>
+          <w:szCs w:val="28"/>
+          <w:lang w:val="fr-FR"/>
+        </w:rPr>
+        <w:t>doanh</w:t>
+      </w:r>
+      <w:proofErr w:type="spellEnd"/>
       <w:r>
         <w:rPr>
           <w:spacing w:val="-8"/>
@@ -1121,14 +3751,34 @@
                 <w:szCs w:val="28"/>
               </w:rPr>
             </w:pPr>
+            <w:proofErr w:type="spellStart"/>
             <w:r>
               <w:rPr>
                 <w:b/>
                 <w:sz w:val="28"/>
                 <w:szCs w:val="28"/>
               </w:rPr>
-              <w:t>Tên ngành</w:t>
+              <w:t>Tên</w:t>
             </w:r>
+            <w:proofErr w:type="spellEnd"/>
+            <w:r>
+              <w:rPr>
+                <w:b/>
+                <w:sz w:val="28"/>
+                <w:szCs w:val="28"/>
+              </w:rPr>
+              <w:t xml:space="preserve"> </w:t>
+            </w:r>
+            <w:proofErr w:type="spellStart"/>
+            <w:r>
+              <w:rPr>
+                <w:b/>
+                <w:sz w:val="28"/>
+                <w:szCs w:val="28"/>
+              </w:rPr>
+              <w:t>ngành</w:t>
+            </w:r>
+            <w:proofErr w:type="spellEnd"/>
           </w:p>
         </w:tc>
         <w:tc>
@@ -1155,14 +3805,34 @@
                 <w:szCs w:val="28"/>
               </w:rPr>
             </w:pPr>
+            <w:proofErr w:type="spellStart"/>
             <w:r>
               <w:rPr>
                 <w:b/>
                 <w:sz w:val="28"/>
                 <w:szCs w:val="28"/>
               </w:rPr>
-              <w:t>Mã ngành</w:t>
+              <w:t>Mã</w:t>
             </w:r>
+            <w:proofErr w:type="spellEnd"/>
+            <w:r>
+              <w:rPr>
+                <w:b/>
+                <w:sz w:val="28"/>
+                <w:szCs w:val="28"/>
+              </w:rPr>
+              <w:t xml:space="preserve"> </w:t>
+            </w:r>
+            <w:proofErr w:type="spellStart"/>
+            <w:r>
+              <w:rPr>
+                <w:b/>
+                <w:sz w:val="28"/>
+                <w:szCs w:val="28"/>
+              </w:rPr>
+              <w:t>ngành</w:t>
+            </w:r>
+            <w:proofErr w:type="spellEnd"/>
           </w:p>
         </w:tc>
         <w:tc>
@@ -1189,6 +3859,7 @@
                 <w:szCs w:val="28"/>
               </w:rPr>
             </w:pPr>
+            <w:proofErr w:type="spellStart"/>
             <w:r>
               <w:rPr>
                 <w:rFonts w:eastAsia="Times New Roman"/>
@@ -1197,7 +3868,106 @@
                 <w:szCs w:val="28"/>
                 <w:lang w:eastAsia="zh-CN"/>
               </w:rPr>
-              <w:t xml:space="preserve">Ngành, nghề kinh doanh chính </w:t>
+              <w:t>Ngành</w:t>
+            </w:r>
+            <w:proofErr w:type="spellEnd"/>
+            <w:r>
+              <w:rPr>
+                <w:rFonts w:eastAsia="Times New Roman"/>
+                <w:b/>
+                <w:sz w:val="28"/>
+                <w:szCs w:val="28"/>
+                <w:lang w:eastAsia="zh-CN"/>
+              </w:rPr>
+              <w:t xml:space="preserve">, </w:t>
+            </w:r>
+            <w:proofErr w:type="spellStart"/>
+            <w:r>
+              <w:rPr>
+                <w:rFonts w:eastAsia="Times New Roman"/>
+                <w:b/>
+                <w:sz w:val="28"/>
+                <w:szCs w:val="28"/>
+                <w:lang w:eastAsia="zh-CN"/>
+              </w:rPr>
+              <w:t>nghề</w:t>
+            </w:r>
+            <w:proofErr w:type="spellEnd"/>
+            <w:r>
+              <w:rPr>
+                <w:rFonts w:eastAsia="Times New Roman"/>
+                <w:b/>
+                <w:sz w:val="28"/>
+                <w:szCs w:val="28"/>
+                <w:lang w:eastAsia="zh-CN"/>
+              </w:rPr>
+              <w:t xml:space="preserve"> </w:t>
+            </w:r>
+            <w:proofErr w:type="spellStart"/>
+            <w:r>
+              <w:rPr>
+                <w:rFonts w:eastAsia="Times New Roman"/>
+                <w:b/>
+                <w:sz w:val="28"/>
+                <w:szCs w:val="28"/>
+                <w:lang w:eastAsia="zh-CN"/>
+              </w:rPr>
+              <w:t>kinh</w:t>
+            </w:r>
+            <w:proofErr w:type="spellEnd"/>
+            <w:r>
+              <w:rPr>
+                <w:rFonts w:eastAsia="Times New Roman"/>
+                <w:b/>
+                <w:sz w:val="28"/>
+                <w:szCs w:val="28"/>
+                <w:lang w:eastAsia="zh-CN"/>
+              </w:rPr>
+              <w:t xml:space="preserve"> </w:t>
+            </w:r>
+            <w:proofErr w:type="spellStart"/>
+            <w:r>
+              <w:rPr>
+                <w:rFonts w:eastAsia="Times New Roman"/>
+                <w:b/>
+                <w:sz w:val="28"/>
+                <w:szCs w:val="28"/>
+                <w:lang w:eastAsia="zh-CN"/>
+              </w:rPr>
+              <w:t>doanh</w:t>
+            </w:r>
+            <w:proofErr w:type="spellEnd"/>
+            <w:r>
+              <w:rPr>
+                <w:rFonts w:eastAsia="Times New Roman"/>
+                <w:b/>
+                <w:sz w:val="28"/>
+                <w:szCs w:val="28"/>
+                <w:lang w:eastAsia="zh-CN"/>
+              </w:rPr>
+              <w:t xml:space="preserve"> </w:t>
+            </w:r>
+            <w:proofErr w:type="spellStart"/>
+            <w:r>
+              <w:rPr>
+                <w:rFonts w:eastAsia="Times New Roman"/>
+                <w:b/>
+                <w:sz w:val="28"/>
+                <w:szCs w:val="28"/>
+                <w:lang w:eastAsia="zh-CN"/>
+              </w:rPr>
+              <w:t>chính</w:t>
+            </w:r>
+            <w:proofErr w:type="spellEnd"/>
+            <w:r>
+              <w:rPr>
+                <w:rFonts w:eastAsia="Times New Roman"/>
+                <w:b/>
+                <w:sz w:val="28"/>
+                <w:szCs w:val="28"/>
+                <w:lang w:eastAsia="zh-CN"/>
+              </w:rPr>
+              <w:t xml:space="preserve"> </w:t>
             </w:r>
           </w:p>
         </w:tc>
@@ -1262,8 +4032,59 @@
                 <w:sz w:val="28"/>
                 <w:szCs w:val="28"/>
               </w:rPr>
-              <w:t>Bán buôn tổng hợp</w:t>
+              <w:t xml:space="preserve">Bán </w:t>
             </w:r>
+            <w:proofErr w:type="spellStart"/>
+            <w:r>
+              <w:rPr>
+                <w:b/>
+                <w:bCs/>
+                <w:sz w:val="28"/>
+                <w:szCs w:val="28"/>
+              </w:rPr>
+              <w:t>buôn</w:t>
+            </w:r>
+            <w:proofErr w:type="spellEnd"/>
+            <w:r>
+              <w:rPr>
+                <w:b/>
+                <w:bCs/>
+                <w:sz w:val="28"/>
+                <w:szCs w:val="28"/>
+              </w:rPr>
+              <w:t xml:space="preserve"> </w:t>
+            </w:r>
+            <w:proofErr w:type="spellStart"/>
+            <w:r>
+              <w:rPr>
+                <w:b/>
+                <w:bCs/>
+                <w:sz w:val="28"/>
+                <w:szCs w:val="28"/>
+              </w:rPr>
+              <w:t>tổng</w:t>
+            </w:r>
+            <w:proofErr w:type="spellEnd"/>
+            <w:r>
+              <w:rPr>
+                <w:b/>
+                <w:bCs/>
+                <w:sz w:val="28"/>
+                <w:szCs w:val="28"/>
+              </w:rPr>
+              <w:t xml:space="preserve"> </w:t>
+            </w:r>
+            <w:proofErr w:type="spellStart"/>
+            <w:r>
+              <w:rPr>
+                <w:b/>
+                <w:bCs/>
+                <w:sz w:val="28"/>
+                <w:szCs w:val="28"/>
+              </w:rPr>
+              <w:t>hợp</w:t>
+            </w:r>
+            <w:proofErr w:type="spellEnd"/>
           </w:p>
           <w:p>
             <w:pPr>
@@ -1403,7 +4224,207 @@
                 <w:sz w:val="28"/>
                 <w:szCs w:val="28"/>
               </w:rPr>
-              <w:t xml:space="preserve">Bán buôn máy móc, thiết bị và phụ tùng máy khác </w:t>
+              <w:t xml:space="preserve">Bán </w:t>
+            </w:r>
+            <w:proofErr w:type="spellStart"/>
+            <w:r>
+              <w:rPr>
+                <w:b/>
+                <w:bCs/>
+                <w:sz w:val="28"/>
+                <w:szCs w:val="28"/>
+              </w:rPr>
+              <w:t>buôn</w:t>
+            </w:r>
+            <w:proofErr w:type="spellEnd"/>
+            <w:r>
+              <w:rPr>
+                <w:b/>
+                <w:bCs/>
+                <w:sz w:val="28"/>
+                <w:szCs w:val="28"/>
+              </w:rPr>
+              <w:t xml:space="preserve"> </w:t>
+            </w:r>
+            <w:proofErr w:type="spellStart"/>
+            <w:r>
+              <w:rPr>
+                <w:b/>
+                <w:bCs/>
+                <w:sz w:val="28"/>
+                <w:szCs w:val="28"/>
+              </w:rPr>
+              <w:t>máy</w:t>
+            </w:r>
+            <w:proofErr w:type="spellEnd"/>
+            <w:r>
+              <w:rPr>
+                <w:b/>
+                <w:bCs/>
+                <w:sz w:val="28"/>
+                <w:szCs w:val="28"/>
+              </w:rPr>
+              <w:t xml:space="preserve"> </w:t>
+            </w:r>
+            <w:proofErr w:type="spellStart"/>
+            <w:r>
+              <w:rPr>
+                <w:b/>
+                <w:bCs/>
+                <w:sz w:val="28"/>
+                <w:szCs w:val="28"/>
+              </w:rPr>
+              <w:t>móc</w:t>
+            </w:r>
+            <w:proofErr w:type="spellEnd"/>
+            <w:r>
+              <w:rPr>
+                <w:b/>
+                <w:bCs/>
+                <w:sz w:val="28"/>
+                <w:szCs w:val="28"/>
+              </w:rPr>
+              <w:t xml:space="preserve">, </w:t>
+            </w:r>
+            <w:proofErr w:type="spellStart"/>
+            <w:r>
+              <w:rPr>
+                <w:b/>
+                <w:bCs/>
+                <w:sz w:val="28"/>
+                <w:szCs w:val="28"/>
+              </w:rPr>
+              <w:t>thiết</w:t>
+            </w:r>
+            <w:proofErr w:type="spellEnd"/>
+            <w:r>
+              <w:rPr>
+                <w:b/>
+                <w:bCs/>
+                <w:sz w:val="28"/>
+                <w:szCs w:val="28"/>
+              </w:rPr>
+              <w:t xml:space="preserve"> </w:t>
+            </w:r>
+            <w:proofErr w:type="spellStart"/>
+            <w:r>
+              <w:rPr>
+                <w:b/>
+                <w:bCs/>
+                <w:sz w:val="28"/>
+                <w:szCs w:val="28"/>
+              </w:rPr>
+              <w:t>bị</w:t>
+            </w:r>
+            <w:proofErr w:type="spellEnd"/>
+            <w:r>
+              <w:rPr>
+                <w:b/>
+                <w:bCs/>
+                <w:sz w:val="28"/>
+                <w:szCs w:val="28"/>
+              </w:rPr>
+              <w:t xml:space="preserve"> </w:t>
+            </w:r>
+            <w:proofErr w:type="spellStart"/>
+            <w:r>
+              <w:rPr>
+                <w:b/>
+                <w:bCs/>
+                <w:sz w:val="28"/>
+                <w:szCs w:val="28"/>
+              </w:rPr>
+              <w:t>và</w:t>
+            </w:r>
+            <w:proofErr w:type="spellEnd"/>
+            <w:r>
+              <w:rPr>
+                <w:b/>
+                <w:bCs/>
+                <w:sz w:val="28"/>
+                <w:szCs w:val="28"/>
+              </w:rPr>
+              <w:t xml:space="preserve"> </w:t>
+            </w:r>
+            <w:proofErr w:type="spellStart"/>
+            <w:r>
+              <w:rPr>
+                <w:b/>
+                <w:bCs/>
+                <w:sz w:val="28"/>
+                <w:szCs w:val="28"/>
+              </w:rPr>
+              <w:t>phụ</w:t>
+            </w:r>
+            <w:proofErr w:type="spellEnd"/>
+            <w:r>
+              <w:rPr>
+                <w:b/>
+                <w:bCs/>
+                <w:sz w:val="28"/>
+                <w:szCs w:val="28"/>
+              </w:rPr>
+              <w:t xml:space="preserve"> </w:t>
+            </w:r>
+            <w:proofErr w:type="spellStart"/>
+            <w:r>
+              <w:rPr>
+                <w:b/>
+                <w:bCs/>
+                <w:sz w:val="28"/>
+                <w:szCs w:val="28"/>
+              </w:rPr>
+              <w:t>tùng</w:t>
+            </w:r>
+            <w:proofErr w:type="spellEnd"/>
+            <w:r>
+              <w:rPr>
+                <w:b/>
+                <w:bCs/>
+                <w:sz w:val="28"/>
+                <w:szCs w:val="28"/>
+              </w:rPr>
+              <w:t xml:space="preserve"> </w:t>
+            </w:r>
+            <w:proofErr w:type="spellStart"/>
+            <w:r>
+              <w:rPr>
+                <w:b/>
+                <w:bCs/>
+                <w:sz w:val="28"/>
+                <w:szCs w:val="28"/>
+              </w:rPr>
+              <w:t>máy</w:t>
+            </w:r>
+            <w:proofErr w:type="spellEnd"/>
+            <w:r>
+              <w:rPr>
+                <w:b/>
+                <w:bCs/>
+                <w:sz w:val="28"/>
+                <w:szCs w:val="28"/>
+              </w:rPr>
+              <w:t xml:space="preserve"> </w:t>
+            </w:r>
+            <w:proofErr w:type="spellStart"/>
+            <w:r>
+              <w:rPr>
+                <w:b/>
+                <w:bCs/>
+                <w:sz w:val="28"/>
+                <w:szCs w:val="28"/>
+              </w:rPr>
+              <w:t>khác</w:t>
+            </w:r>
+            <w:proofErr w:type="spellEnd"/>
+            <w:r>
+              <w:rPr>
+                <w:b/>
+                <w:bCs/>
+                <w:sz w:val="28"/>
+                <w:szCs w:val="28"/>
+              </w:rPr>
+              <w:t xml:space="preserve"> </w:t>
             </w:r>
           </w:p>
           <w:p>
@@ -1479,129 +4500,6 @@
           </w:p>
         </w:tc>
       </w:tr>
-      <w:tr>
-        <w:tc>
-          <w:tcPr>
-            <w:tcW w:w="804" w:type="dxa"/>
-            <w:tcBorders>
-              <w:top w:val="single" w:sz="4" w:space="0" w:color="000000"/>
-              <w:left w:val="single" w:sz="4" w:space="0" w:color="000000"/>
-              <w:bottom w:val="single" w:sz="4" w:space="0" w:color="000000"/>
-              <w:right w:val="single" w:sz="4" w:space="0" w:color="000000"/>
-            </w:tcBorders>
-          </w:tcPr>
-          <w:p>
-            <w:pPr>
-              <w:tabs>
-                <w:tab w:val="left" w:leader="dot" w:pos="9072"/>
-              </w:tabs>
-              <w:jc w:val="both"/>
-              <w:rPr>
-                <w:sz w:val="28"/>
-                <w:szCs w:val="28"/>
-              </w:rPr>
-            </w:pPr>
-            <w:r>
-              <w:rPr>
-                <w:sz w:val="28"/>
-                <w:szCs w:val="28"/>
-              </w:rPr>
-              <w:t>3</w:t>
-            </w:r>
-          </w:p>
-        </w:tc>
-        <w:tc>
-          <w:tcPr>
-            <w:tcW w:w="5221" w:type="dxa"/>
-            <w:tcBorders>
-              <w:top w:val="single" w:sz="4" w:space="0" w:color="000000"/>
-              <w:left w:val="single" w:sz="4" w:space="0" w:color="000000"/>
-              <w:bottom w:val="single" w:sz="4" w:space="0" w:color="000000"/>
-              <w:right w:val="single" w:sz="4" w:space="0" w:color="000000"/>
-            </w:tcBorders>
-          </w:tcPr>
-          <w:p>
-            <w:pPr>
-              <w:tabs>
-                <w:tab w:val="left" w:leader="dot" w:pos="9072"/>
-              </w:tabs>
-              <w:jc w:val="both"/>
-              <w:rPr>
-                <w:b/>
-                <w:bCs/>
-                <w:sz w:val="28"/>
-                <w:szCs w:val="28"/>
-              </w:rPr>
-            </w:pPr>
-            <w:r>
-              <w:rPr>
-                <w:b/>
-                <w:bCs/>
-                <w:sz w:val="28"/>
-                <w:szCs w:val="28"/>
-              </w:rPr>
-              <w:t>Bán buôn vật liệu, thiết bị lắp đặt khác trong xây dựng</w:t>
-            </w:r>
-          </w:p>
-        </w:tc>
-        <w:tc>
-          <w:tcPr>
-            <w:tcW w:w="1350" w:type="dxa"/>
-            <w:tcBorders>
-              <w:top w:val="single" w:sz="4" w:space="0" w:color="000000"/>
-              <w:left w:val="single" w:sz="4" w:space="0" w:color="000000"/>
-              <w:bottom w:val="single" w:sz="4" w:space="0" w:color="000000"/>
-              <w:right w:val="single" w:sz="4" w:space="0" w:color="000000"/>
-            </w:tcBorders>
-          </w:tcPr>
-          <w:p>
-            <w:pPr>
-              <w:tabs>
-                <w:tab w:val="left" w:leader="dot" w:pos="9072"/>
-              </w:tabs>
-              <w:jc w:val="both"/>
-              <w:rPr>
-                <w:b/>
-                <w:bCs/>
-                <w:sz w:val="28"/>
-                <w:szCs w:val="28"/>
-              </w:rPr>
-            </w:pPr>
-            <w:r>
-              <w:rPr>
-                <w:b/>
-                <w:bCs/>
-                <w:sz w:val="28"/>
-                <w:szCs w:val="28"/>
-              </w:rPr>
-              <w:t>4673</w:t>
-            </w:r>
-          </w:p>
-        </w:tc>
-        <w:tc>
-          <w:tcPr>
-            <w:tcW w:w="1805" w:type="dxa"/>
-            <w:tcBorders>
-              <w:top w:val="single" w:sz="4" w:space="0" w:color="000000"/>
-              <w:left w:val="single" w:sz="4" w:space="0" w:color="000000"/>
-              <w:bottom w:val="single" w:sz="4" w:space="0" w:color="000000"/>
-              <w:right w:val="single" w:sz="4" w:space="0" w:color="000000"/>
-            </w:tcBorders>
-          </w:tcPr>
-          <w:p>
-            <w:pPr>
-              <w:tabs>
-                <w:tab w:val="left" w:leader="dot" w:pos="9072"/>
-              </w:tabs>
-              <w:jc w:val="center"/>
-              <w:rPr>
-                <w:sz w:val="28"/>
-                <w:szCs w:val="28"/>
-              </w:rPr>
-            </w:pPr>
-          </w:p>
-        </w:tc>
-      </w:tr>
     </w:tbl>
     <w:p>
       <w:pPr>
@@ -1616,21 +4514,272 @@
           <w:szCs w:val="28"/>
         </w:rPr>
       </w:pPr>
-      <w:r>
-        <w:rPr>
-          <w:sz w:val="28"/>
-          <w:szCs w:val="28"/>
-        </w:rPr>
-        <w:t>Nội dung hoạt động sau khi thay đổi (</w:t>
-      </w:r>
-      <w:r>
-        <w:rPr>
-          <w:i/>
-          <w:sz w:val="28"/>
-          <w:szCs w:val="28"/>
-        </w:rPr>
-        <w:t>chỉ kê khai đối với văn phòng đại diện</w:t>
-      </w:r>
+      <w:proofErr w:type="spellStart"/>
+      <w:r>
+        <w:rPr>
+          <w:sz w:val="28"/>
+          <w:szCs w:val="28"/>
+        </w:rPr>
+        <w:t>Nội</w:t>
+      </w:r>
+      <w:proofErr w:type="spellEnd"/>
+      <w:r>
+        <w:rPr>
+          <w:sz w:val="28"/>
+          <w:szCs w:val="28"/>
+        </w:rPr>
+        <w:t xml:space="preserve"> dung </w:t>
+      </w:r>
+      <w:proofErr w:type="spellStart"/>
+      <w:r>
+        <w:rPr>
+          <w:sz w:val="28"/>
+          <w:szCs w:val="28"/>
+        </w:rPr>
+        <w:t>hoạt</w:t>
+      </w:r>
+      <w:proofErr w:type="spellEnd"/>
+      <w:r>
+        <w:rPr>
+          <w:sz w:val="28"/>
+          <w:szCs w:val="28"/>
+        </w:rPr>
+        <w:t xml:space="preserve"> </w:t>
+      </w:r>
+      <w:proofErr w:type="spellStart"/>
+      <w:r>
+        <w:rPr>
+          <w:sz w:val="28"/>
+          <w:szCs w:val="28"/>
+        </w:rPr>
+        <w:t>động</w:t>
+      </w:r>
+      <w:proofErr w:type="spellEnd"/>
+      <w:r>
+        <w:rPr>
+          <w:sz w:val="28"/>
+          <w:szCs w:val="28"/>
+        </w:rPr>
+        <w:t xml:space="preserve"> </w:t>
+      </w:r>
+      <w:proofErr w:type="spellStart"/>
+      <w:r>
+        <w:rPr>
+          <w:sz w:val="28"/>
+          <w:szCs w:val="28"/>
+        </w:rPr>
+        <w:t>sau</w:t>
+      </w:r>
+      <w:proofErr w:type="spellEnd"/>
+      <w:r>
+        <w:rPr>
+          <w:sz w:val="28"/>
+          <w:szCs w:val="28"/>
+        </w:rPr>
+        <w:t xml:space="preserve"> </w:t>
+      </w:r>
+      <w:proofErr w:type="spellStart"/>
+      <w:r>
+        <w:rPr>
+          <w:sz w:val="28"/>
+          <w:szCs w:val="28"/>
+        </w:rPr>
+        <w:t>khi</w:t>
+      </w:r>
+      <w:proofErr w:type="spellEnd"/>
+      <w:r>
+        <w:rPr>
+          <w:sz w:val="28"/>
+          <w:szCs w:val="28"/>
+        </w:rPr>
+        <w:t xml:space="preserve"> </w:t>
+      </w:r>
+      <w:proofErr w:type="spellStart"/>
+      <w:r>
+        <w:rPr>
+          <w:sz w:val="28"/>
+          <w:szCs w:val="28"/>
+        </w:rPr>
+        <w:t>thay</w:t>
+      </w:r>
+      <w:proofErr w:type="spellEnd"/>
+      <w:r>
+        <w:rPr>
+          <w:sz w:val="28"/>
+          <w:szCs w:val="28"/>
+        </w:rPr>
+        <w:t xml:space="preserve"> </w:t>
+      </w:r>
+      <w:proofErr w:type="spellStart"/>
+      <w:r>
+        <w:rPr>
+          <w:sz w:val="28"/>
+          <w:szCs w:val="28"/>
+        </w:rPr>
+        <w:t>đổi</w:t>
+      </w:r>
+      <w:proofErr w:type="spellEnd"/>
+      <w:r>
+        <w:rPr>
+          <w:sz w:val="28"/>
+          <w:szCs w:val="28"/>
+        </w:rPr>
+        <w:t xml:space="preserve"> (</w:t>
+      </w:r>
+      <w:proofErr w:type="spellStart"/>
+      <w:r>
+        <w:rPr>
+          <w:i/>
+          <w:sz w:val="28"/>
+          <w:szCs w:val="28"/>
+        </w:rPr>
+        <w:t>chỉ</w:t>
+      </w:r>
+      <w:proofErr w:type="spellEnd"/>
+      <w:r>
+        <w:rPr>
+          <w:i/>
+          <w:sz w:val="28"/>
+          <w:szCs w:val="28"/>
+        </w:rPr>
+        <w:t xml:space="preserve"> </w:t>
+      </w:r>
+      <w:proofErr w:type="spellStart"/>
+      <w:r>
+        <w:rPr>
+          <w:i/>
+          <w:sz w:val="28"/>
+          <w:szCs w:val="28"/>
+        </w:rPr>
+        <w:t>kê</w:t>
+      </w:r>
+      <w:proofErr w:type="spellEnd"/>
+      <w:r>
+        <w:rPr>
+          <w:i/>
+          <w:sz w:val="28"/>
+          <w:szCs w:val="28"/>
+        </w:rPr>
+        <w:t xml:space="preserve"> </w:t>
+      </w:r>
+      <w:proofErr w:type="spellStart"/>
+      <w:r>
+        <w:rPr>
+          <w:i/>
+          <w:sz w:val="28"/>
+          <w:szCs w:val="28"/>
+        </w:rPr>
+        <w:t>khai</w:t>
+      </w:r>
+      <w:proofErr w:type="spellEnd"/>
+      <w:r>
+        <w:rPr>
+          <w:i/>
+          <w:sz w:val="28"/>
+          <w:szCs w:val="28"/>
+        </w:rPr>
+        <w:t xml:space="preserve"> </w:t>
+      </w:r>
+      <w:proofErr w:type="spellStart"/>
+      <w:r>
+        <w:rPr>
+          <w:i/>
+          <w:sz w:val="28"/>
+          <w:szCs w:val="28"/>
+        </w:rPr>
+        <w:t>đối</w:t>
+      </w:r>
+      <w:proofErr w:type="spellEnd"/>
+      <w:r>
+        <w:rPr>
+          <w:i/>
+          <w:sz w:val="28"/>
+          <w:szCs w:val="28"/>
+        </w:rPr>
+        <w:t xml:space="preserve"> </w:t>
+      </w:r>
+      <w:proofErr w:type="spellStart"/>
+      <w:r>
+        <w:rPr>
+          <w:i/>
+          <w:sz w:val="28"/>
+          <w:szCs w:val="28"/>
+        </w:rPr>
+        <w:t>với</w:t>
+      </w:r>
+      <w:proofErr w:type="spellEnd"/>
+      <w:r>
+        <w:rPr>
+          <w:i/>
+          <w:sz w:val="28"/>
+          <w:szCs w:val="28"/>
+        </w:rPr>
+        <w:t xml:space="preserve"> </w:t>
+      </w:r>
+      <w:proofErr w:type="spellStart"/>
+      <w:r>
+        <w:rPr>
+          <w:i/>
+          <w:sz w:val="28"/>
+          <w:szCs w:val="28"/>
+        </w:rPr>
+        <w:t>văn</w:t>
+      </w:r>
+      <w:proofErr w:type="spellEnd"/>
+      <w:r>
+        <w:rPr>
+          <w:i/>
+          <w:sz w:val="28"/>
+          <w:szCs w:val="28"/>
+        </w:rPr>
+        <w:t xml:space="preserve"> </w:t>
+      </w:r>
+      <w:proofErr w:type="spellStart"/>
+      <w:r>
+        <w:rPr>
+          <w:i/>
+          <w:sz w:val="28"/>
+          <w:szCs w:val="28"/>
+        </w:rPr>
+        <w:t>phòng</w:t>
+      </w:r>
+      <w:proofErr w:type="spellEnd"/>
+      <w:r>
+        <w:rPr>
+          <w:i/>
+          <w:sz w:val="28"/>
+          <w:szCs w:val="28"/>
+        </w:rPr>
+        <w:t xml:space="preserve"> </w:t>
+      </w:r>
+      <w:proofErr w:type="spellStart"/>
+      <w:r>
+        <w:rPr>
+          <w:i/>
+          <w:sz w:val="28"/>
+          <w:szCs w:val="28"/>
+        </w:rPr>
+        <w:t>đại</w:t>
+      </w:r>
+      <w:proofErr w:type="spellEnd"/>
+      <w:r>
+        <w:rPr>
+          <w:i/>
+          <w:sz w:val="28"/>
+          <w:szCs w:val="28"/>
+        </w:rPr>
+        <w:t xml:space="preserve"> </w:t>
+      </w:r>
+      <w:proofErr w:type="spellStart"/>
+      <w:r>
+        <w:rPr>
+          <w:i/>
+          <w:sz w:val="28"/>
+          <w:szCs w:val="28"/>
+        </w:rPr>
+        <w:t>diện</w:t>
+      </w:r>
+      <w:proofErr w:type="spellEnd"/>
       <w:r>
         <w:rPr>
           <w:sz w:val="28"/>
@@ -1692,13 +4841,275 @@
           <w:szCs w:val="28"/>
         </w:rPr>
       </w:pPr>
+      <w:proofErr w:type="spellStart"/>
       <w:r>
         <w:rPr>
           <w:bCs/>
           <w:sz w:val="28"/>
           <w:szCs w:val="28"/>
         </w:rPr>
-        <w:t>Địa chỉ chi nhánh/văn phòng đại diện/địa điểm kinh doanh sau khi thay đổi:</w:t>
+        <w:t>Địa</w:t>
+      </w:r>
+      <w:proofErr w:type="spellEnd"/>
+      <w:r>
+        <w:rPr>
+          <w:bCs/>
+          <w:sz w:val="28"/>
+          <w:szCs w:val="28"/>
+        </w:rPr>
+        <w:t xml:space="preserve"> </w:t>
+      </w:r>
+      <w:proofErr w:type="spellStart"/>
+      <w:r>
+        <w:rPr>
+          <w:bCs/>
+          <w:sz w:val="28"/>
+          <w:szCs w:val="28"/>
+        </w:rPr>
+        <w:t>chỉ</w:t>
+      </w:r>
+      <w:proofErr w:type="spellEnd"/>
+      <w:r>
+        <w:rPr>
+          <w:bCs/>
+          <w:sz w:val="28"/>
+          <w:szCs w:val="28"/>
+        </w:rPr>
+        <w:t xml:space="preserve"> chi </w:t>
+      </w:r>
+      <w:proofErr w:type="spellStart"/>
+      <w:r>
+        <w:rPr>
+          <w:bCs/>
+          <w:sz w:val="28"/>
+          <w:szCs w:val="28"/>
+        </w:rPr>
+        <w:t>nhánh</w:t>
+      </w:r>
+      <w:proofErr w:type="spellEnd"/>
+      <w:r>
+        <w:rPr>
+          <w:bCs/>
+          <w:sz w:val="28"/>
+          <w:szCs w:val="28"/>
+        </w:rPr>
+        <w:t>/</w:t>
+      </w:r>
+      <w:proofErr w:type="spellStart"/>
+      <w:r>
+        <w:rPr>
+          <w:bCs/>
+          <w:sz w:val="28"/>
+          <w:szCs w:val="28"/>
+        </w:rPr>
+        <w:t>văn</w:t>
+      </w:r>
+      <w:proofErr w:type="spellEnd"/>
+      <w:r>
+        <w:rPr>
+          <w:bCs/>
+          <w:sz w:val="28"/>
+          <w:szCs w:val="28"/>
+        </w:rPr>
+        <w:t xml:space="preserve"> </w:t>
+      </w:r>
+      <w:proofErr w:type="spellStart"/>
+      <w:r>
+        <w:rPr>
+          <w:bCs/>
+          <w:sz w:val="28"/>
+          <w:szCs w:val="28"/>
+        </w:rPr>
+        <w:t>phòng</w:t>
+      </w:r>
+      <w:proofErr w:type="spellEnd"/>
+      <w:r>
+        <w:rPr>
+          <w:bCs/>
+          <w:sz w:val="28"/>
+          <w:szCs w:val="28"/>
+        </w:rPr>
+        <w:t xml:space="preserve"> </w:t>
+      </w:r>
+      <w:proofErr w:type="spellStart"/>
+      <w:r>
+        <w:rPr>
+          <w:bCs/>
+          <w:sz w:val="28"/>
+          <w:szCs w:val="28"/>
+        </w:rPr>
+        <w:t>đại</w:t>
+      </w:r>
+      <w:proofErr w:type="spellEnd"/>
+      <w:r>
+        <w:rPr>
+          <w:bCs/>
+          <w:sz w:val="28"/>
+          <w:szCs w:val="28"/>
+        </w:rPr>
+        <w:t xml:space="preserve"> </w:t>
+      </w:r>
+      <w:proofErr w:type="spellStart"/>
+      <w:r>
+        <w:rPr>
+          <w:bCs/>
+          <w:sz w:val="28"/>
+          <w:szCs w:val="28"/>
+        </w:rPr>
+        <w:t>diện</w:t>
+      </w:r>
+      <w:proofErr w:type="spellEnd"/>
+      <w:r>
+        <w:rPr>
+          <w:bCs/>
+          <w:sz w:val="28"/>
+          <w:szCs w:val="28"/>
+        </w:rPr>
+        <w:t>/</w:t>
+      </w:r>
+      <w:proofErr w:type="spellStart"/>
+      <w:r>
+        <w:rPr>
+          <w:bCs/>
+          <w:sz w:val="28"/>
+          <w:szCs w:val="28"/>
+        </w:rPr>
+        <w:t>địa</w:t>
+      </w:r>
+      <w:proofErr w:type="spellEnd"/>
+      <w:r>
+        <w:rPr>
+          <w:bCs/>
+          <w:sz w:val="28"/>
+          <w:szCs w:val="28"/>
+        </w:rPr>
+        <w:t xml:space="preserve"> </w:t>
+      </w:r>
+      <w:proofErr w:type="spellStart"/>
+      <w:r>
+        <w:rPr>
+          <w:bCs/>
+          <w:sz w:val="28"/>
+          <w:szCs w:val="28"/>
+        </w:rPr>
+        <w:t>điểm</w:t>
+      </w:r>
+      <w:proofErr w:type="spellEnd"/>
+      <w:r>
+        <w:rPr>
+          <w:bCs/>
+          <w:sz w:val="28"/>
+          <w:szCs w:val="28"/>
+        </w:rPr>
+        <w:t xml:space="preserve"> </w:t>
+      </w:r>
+      <w:proofErr w:type="spellStart"/>
+      <w:r>
+        <w:rPr>
+          <w:bCs/>
+          <w:sz w:val="28"/>
+          <w:szCs w:val="28"/>
+        </w:rPr>
+        <w:t>kinh</w:t>
+      </w:r>
+      <w:proofErr w:type="spellEnd"/>
+      <w:r>
+        <w:rPr>
+          <w:bCs/>
+          <w:sz w:val="28"/>
+          <w:szCs w:val="28"/>
+        </w:rPr>
+        <w:t xml:space="preserve"> </w:t>
+      </w:r>
+      <w:proofErr w:type="spellStart"/>
+      <w:r>
+        <w:rPr>
+          <w:bCs/>
+          <w:sz w:val="28"/>
+          <w:szCs w:val="28"/>
+        </w:rPr>
+        <w:t>doanh</w:t>
+      </w:r>
+      <w:proofErr w:type="spellEnd"/>
+      <w:r>
+        <w:rPr>
+          <w:bCs/>
+          <w:sz w:val="28"/>
+          <w:szCs w:val="28"/>
+        </w:rPr>
+        <w:t xml:space="preserve"> </w:t>
+      </w:r>
+      <w:proofErr w:type="spellStart"/>
+      <w:r>
+        <w:rPr>
+          <w:bCs/>
+          <w:sz w:val="28"/>
+          <w:szCs w:val="28"/>
+        </w:rPr>
+        <w:t>sau</w:t>
+      </w:r>
+      <w:proofErr w:type="spellEnd"/>
+      <w:r>
+        <w:rPr>
+          <w:bCs/>
+          <w:sz w:val="28"/>
+          <w:szCs w:val="28"/>
+        </w:rPr>
+        <w:t xml:space="preserve"> </w:t>
+      </w:r>
+      <w:proofErr w:type="spellStart"/>
+      <w:r>
+        <w:rPr>
+          <w:bCs/>
+          <w:sz w:val="28"/>
+          <w:szCs w:val="28"/>
+        </w:rPr>
+        <w:t>khi</w:t>
+      </w:r>
+      <w:proofErr w:type="spellEnd"/>
+      <w:r>
+        <w:rPr>
+          <w:bCs/>
+          <w:sz w:val="28"/>
+          <w:szCs w:val="28"/>
+        </w:rPr>
+        <w:t xml:space="preserve"> </w:t>
+      </w:r>
+      <w:proofErr w:type="spellStart"/>
+      <w:r>
+        <w:rPr>
+          <w:bCs/>
+          <w:sz w:val="28"/>
+          <w:szCs w:val="28"/>
+        </w:rPr>
+        <w:t>thay</w:t>
+      </w:r>
+      <w:proofErr w:type="spellEnd"/>
+      <w:r>
+        <w:rPr>
+          <w:bCs/>
+          <w:sz w:val="28"/>
+          <w:szCs w:val="28"/>
+        </w:rPr>
+        <w:t xml:space="preserve"> </w:t>
+      </w:r>
+      <w:proofErr w:type="spellStart"/>
+      <w:r>
+        <w:rPr>
+          <w:bCs/>
+          <w:sz w:val="28"/>
+          <w:szCs w:val="28"/>
+        </w:rPr>
+        <w:t>đổi</w:t>
+      </w:r>
+      <w:proofErr w:type="spellEnd"/>
+      <w:r>
+        <w:rPr>
+          <w:bCs/>
+          <w:sz w:val="28"/>
+          <w:szCs w:val="28"/>
+        </w:rPr>
+        <w:t>:</w:t>
       </w:r>
     </w:p>
     <w:p>
@@ -1710,14 +5121,268 @@
           <w:szCs w:val="28"/>
         </w:rPr>
       </w:pPr>
+      <w:proofErr w:type="spellStart"/>
       <w:r>
         <w:rPr>
           <w:spacing w:val="-8"/>
           <w:sz w:val="28"/>
           <w:szCs w:val="28"/>
         </w:rPr>
-        <w:t>Số nhà/phòng, ngách/hẻm, ngõ/kiệt, đường/phố/đại lộ, tổ/xóm/ấp/thôn</w:t>
-      </w:r>
+        <w:t>Số</w:t>
+      </w:r>
+      <w:proofErr w:type="spellEnd"/>
+      <w:r>
+        <w:rPr>
+          <w:spacing w:val="-8"/>
+          <w:sz w:val="28"/>
+          <w:szCs w:val="28"/>
+        </w:rPr>
+        <w:t xml:space="preserve"> </w:t>
+      </w:r>
+      <w:proofErr w:type="spellStart"/>
+      <w:r>
+        <w:rPr>
+          <w:spacing w:val="-8"/>
+          <w:sz w:val="28"/>
+          <w:szCs w:val="28"/>
+        </w:rPr>
+        <w:t>nhà</w:t>
+      </w:r>
+      <w:proofErr w:type="spellEnd"/>
+      <w:r>
+        <w:rPr>
+          <w:spacing w:val="-8"/>
+          <w:sz w:val="28"/>
+          <w:szCs w:val="28"/>
+        </w:rPr>
+        <w:t>/</w:t>
+      </w:r>
+      <w:proofErr w:type="spellStart"/>
+      <w:r>
+        <w:rPr>
+          <w:spacing w:val="-8"/>
+          <w:sz w:val="28"/>
+          <w:szCs w:val="28"/>
+        </w:rPr>
+        <w:t>phòng</w:t>
+      </w:r>
+      <w:proofErr w:type="spellEnd"/>
+      <w:r>
+        <w:rPr>
+          <w:spacing w:val="-8"/>
+          <w:sz w:val="28"/>
+          <w:szCs w:val="28"/>
+        </w:rPr>
+        <w:t xml:space="preserve">, </w:t>
+      </w:r>
+      <w:proofErr w:type="spellStart"/>
+      <w:r>
+        <w:rPr>
+          <w:spacing w:val="-8"/>
+          <w:sz w:val="28"/>
+          <w:szCs w:val="28"/>
+        </w:rPr>
+        <w:t>ngách</w:t>
+      </w:r>
+      <w:proofErr w:type="spellEnd"/>
+      <w:r>
+        <w:rPr>
+          <w:spacing w:val="-8"/>
+          <w:sz w:val="28"/>
+          <w:szCs w:val="28"/>
+        </w:rPr>
+        <w:t>/</w:t>
+      </w:r>
+      <w:proofErr w:type="spellStart"/>
+      <w:r>
+        <w:rPr>
+          <w:spacing w:val="-8"/>
+          <w:sz w:val="28"/>
+          <w:szCs w:val="28"/>
+        </w:rPr>
+        <w:t>hẻm</w:t>
+      </w:r>
+      <w:proofErr w:type="spellEnd"/>
+      <w:r>
+        <w:rPr>
+          <w:spacing w:val="-8"/>
+          <w:sz w:val="28"/>
+          <w:szCs w:val="28"/>
+        </w:rPr>
+        <w:t xml:space="preserve">, </w:t>
+      </w:r>
+      <w:proofErr w:type="spellStart"/>
+      <w:r>
+        <w:rPr>
+          <w:spacing w:val="-8"/>
+          <w:sz w:val="28"/>
+          <w:szCs w:val="28"/>
+        </w:rPr>
+        <w:t>ngõ</w:t>
+      </w:r>
+      <w:proofErr w:type="spellEnd"/>
+      <w:r>
+        <w:rPr>
+          <w:spacing w:val="-8"/>
+          <w:sz w:val="28"/>
+          <w:szCs w:val="28"/>
+        </w:rPr>
+        <w:t>/</w:t>
+      </w:r>
+      <w:proofErr w:type="spellStart"/>
+      <w:r>
+        <w:rPr>
+          <w:spacing w:val="-8"/>
+          <w:sz w:val="28"/>
+          <w:szCs w:val="28"/>
+        </w:rPr>
+        <w:t>kiệt</w:t>
+      </w:r>
+      <w:proofErr w:type="spellEnd"/>
+      <w:r>
+        <w:rPr>
+          <w:spacing w:val="-8"/>
+          <w:sz w:val="28"/>
+          <w:szCs w:val="28"/>
+        </w:rPr>
+        <w:t xml:space="preserve">, </w:t>
+      </w:r>
+      <w:proofErr w:type="spellStart"/>
+      <w:r>
+        <w:rPr>
+          <w:spacing w:val="-8"/>
+          <w:sz w:val="28"/>
+          <w:szCs w:val="28"/>
+        </w:rPr>
+        <w:t>đường</w:t>
+      </w:r>
+      <w:proofErr w:type="spellEnd"/>
+      <w:r>
+        <w:rPr>
+          <w:spacing w:val="-8"/>
+          <w:sz w:val="28"/>
+          <w:szCs w:val="28"/>
+        </w:rPr>
+        <w:t>/</w:t>
+      </w:r>
+      <w:proofErr w:type="spellStart"/>
+      <w:r>
+        <w:rPr>
+          <w:spacing w:val="-8"/>
+          <w:sz w:val="28"/>
+          <w:szCs w:val="28"/>
+        </w:rPr>
+        <w:t>phố</w:t>
+      </w:r>
+      <w:proofErr w:type="spellEnd"/>
+      <w:r>
+        <w:rPr>
+          <w:spacing w:val="-8"/>
+          <w:sz w:val="28"/>
+          <w:szCs w:val="28"/>
+        </w:rPr>
+        <w:t>/</w:t>
+      </w:r>
+      <w:proofErr w:type="spellStart"/>
+      <w:r>
+        <w:rPr>
+          <w:spacing w:val="-8"/>
+          <w:sz w:val="28"/>
+          <w:szCs w:val="28"/>
+        </w:rPr>
+        <w:t>đại</w:t>
+      </w:r>
+      <w:proofErr w:type="spellEnd"/>
+      <w:r>
+        <w:rPr>
+          <w:spacing w:val="-8"/>
+          <w:sz w:val="28"/>
+          <w:szCs w:val="28"/>
+        </w:rPr>
+        <w:t xml:space="preserve"> </w:t>
+      </w:r>
+      <w:proofErr w:type="spellStart"/>
+      <w:r>
+        <w:rPr>
+          <w:spacing w:val="-8"/>
+          <w:sz w:val="28"/>
+          <w:szCs w:val="28"/>
+        </w:rPr>
+        <w:t>lộ</w:t>
+      </w:r>
+      <w:proofErr w:type="spellEnd"/>
+      <w:r>
+        <w:rPr>
+          <w:spacing w:val="-8"/>
+          <w:sz w:val="28"/>
+          <w:szCs w:val="28"/>
+        </w:rPr>
+        <w:t xml:space="preserve">, </w:t>
+      </w:r>
+      <w:proofErr w:type="spellStart"/>
+      <w:r>
+        <w:rPr>
+          <w:spacing w:val="-8"/>
+          <w:sz w:val="28"/>
+          <w:szCs w:val="28"/>
+        </w:rPr>
+        <w:t>tổ</w:t>
+      </w:r>
+      <w:proofErr w:type="spellEnd"/>
+      <w:r>
+        <w:rPr>
+          <w:spacing w:val="-8"/>
+          <w:sz w:val="28"/>
+          <w:szCs w:val="28"/>
+        </w:rPr>
+        <w:t>/</w:t>
+      </w:r>
+      <w:proofErr w:type="spellStart"/>
+      <w:r>
+        <w:rPr>
+          <w:spacing w:val="-8"/>
+          <w:sz w:val="28"/>
+          <w:szCs w:val="28"/>
+        </w:rPr>
+        <w:t>xóm</w:t>
+      </w:r>
+      <w:proofErr w:type="spellEnd"/>
+      <w:r>
+        <w:rPr>
+          <w:spacing w:val="-8"/>
+          <w:sz w:val="28"/>
+          <w:szCs w:val="28"/>
+        </w:rPr>
+        <w:t>/</w:t>
+      </w:r>
+      <w:proofErr w:type="spellStart"/>
+      <w:r>
+        <w:rPr>
+          <w:spacing w:val="-8"/>
+          <w:sz w:val="28"/>
+          <w:szCs w:val="28"/>
+        </w:rPr>
+        <w:t>ấp</w:t>
+      </w:r>
+      <w:proofErr w:type="spellEnd"/>
+      <w:r>
+        <w:rPr>
+          <w:spacing w:val="-8"/>
+          <w:sz w:val="28"/>
+          <w:szCs w:val="28"/>
+        </w:rPr>
+        <w:t>/</w:t>
+      </w:r>
+      <w:proofErr w:type="spellStart"/>
+      <w:r>
+        <w:rPr>
+          <w:spacing w:val="-8"/>
+          <w:sz w:val="28"/>
+          <w:szCs w:val="28"/>
+        </w:rPr>
+        <w:t>thôn</w:t>
+      </w:r>
+      <w:proofErr w:type="spellEnd"/>
       <w:r>
         <w:rPr>
           <w:sz w:val="28"/>
@@ -1725,12 +5390,69 @@
         </w:rPr>
         <w:t xml:space="preserve">: </w:t>
       </w:r>
-      <w:r>
-        <w:rPr>
-          <w:sz w:val="28"/>
-          <w:szCs w:val="28"/>
-        </w:rPr>
-        <w:t>Số 239 G/1 Đường Trần Quang Diệu, Khu Phố 1A</w:t>
+      <w:proofErr w:type="spellStart"/>
+      <w:r>
+        <w:rPr>
+          <w:sz w:val="28"/>
+          <w:szCs w:val="28"/>
+        </w:rPr>
+        <w:t>Số</w:t>
+      </w:r>
+      <w:proofErr w:type="spellEnd"/>
+      <w:r>
+        <w:rPr>
+          <w:sz w:val="28"/>
+          <w:szCs w:val="28"/>
+        </w:rPr>
+        <w:t xml:space="preserve"> 239 G/1 </w:t>
+      </w:r>
+      <w:proofErr w:type="spellStart"/>
+      <w:r>
+        <w:rPr>
+          <w:sz w:val="28"/>
+          <w:szCs w:val="28"/>
+        </w:rPr>
+        <w:t>Đường</w:t>
+      </w:r>
+      <w:proofErr w:type="spellEnd"/>
+      <w:r>
+        <w:rPr>
+          <w:sz w:val="28"/>
+          <w:szCs w:val="28"/>
+        </w:rPr>
+        <w:t xml:space="preserve"> </w:t>
+      </w:r>
+      <w:proofErr w:type="spellStart"/>
+      <w:r>
+        <w:rPr>
+          <w:sz w:val="28"/>
+          <w:szCs w:val="28"/>
+        </w:rPr>
+        <w:t>Trần</w:t>
+      </w:r>
+      <w:proofErr w:type="spellEnd"/>
+      <w:r>
+        <w:rPr>
+          <w:sz w:val="28"/>
+          <w:szCs w:val="28"/>
+        </w:rPr>
+        <w:t xml:space="preserve"> Quang Diệu, Khu </w:t>
+      </w:r>
+      <w:proofErr w:type="spellStart"/>
+      <w:r>
+        <w:rPr>
+          <w:sz w:val="28"/>
+          <w:szCs w:val="28"/>
+        </w:rPr>
+        <w:t>Phố</w:t>
+      </w:r>
+      <w:proofErr w:type="spellEnd"/>
+      <w:r>
+        <w:rPr>
+          <w:sz w:val="28"/>
+          <w:szCs w:val="28"/>
+        </w:rPr>
+        <w:t xml:space="preserve"> 1A</w:t>
       </w:r>
     </w:p>
     <w:p>
@@ -1742,20 +5464,95 @@
           <w:szCs w:val="28"/>
         </w:rPr>
       </w:pPr>
-      <w:r>
-        <w:rPr>
-          <w:sz w:val="28"/>
-          <w:szCs w:val="28"/>
-        </w:rPr>
-        <w:t xml:space="preserve">Xã/Phường/Đặc khu: </w:t>
-      </w:r>
-      <w:r>
-        <w:rPr>
-          <w:sz w:val="28"/>
-          <w:szCs w:val="28"/>
-        </w:rPr>
-        <w:t>Phường An Phú</w:t>
-      </w:r>
+      <w:proofErr w:type="spellStart"/>
+      <w:r>
+        <w:rPr>
+          <w:sz w:val="28"/>
+          <w:szCs w:val="28"/>
+        </w:rPr>
+        <w:t>Xã</w:t>
+      </w:r>
+      <w:proofErr w:type="spellEnd"/>
+      <w:r>
+        <w:rPr>
+          <w:sz w:val="28"/>
+          <w:szCs w:val="28"/>
+        </w:rPr>
+        <w:t>/</w:t>
+      </w:r>
+      <w:proofErr w:type="spellStart"/>
+      <w:r>
+        <w:rPr>
+          <w:sz w:val="28"/>
+          <w:szCs w:val="28"/>
+        </w:rPr>
+        <w:t>Phường</w:t>
+      </w:r>
+      <w:proofErr w:type="spellEnd"/>
+      <w:r>
+        <w:rPr>
+          <w:sz w:val="28"/>
+          <w:szCs w:val="28"/>
+        </w:rPr>
+        <w:t>/</w:t>
+      </w:r>
+      <w:proofErr w:type="spellStart"/>
+      <w:r>
+        <w:rPr>
+          <w:sz w:val="28"/>
+          <w:szCs w:val="28"/>
+        </w:rPr>
+        <w:t>Đặc</w:t>
+      </w:r>
+      <w:proofErr w:type="spellEnd"/>
+      <w:r>
+        <w:rPr>
+          <w:sz w:val="28"/>
+          <w:szCs w:val="28"/>
+        </w:rPr>
+        <w:t xml:space="preserve"> </w:t>
+      </w:r>
+      <w:proofErr w:type="spellStart"/>
+      <w:r>
+        <w:rPr>
+          <w:sz w:val="28"/>
+          <w:szCs w:val="28"/>
+        </w:rPr>
+        <w:t>khu</w:t>
+      </w:r>
+      <w:proofErr w:type="spellEnd"/>
+      <w:r>
+        <w:rPr>
+          <w:sz w:val="28"/>
+          <w:szCs w:val="28"/>
+        </w:rPr>
+        <w:t xml:space="preserve">: </w:t>
+      </w:r>
+      <w:proofErr w:type="spellStart"/>
+      <w:r>
+        <w:rPr>
+          <w:sz w:val="28"/>
+          <w:szCs w:val="28"/>
+        </w:rPr>
+        <w:t>Phường</w:t>
+      </w:r>
+      <w:proofErr w:type="spellEnd"/>
+      <w:r>
+        <w:rPr>
+          <w:sz w:val="28"/>
+          <w:szCs w:val="28"/>
+        </w:rPr>
+        <w:t xml:space="preserve"> An </w:t>
+      </w:r>
+      <w:proofErr w:type="spellStart"/>
+      <w:r>
+        <w:rPr>
+          <w:sz w:val="28"/>
+          <w:szCs w:val="28"/>
+        </w:rPr>
+        <w:t>Phú</w:t>
+      </w:r>
+      <w:proofErr w:type="spellEnd"/>
     </w:p>
     <w:p>
       <w:pPr>
@@ -1766,19 +5563,140 @@
           <w:szCs w:val="28"/>
         </w:rPr>
       </w:pPr>
-      <w:r>
-        <w:rPr>
-          <w:sz w:val="28"/>
-          <w:szCs w:val="28"/>
-        </w:rPr>
-        <w:t xml:space="preserve">Tỉnh/Thành phố trực thuộc trung ương: </w:t>
-      </w:r>
-      <w:r>
-        <w:rPr>
-          <w:sz w:val="28"/>
-          <w:szCs w:val="28"/>
-        </w:rPr>
-        <w:t>Thành phố Hồ Chí Minh</w:t>
+      <w:proofErr w:type="spellStart"/>
+      <w:r>
+        <w:rPr>
+          <w:sz w:val="28"/>
+          <w:szCs w:val="28"/>
+        </w:rPr>
+        <w:t>Tỉnh</w:t>
+      </w:r>
+      <w:proofErr w:type="spellEnd"/>
+      <w:r>
+        <w:rPr>
+          <w:sz w:val="28"/>
+          <w:szCs w:val="28"/>
+        </w:rPr>
+        <w:t xml:space="preserve">/Thành </w:t>
+      </w:r>
+      <w:proofErr w:type="spellStart"/>
+      <w:r>
+        <w:rPr>
+          <w:sz w:val="28"/>
+          <w:szCs w:val="28"/>
+        </w:rPr>
+        <w:t>phố</w:t>
+      </w:r>
+      <w:proofErr w:type="spellEnd"/>
+      <w:r>
+        <w:rPr>
+          <w:sz w:val="28"/>
+          <w:szCs w:val="28"/>
+        </w:rPr>
+        <w:t xml:space="preserve"> </w:t>
+      </w:r>
+      <w:proofErr w:type="spellStart"/>
+      <w:r>
+        <w:rPr>
+          <w:sz w:val="28"/>
+          <w:szCs w:val="28"/>
+        </w:rPr>
+        <w:t>trực</w:t>
+      </w:r>
+      <w:proofErr w:type="spellEnd"/>
+      <w:r>
+        <w:rPr>
+          <w:sz w:val="28"/>
+          <w:szCs w:val="28"/>
+        </w:rPr>
+        <w:t xml:space="preserve"> </w:t>
+      </w:r>
+      <w:proofErr w:type="spellStart"/>
+      <w:r>
+        <w:rPr>
+          <w:sz w:val="28"/>
+          <w:szCs w:val="28"/>
+        </w:rPr>
+        <w:t>thuộc</w:t>
+      </w:r>
+      <w:proofErr w:type="spellEnd"/>
+      <w:r>
+        <w:rPr>
+          <w:sz w:val="28"/>
+          <w:szCs w:val="28"/>
+        </w:rPr>
+        <w:t xml:space="preserve"> </w:t>
+      </w:r>
+      <w:proofErr w:type="spellStart"/>
+      <w:r>
+        <w:rPr>
+          <w:sz w:val="28"/>
+          <w:szCs w:val="28"/>
+        </w:rPr>
+        <w:t>trung</w:t>
+      </w:r>
+      <w:proofErr w:type="spellEnd"/>
+      <w:r>
+        <w:rPr>
+          <w:sz w:val="28"/>
+          <w:szCs w:val="28"/>
+        </w:rPr>
+        <w:t xml:space="preserve"> </w:t>
+      </w:r>
+      <w:proofErr w:type="spellStart"/>
+      <w:r>
+        <w:rPr>
+          <w:sz w:val="28"/>
+          <w:szCs w:val="28"/>
+        </w:rPr>
+        <w:t>ương</w:t>
+      </w:r>
+      <w:proofErr w:type="spellEnd"/>
+      <w:r>
+        <w:rPr>
+          <w:sz w:val="28"/>
+          <w:szCs w:val="28"/>
+        </w:rPr>
+        <w:t xml:space="preserve">: </w:t>
+      </w:r>
+      <w:r>
+        <w:rPr>
+          <w:sz w:val="28"/>
+          <w:szCs w:val="28"/>
+        </w:rPr>
+        <w:t xml:space="preserve">Thành </w:t>
+      </w:r>
+      <w:proofErr w:type="spellStart"/>
+      <w:r>
+        <w:rPr>
+          <w:sz w:val="28"/>
+          <w:szCs w:val="28"/>
+        </w:rPr>
+        <w:t>phố</w:t>
+      </w:r>
+      <w:proofErr w:type="spellEnd"/>
+      <w:r>
+        <w:rPr>
+          <w:sz w:val="28"/>
+          <w:szCs w:val="28"/>
+        </w:rPr>
+        <w:t xml:space="preserve"> </w:t>
+      </w:r>
+      <w:proofErr w:type="spellStart"/>
+      <w:r>
+        <w:rPr>
+          <w:sz w:val="28"/>
+          <w:szCs w:val="28"/>
+        </w:rPr>
+        <w:t>Hồ</w:t>
+      </w:r>
+      <w:proofErr w:type="spellEnd"/>
+      <w:r>
+        <w:rPr>
+          <w:sz w:val="28"/>
+          <w:szCs w:val="28"/>
+        </w:rPr>
+        <w:t xml:space="preserve"> Chí Minh</w:t>
       </w:r>
     </w:p>
     <w:p>
@@ -1795,21 +5713,66 @@
           <w:szCs w:val="28"/>
         </w:rPr>
       </w:pPr>
-      <w:r>
-        <w:rPr>
-          <w:sz w:val="28"/>
-          <w:szCs w:val="28"/>
-        </w:rPr>
-        <w:t>Điện thoại (</w:t>
-      </w:r>
-      <w:r>
-        <w:rPr>
-          <w:i/>
-          <w:sz w:val="28"/>
-          <w:szCs w:val="28"/>
-        </w:rPr>
-        <w:t>nếu có</w:t>
-      </w:r>
+      <w:proofErr w:type="spellStart"/>
+      <w:r>
+        <w:rPr>
+          <w:sz w:val="28"/>
+          <w:szCs w:val="28"/>
+        </w:rPr>
+        <w:t>Điện</w:t>
+      </w:r>
+      <w:proofErr w:type="spellEnd"/>
+      <w:r>
+        <w:rPr>
+          <w:sz w:val="28"/>
+          <w:szCs w:val="28"/>
+        </w:rPr>
+        <w:t xml:space="preserve"> </w:t>
+      </w:r>
+      <w:proofErr w:type="spellStart"/>
+      <w:r>
+        <w:rPr>
+          <w:sz w:val="28"/>
+          <w:szCs w:val="28"/>
+        </w:rPr>
+        <w:t>thoại</w:t>
+      </w:r>
+      <w:proofErr w:type="spellEnd"/>
+      <w:r>
+        <w:rPr>
+          <w:sz w:val="28"/>
+          <w:szCs w:val="28"/>
+        </w:rPr>
+        <w:t xml:space="preserve"> (</w:t>
+      </w:r>
+      <w:proofErr w:type="spellStart"/>
+      <w:r>
+        <w:rPr>
+          <w:i/>
+          <w:sz w:val="28"/>
+          <w:szCs w:val="28"/>
+        </w:rPr>
+        <w:t>nếu</w:t>
+      </w:r>
+      <w:proofErr w:type="spellEnd"/>
+      <w:r>
+        <w:rPr>
+          <w:i/>
+          <w:sz w:val="28"/>
+          <w:szCs w:val="28"/>
+        </w:rPr>
+        <w:t xml:space="preserve"> </w:t>
+      </w:r>
+      <w:proofErr w:type="spellStart"/>
+      <w:r>
+        <w:rPr>
+          <w:i/>
+          <w:sz w:val="28"/>
+          <w:szCs w:val="28"/>
+        </w:rPr>
+        <w:t>có</w:t>
+      </w:r>
+      <w:proofErr w:type="spellEnd"/>
       <w:r>
         <w:rPr>
           <w:sz w:val="28"/>
@@ -1831,12 +5794,21 @@
         </w:rPr>
         <w:t xml:space="preserve"> </w:t>
       </w:r>
-      <w:r>
-        <w:rPr>
-          <w:sz w:val="28"/>
-          <w:szCs w:val="28"/>
-        </w:rPr>
-        <w:t>Số fax</w:t>
+      <w:proofErr w:type="spellStart"/>
+      <w:r>
+        <w:rPr>
+          <w:sz w:val="28"/>
+          <w:szCs w:val="28"/>
+        </w:rPr>
+        <w:t>Số</w:t>
+      </w:r>
+      <w:proofErr w:type="spellEnd"/>
+      <w:r>
+        <w:rPr>
+          <w:sz w:val="28"/>
+          <w:szCs w:val="28"/>
+        </w:rPr>
+        <w:t xml:space="preserve"> fax</w:t>
       </w:r>
       <w:r>
         <w:rPr>
@@ -1847,6 +5819,7 @@
         </w:rPr>
         <w:t xml:space="preserve"> (</w:t>
       </w:r>
+      <w:proofErr w:type="spellStart"/>
       <w:r>
         <w:rPr>
           <w:rFonts w:eastAsia="Times New Roman"/>
@@ -1855,8 +5828,31 @@
           <w:szCs w:val="28"/>
           <w:lang w:eastAsia="zh-CN"/>
         </w:rPr>
-        <w:t>nếu có</w:t>
-      </w:r>
+        <w:t>nếu</w:t>
+      </w:r>
+      <w:proofErr w:type="spellEnd"/>
+      <w:r>
+        <w:rPr>
+          <w:rFonts w:eastAsia="Times New Roman"/>
+          <w:i/>
+          <w:sz w:val="28"/>
+          <w:szCs w:val="28"/>
+          <w:lang w:eastAsia="zh-CN"/>
+        </w:rPr>
+        <w:t xml:space="preserve"> </w:t>
+      </w:r>
+      <w:proofErr w:type="spellStart"/>
+      <w:r>
+        <w:rPr>
+          <w:rFonts w:eastAsia="Times New Roman"/>
+          <w:i/>
+          <w:sz w:val="28"/>
+          <w:szCs w:val="28"/>
+          <w:lang w:eastAsia="zh-CN"/>
+        </w:rPr>
+        <w:t>có</w:t>
+      </w:r>
+      <w:proofErr w:type="spellEnd"/>
       <w:r>
         <w:rPr>
           <w:rFonts w:eastAsia="Times New Roman"/>
@@ -1902,8 +5898,36 @@
           <w:szCs w:val="28"/>
           <w:lang w:val="fr-FR"/>
         </w:rPr>
-        <w:t>Thư điện tử</w:t>
-      </w:r>
+        <w:t xml:space="preserve">Thư </w:t>
+      </w:r>
+      <w:proofErr w:type="spellStart"/>
+      <w:r>
+        <w:rPr>
+          <w:sz w:val="28"/>
+          <w:szCs w:val="28"/>
+          <w:lang w:val="fr-FR"/>
+        </w:rPr>
+        <w:t>điện</w:t>
+      </w:r>
+      <w:proofErr w:type="spellEnd"/>
+      <w:r>
+        <w:rPr>
+          <w:sz w:val="28"/>
+          <w:szCs w:val="28"/>
+          <w:lang w:val="fr-FR"/>
+        </w:rPr>
+        <w:t xml:space="preserve"> </w:t>
+      </w:r>
+      <w:proofErr w:type="spellStart"/>
+      <w:r>
+        <w:rPr>
+          <w:sz w:val="28"/>
+          <w:szCs w:val="28"/>
+          <w:lang w:val="fr-FR"/>
+        </w:rPr>
+        <w:t>tử</w:t>
+      </w:r>
+      <w:proofErr w:type="spellEnd"/>
       <w:r>
         <w:rPr>
           <w:rFonts w:eastAsia="Times New Roman"/>
@@ -1913,6 +5937,7 @@
         </w:rPr>
         <w:t xml:space="preserve"> (</w:t>
       </w:r>
+      <w:proofErr w:type="spellStart"/>
       <w:r>
         <w:rPr>
           <w:rFonts w:eastAsia="Times New Roman"/>
@@ -1921,15 +5946,38 @@
           <w:szCs w:val="28"/>
           <w:lang w:val="fr-FR" w:eastAsia="zh-CN"/>
         </w:rPr>
-        <w:t>nếu có</w:t>
-      </w:r>
-      <w:r>
-        <w:rPr>
-          <w:rFonts w:eastAsia="Times New Roman"/>
+        <w:t>nếu</w:t>
+      </w:r>
+      <w:proofErr w:type="spellEnd"/>
+      <w:r>
+        <w:rPr>
+          <w:rFonts w:eastAsia="Times New Roman"/>
+          <w:i/>
           <w:sz w:val="28"/>
           <w:szCs w:val="28"/>
           <w:lang w:val="fr-FR" w:eastAsia="zh-CN"/>
         </w:rPr>
+        <w:t xml:space="preserve"> </w:t>
+      </w:r>
+      <w:proofErr w:type="spellStart"/>
+      <w:r>
+        <w:rPr>
+          <w:rFonts w:eastAsia="Times New Roman"/>
+          <w:i/>
+          <w:sz w:val="28"/>
+          <w:szCs w:val="28"/>
+          <w:lang w:val="fr-FR" w:eastAsia="zh-CN"/>
+        </w:rPr>
+        <w:t>có</w:t>
+      </w:r>
+      <w:proofErr w:type="spellEnd"/>
+      <w:r>
+        <w:rPr>
+          <w:rFonts w:eastAsia="Times New Roman"/>
+          <w:sz w:val="28"/>
+          <w:szCs w:val="28"/>
+          <w:lang w:val="fr-FR" w:eastAsia="zh-CN"/>
+        </w:rPr>
         <w:t>)</w:t>
       </w:r>
       <w:r>
@@ -1947,8 +5995,17 @@
           <w:lang w:val="fr-FR"/>
         </w:rPr>
         <w:tab/>
+      </w:r>
+      <w:proofErr w:type="spellStart"/>
+      <w:r>
+        <w:rPr>
+          <w:sz w:val="28"/>
+          <w:szCs w:val="28"/>
+          <w:lang w:val="fr-FR"/>
+        </w:rPr>
         <w:t>Website</w:t>
       </w:r>
+      <w:proofErr w:type="spellEnd"/>
       <w:r>
         <w:rPr>
           <w:rFonts w:eastAsia="Times New Roman"/>
@@ -1958,6 +6015,7 @@
         </w:rPr>
         <w:t xml:space="preserve"> (</w:t>
       </w:r>
+      <w:proofErr w:type="spellStart"/>
       <w:r>
         <w:rPr>
           <w:rFonts w:eastAsia="Times New Roman"/>
@@ -1966,8 +6024,31 @@
           <w:szCs w:val="28"/>
           <w:lang w:val="fr-FR" w:eastAsia="zh-CN"/>
         </w:rPr>
-        <w:t>nếu có</w:t>
-      </w:r>
+        <w:t>nếu</w:t>
+      </w:r>
+      <w:proofErr w:type="spellEnd"/>
+      <w:r>
+        <w:rPr>
+          <w:rFonts w:eastAsia="Times New Roman"/>
+          <w:i/>
+          <w:sz w:val="28"/>
+          <w:szCs w:val="28"/>
+          <w:lang w:val="fr-FR" w:eastAsia="zh-CN"/>
+        </w:rPr>
+        <w:t xml:space="preserve"> </w:t>
+      </w:r>
+      <w:proofErr w:type="spellStart"/>
+      <w:r>
+        <w:rPr>
+          <w:rFonts w:eastAsia="Times New Roman"/>
+          <w:i/>
+          <w:sz w:val="28"/>
+          <w:szCs w:val="28"/>
+          <w:lang w:val="fr-FR" w:eastAsia="zh-CN"/>
+        </w:rPr>
+        <w:t>có</w:t>
+      </w:r>
+      <w:proofErr w:type="spellEnd"/>
       <w:r>
         <w:rPr>
           <w:rFonts w:eastAsia="Times New Roman"/>
@@ -2019,19 +6100,804 @@
           <w:szCs w:val="28"/>
           <w:lang w:val="fr-FR"/>
         </w:rPr>
-        <w:t>- Chi nhánh/Văn phòng đại diện/Địa điểm kinh doanh nằm trong (</w:t>
-      </w:r>
-      <w:r>
-        <w:rPr>
-          <w:rFonts w:eastAsia="Times New Roman"/>
-          <w:i/>
+        <w:t xml:space="preserve">- Chi </w:t>
+      </w:r>
+      <w:proofErr w:type="spellStart"/>
+      <w:r>
+        <w:rPr>
+          <w:rFonts w:eastAsia="Times New Roman"/>
           <w:spacing w:val="-4"/>
           <w:sz w:val="28"/>
           <w:szCs w:val="28"/>
           <w:lang w:val="fr-FR"/>
         </w:rPr>
-        <w:t>Doanh nghiệp phải đánh dấu X vào ô vuông tương ứng với khu công nghệ cao nếu nộp hồ sơ tới Ban quản lý khu công nghệ cao</w:t>
-      </w:r>
+        <w:t>nhánh</w:t>
+      </w:r>
+      <w:proofErr w:type="spellEnd"/>
+      <w:r>
+        <w:rPr>
+          <w:rFonts w:eastAsia="Times New Roman"/>
+          <w:spacing w:val="-4"/>
+          <w:sz w:val="28"/>
+          <w:szCs w:val="28"/>
+          <w:lang w:val="fr-FR"/>
+        </w:rPr>
+        <w:t xml:space="preserve">/Văn </w:t>
+      </w:r>
+      <w:proofErr w:type="spellStart"/>
+      <w:r>
+        <w:rPr>
+          <w:rFonts w:eastAsia="Times New Roman"/>
+          <w:spacing w:val="-4"/>
+          <w:sz w:val="28"/>
+          <w:szCs w:val="28"/>
+          <w:lang w:val="fr-FR"/>
+        </w:rPr>
+        <w:t>phòng</w:t>
+      </w:r>
+      <w:proofErr w:type="spellEnd"/>
+      <w:r>
+        <w:rPr>
+          <w:rFonts w:eastAsia="Times New Roman"/>
+          <w:spacing w:val="-4"/>
+          <w:sz w:val="28"/>
+          <w:szCs w:val="28"/>
+          <w:lang w:val="fr-FR"/>
+        </w:rPr>
+        <w:t xml:space="preserve"> </w:t>
+      </w:r>
+      <w:proofErr w:type="spellStart"/>
+      <w:r>
+        <w:rPr>
+          <w:rFonts w:eastAsia="Times New Roman"/>
+          <w:spacing w:val="-4"/>
+          <w:sz w:val="28"/>
+          <w:szCs w:val="28"/>
+          <w:lang w:val="fr-FR"/>
+        </w:rPr>
+        <w:t>đại</w:t>
+      </w:r>
+      <w:proofErr w:type="spellEnd"/>
+      <w:r>
+        <w:rPr>
+          <w:rFonts w:eastAsia="Times New Roman"/>
+          <w:spacing w:val="-4"/>
+          <w:sz w:val="28"/>
+          <w:szCs w:val="28"/>
+          <w:lang w:val="fr-FR"/>
+        </w:rPr>
+        <w:t xml:space="preserve"> </w:t>
+      </w:r>
+      <w:proofErr w:type="spellStart"/>
+      <w:r>
+        <w:rPr>
+          <w:rFonts w:eastAsia="Times New Roman"/>
+          <w:spacing w:val="-4"/>
+          <w:sz w:val="28"/>
+          <w:szCs w:val="28"/>
+          <w:lang w:val="fr-FR"/>
+        </w:rPr>
+        <w:t>diện</w:t>
+      </w:r>
+      <w:proofErr w:type="spellEnd"/>
+      <w:r>
+        <w:rPr>
+          <w:rFonts w:eastAsia="Times New Roman"/>
+          <w:spacing w:val="-4"/>
+          <w:sz w:val="28"/>
+          <w:szCs w:val="28"/>
+          <w:lang w:val="fr-FR"/>
+        </w:rPr>
+        <w:t>/</w:t>
+      </w:r>
+      <w:proofErr w:type="spellStart"/>
+      <w:r>
+        <w:rPr>
+          <w:rFonts w:eastAsia="Times New Roman"/>
+          <w:spacing w:val="-4"/>
+          <w:sz w:val="28"/>
+          <w:szCs w:val="28"/>
+          <w:lang w:val="fr-FR"/>
+        </w:rPr>
+        <w:t>Địa</w:t>
+      </w:r>
+      <w:proofErr w:type="spellEnd"/>
+      <w:r>
+        <w:rPr>
+          <w:rFonts w:eastAsia="Times New Roman"/>
+          <w:spacing w:val="-4"/>
+          <w:sz w:val="28"/>
+          <w:szCs w:val="28"/>
+          <w:lang w:val="fr-FR"/>
+        </w:rPr>
+        <w:t xml:space="preserve"> </w:t>
+      </w:r>
+      <w:proofErr w:type="spellStart"/>
+      <w:r>
+        <w:rPr>
+          <w:rFonts w:eastAsia="Times New Roman"/>
+          <w:spacing w:val="-4"/>
+          <w:sz w:val="28"/>
+          <w:szCs w:val="28"/>
+          <w:lang w:val="fr-FR"/>
+        </w:rPr>
+        <w:t>điểm</w:t>
+      </w:r>
+      <w:proofErr w:type="spellEnd"/>
+      <w:r>
+        <w:rPr>
+          <w:rFonts w:eastAsia="Times New Roman"/>
+          <w:spacing w:val="-4"/>
+          <w:sz w:val="28"/>
+          <w:szCs w:val="28"/>
+          <w:lang w:val="fr-FR"/>
+        </w:rPr>
+        <w:t xml:space="preserve"> </w:t>
+      </w:r>
+      <w:proofErr w:type="spellStart"/>
+      <w:r>
+        <w:rPr>
+          <w:rFonts w:eastAsia="Times New Roman"/>
+          <w:spacing w:val="-4"/>
+          <w:sz w:val="28"/>
+          <w:szCs w:val="28"/>
+          <w:lang w:val="fr-FR"/>
+        </w:rPr>
+        <w:t>kinh</w:t>
+      </w:r>
+      <w:proofErr w:type="spellEnd"/>
+      <w:r>
+        <w:rPr>
+          <w:rFonts w:eastAsia="Times New Roman"/>
+          <w:spacing w:val="-4"/>
+          <w:sz w:val="28"/>
+          <w:szCs w:val="28"/>
+          <w:lang w:val="fr-FR"/>
+        </w:rPr>
+        <w:t xml:space="preserve"> </w:t>
+      </w:r>
+      <w:proofErr w:type="spellStart"/>
+      <w:r>
+        <w:rPr>
+          <w:rFonts w:eastAsia="Times New Roman"/>
+          <w:spacing w:val="-4"/>
+          <w:sz w:val="28"/>
+          <w:szCs w:val="28"/>
+          <w:lang w:val="fr-FR"/>
+        </w:rPr>
+        <w:t>doanh</w:t>
+      </w:r>
+      <w:proofErr w:type="spellEnd"/>
+      <w:r>
+        <w:rPr>
+          <w:rFonts w:eastAsia="Times New Roman"/>
+          <w:spacing w:val="-4"/>
+          <w:sz w:val="28"/>
+          <w:szCs w:val="28"/>
+          <w:lang w:val="fr-FR"/>
+        </w:rPr>
+        <w:t xml:space="preserve"> </w:t>
+      </w:r>
+      <w:proofErr w:type="spellStart"/>
+      <w:r>
+        <w:rPr>
+          <w:rFonts w:eastAsia="Times New Roman"/>
+          <w:spacing w:val="-4"/>
+          <w:sz w:val="28"/>
+          <w:szCs w:val="28"/>
+          <w:lang w:val="fr-FR"/>
+        </w:rPr>
+        <w:t>nằm</w:t>
+      </w:r>
+      <w:proofErr w:type="spellEnd"/>
+      <w:r>
+        <w:rPr>
+          <w:rFonts w:eastAsia="Times New Roman"/>
+          <w:spacing w:val="-4"/>
+          <w:sz w:val="28"/>
+          <w:szCs w:val="28"/>
+          <w:lang w:val="fr-FR"/>
+        </w:rPr>
+        <w:t xml:space="preserve"> </w:t>
+      </w:r>
+      <w:proofErr w:type="spellStart"/>
+      <w:r>
+        <w:rPr>
+          <w:rFonts w:eastAsia="Times New Roman"/>
+          <w:spacing w:val="-4"/>
+          <w:sz w:val="28"/>
+          <w:szCs w:val="28"/>
+          <w:lang w:val="fr-FR"/>
+        </w:rPr>
+        <w:t>trong</w:t>
+      </w:r>
+      <w:proofErr w:type="spellEnd"/>
+      <w:r>
+        <w:rPr>
+          <w:rFonts w:eastAsia="Times New Roman"/>
+          <w:spacing w:val="-4"/>
+          <w:sz w:val="28"/>
+          <w:szCs w:val="28"/>
+          <w:lang w:val="fr-FR"/>
+        </w:rPr>
+        <w:t xml:space="preserve"> (</w:t>
+      </w:r>
+      <w:r>
+        <w:rPr>
+          <w:rFonts w:eastAsia="Times New Roman"/>
+          <w:i/>
+          <w:spacing w:val="-4"/>
+          <w:sz w:val="28"/>
+          <w:szCs w:val="28"/>
+          <w:lang w:val="fr-FR"/>
+        </w:rPr>
+        <w:t xml:space="preserve">Doanh </w:t>
+      </w:r>
+      <w:proofErr w:type="spellStart"/>
+      <w:r>
+        <w:rPr>
+          <w:rFonts w:eastAsia="Times New Roman"/>
+          <w:i/>
+          <w:spacing w:val="-4"/>
+          <w:sz w:val="28"/>
+          <w:szCs w:val="28"/>
+          <w:lang w:val="fr-FR"/>
+        </w:rPr>
+        <w:t>nghiệp</w:t>
+      </w:r>
+      <w:proofErr w:type="spellEnd"/>
+      <w:r>
+        <w:rPr>
+          <w:rFonts w:eastAsia="Times New Roman"/>
+          <w:i/>
+          <w:spacing w:val="-4"/>
+          <w:sz w:val="28"/>
+          <w:szCs w:val="28"/>
+          <w:lang w:val="fr-FR"/>
+        </w:rPr>
+        <w:t xml:space="preserve"> </w:t>
+      </w:r>
+      <w:proofErr w:type="spellStart"/>
+      <w:r>
+        <w:rPr>
+          <w:rFonts w:eastAsia="Times New Roman"/>
+          <w:i/>
+          <w:spacing w:val="-4"/>
+          <w:sz w:val="28"/>
+          <w:szCs w:val="28"/>
+          <w:lang w:val="fr-FR"/>
+        </w:rPr>
+        <w:t>phải</w:t>
+      </w:r>
+      <w:proofErr w:type="spellEnd"/>
+      <w:r>
+        <w:rPr>
+          <w:rFonts w:eastAsia="Times New Roman"/>
+          <w:i/>
+          <w:spacing w:val="-4"/>
+          <w:sz w:val="28"/>
+          <w:szCs w:val="28"/>
+          <w:lang w:val="fr-FR"/>
+        </w:rPr>
+        <w:t xml:space="preserve"> </w:t>
+      </w:r>
+      <w:proofErr w:type="spellStart"/>
+      <w:r>
+        <w:rPr>
+          <w:rFonts w:eastAsia="Times New Roman"/>
+          <w:i/>
+          <w:spacing w:val="-4"/>
+          <w:sz w:val="28"/>
+          <w:szCs w:val="28"/>
+          <w:lang w:val="fr-FR"/>
+        </w:rPr>
+        <w:t>đánh</w:t>
+      </w:r>
+      <w:proofErr w:type="spellEnd"/>
+      <w:r>
+        <w:rPr>
+          <w:rFonts w:eastAsia="Times New Roman"/>
+          <w:i/>
+          <w:spacing w:val="-4"/>
+          <w:sz w:val="28"/>
+          <w:szCs w:val="28"/>
+          <w:lang w:val="fr-FR"/>
+        </w:rPr>
+        <w:t xml:space="preserve"> </w:t>
+      </w:r>
+      <w:proofErr w:type="spellStart"/>
+      <w:r>
+        <w:rPr>
+          <w:rFonts w:eastAsia="Times New Roman"/>
+          <w:i/>
+          <w:spacing w:val="-4"/>
+          <w:sz w:val="28"/>
+          <w:szCs w:val="28"/>
+          <w:lang w:val="fr-FR"/>
+        </w:rPr>
+        <w:t>dấu</w:t>
+      </w:r>
+      <w:proofErr w:type="spellEnd"/>
+      <w:r>
+        <w:rPr>
+          <w:rFonts w:eastAsia="Times New Roman"/>
+          <w:i/>
+          <w:spacing w:val="-4"/>
+          <w:sz w:val="28"/>
+          <w:szCs w:val="28"/>
+          <w:lang w:val="fr-FR"/>
+        </w:rPr>
+        <w:t xml:space="preserve"> X </w:t>
+      </w:r>
+      <w:proofErr w:type="spellStart"/>
+      <w:r>
+        <w:rPr>
+          <w:rFonts w:eastAsia="Times New Roman"/>
+          <w:i/>
+          <w:spacing w:val="-4"/>
+          <w:sz w:val="28"/>
+          <w:szCs w:val="28"/>
+          <w:lang w:val="fr-FR"/>
+        </w:rPr>
+        <w:t>vào</w:t>
+      </w:r>
+      <w:proofErr w:type="spellEnd"/>
+      <w:r>
+        <w:rPr>
+          <w:rFonts w:eastAsia="Times New Roman"/>
+          <w:i/>
+          <w:spacing w:val="-4"/>
+          <w:sz w:val="28"/>
+          <w:szCs w:val="28"/>
+          <w:lang w:val="fr-FR"/>
+        </w:rPr>
+        <w:t xml:space="preserve"> ô </w:t>
+      </w:r>
+      <w:proofErr w:type="spellStart"/>
+      <w:r>
+        <w:rPr>
+          <w:rFonts w:eastAsia="Times New Roman"/>
+          <w:i/>
+          <w:spacing w:val="-4"/>
+          <w:sz w:val="28"/>
+          <w:szCs w:val="28"/>
+          <w:lang w:val="fr-FR"/>
+        </w:rPr>
+        <w:t>vuông</w:t>
+      </w:r>
+      <w:proofErr w:type="spellEnd"/>
+      <w:r>
+        <w:rPr>
+          <w:rFonts w:eastAsia="Times New Roman"/>
+          <w:i/>
+          <w:spacing w:val="-4"/>
+          <w:sz w:val="28"/>
+          <w:szCs w:val="28"/>
+          <w:lang w:val="fr-FR"/>
+        </w:rPr>
+        <w:t xml:space="preserve"> </w:t>
+      </w:r>
+      <w:proofErr w:type="spellStart"/>
+      <w:r>
+        <w:rPr>
+          <w:rFonts w:eastAsia="Times New Roman"/>
+          <w:i/>
+          <w:spacing w:val="-4"/>
+          <w:sz w:val="28"/>
+          <w:szCs w:val="28"/>
+          <w:lang w:val="fr-FR"/>
+        </w:rPr>
+        <w:t>tương</w:t>
+      </w:r>
+      <w:proofErr w:type="spellEnd"/>
+      <w:r>
+        <w:rPr>
+          <w:rFonts w:eastAsia="Times New Roman"/>
+          <w:i/>
+          <w:spacing w:val="-4"/>
+          <w:sz w:val="28"/>
+          <w:szCs w:val="28"/>
+          <w:lang w:val="fr-FR"/>
+        </w:rPr>
+        <w:t xml:space="preserve"> </w:t>
+      </w:r>
+      <w:proofErr w:type="spellStart"/>
+      <w:r>
+        <w:rPr>
+          <w:rFonts w:eastAsia="Times New Roman"/>
+          <w:i/>
+          <w:spacing w:val="-4"/>
+          <w:sz w:val="28"/>
+          <w:szCs w:val="28"/>
+          <w:lang w:val="fr-FR"/>
+        </w:rPr>
+        <w:t>ứng</w:t>
+      </w:r>
+      <w:proofErr w:type="spellEnd"/>
+      <w:r>
+        <w:rPr>
+          <w:rFonts w:eastAsia="Times New Roman"/>
+          <w:i/>
+          <w:spacing w:val="-4"/>
+          <w:sz w:val="28"/>
+          <w:szCs w:val="28"/>
+          <w:lang w:val="fr-FR"/>
+        </w:rPr>
+        <w:t xml:space="preserve"> </w:t>
+      </w:r>
+      <w:proofErr w:type="spellStart"/>
+      <w:r>
+        <w:rPr>
+          <w:rFonts w:eastAsia="Times New Roman"/>
+          <w:i/>
+          <w:spacing w:val="-4"/>
+          <w:sz w:val="28"/>
+          <w:szCs w:val="28"/>
+          <w:lang w:val="fr-FR"/>
+        </w:rPr>
+        <w:t>với</w:t>
+      </w:r>
+      <w:proofErr w:type="spellEnd"/>
+      <w:r>
+        <w:rPr>
+          <w:rFonts w:eastAsia="Times New Roman"/>
+          <w:i/>
+          <w:spacing w:val="-4"/>
+          <w:sz w:val="28"/>
+          <w:szCs w:val="28"/>
+          <w:lang w:val="fr-FR"/>
+        </w:rPr>
+        <w:t xml:space="preserve"> </w:t>
+      </w:r>
+      <w:proofErr w:type="spellStart"/>
+      <w:r>
+        <w:rPr>
+          <w:rFonts w:eastAsia="Times New Roman"/>
+          <w:i/>
+          <w:spacing w:val="-4"/>
+          <w:sz w:val="28"/>
+          <w:szCs w:val="28"/>
+          <w:lang w:val="fr-FR"/>
+        </w:rPr>
+        <w:t>khu</w:t>
+      </w:r>
+      <w:proofErr w:type="spellEnd"/>
+      <w:r>
+        <w:rPr>
+          <w:rFonts w:eastAsia="Times New Roman"/>
+          <w:i/>
+          <w:spacing w:val="-4"/>
+          <w:sz w:val="28"/>
+          <w:szCs w:val="28"/>
+          <w:lang w:val="fr-FR"/>
+        </w:rPr>
+        <w:t xml:space="preserve"> </w:t>
+      </w:r>
+      <w:proofErr w:type="spellStart"/>
+      <w:r>
+        <w:rPr>
+          <w:rFonts w:eastAsia="Times New Roman"/>
+          <w:i/>
+          <w:spacing w:val="-4"/>
+          <w:sz w:val="28"/>
+          <w:szCs w:val="28"/>
+          <w:lang w:val="fr-FR"/>
+        </w:rPr>
+        <w:t>công</w:t>
+      </w:r>
+      <w:proofErr w:type="spellEnd"/>
+      <w:r>
+        <w:rPr>
+          <w:rFonts w:eastAsia="Times New Roman"/>
+          <w:i/>
+          <w:spacing w:val="-4"/>
+          <w:sz w:val="28"/>
+          <w:szCs w:val="28"/>
+          <w:lang w:val="fr-FR"/>
+        </w:rPr>
+        <w:t xml:space="preserve"> </w:t>
+      </w:r>
+      <w:proofErr w:type="spellStart"/>
+      <w:r>
+        <w:rPr>
+          <w:rFonts w:eastAsia="Times New Roman"/>
+          <w:i/>
+          <w:spacing w:val="-4"/>
+          <w:sz w:val="28"/>
+          <w:szCs w:val="28"/>
+          <w:lang w:val="fr-FR"/>
+        </w:rPr>
+        <w:t>nghệ</w:t>
+      </w:r>
+      <w:proofErr w:type="spellEnd"/>
+      <w:r>
+        <w:rPr>
+          <w:rFonts w:eastAsia="Times New Roman"/>
+          <w:i/>
+          <w:spacing w:val="-4"/>
+          <w:sz w:val="28"/>
+          <w:szCs w:val="28"/>
+          <w:lang w:val="fr-FR"/>
+        </w:rPr>
+        <w:t xml:space="preserve"> </w:t>
+      </w:r>
+      <w:proofErr w:type="spellStart"/>
+      <w:r>
+        <w:rPr>
+          <w:rFonts w:eastAsia="Times New Roman"/>
+          <w:i/>
+          <w:spacing w:val="-4"/>
+          <w:sz w:val="28"/>
+          <w:szCs w:val="28"/>
+          <w:lang w:val="fr-FR"/>
+        </w:rPr>
+        <w:t>cao</w:t>
+      </w:r>
+      <w:proofErr w:type="spellEnd"/>
+      <w:r>
+        <w:rPr>
+          <w:rFonts w:eastAsia="Times New Roman"/>
+          <w:i/>
+          <w:spacing w:val="-4"/>
+          <w:sz w:val="28"/>
+          <w:szCs w:val="28"/>
+          <w:lang w:val="fr-FR"/>
+        </w:rPr>
+        <w:t xml:space="preserve"> </w:t>
+      </w:r>
+      <w:proofErr w:type="spellStart"/>
+      <w:r>
+        <w:rPr>
+          <w:rFonts w:eastAsia="Times New Roman"/>
+          <w:i/>
+          <w:spacing w:val="-4"/>
+          <w:sz w:val="28"/>
+          <w:szCs w:val="28"/>
+          <w:lang w:val="fr-FR"/>
+        </w:rPr>
+        <w:t>nếu</w:t>
+      </w:r>
+      <w:proofErr w:type="spellEnd"/>
+      <w:r>
+        <w:rPr>
+          <w:rFonts w:eastAsia="Times New Roman"/>
+          <w:i/>
+          <w:spacing w:val="-4"/>
+          <w:sz w:val="28"/>
+          <w:szCs w:val="28"/>
+          <w:lang w:val="fr-FR"/>
+        </w:rPr>
+        <w:t xml:space="preserve"> </w:t>
+      </w:r>
+      <w:proofErr w:type="spellStart"/>
+      <w:r>
+        <w:rPr>
+          <w:rFonts w:eastAsia="Times New Roman"/>
+          <w:i/>
+          <w:spacing w:val="-4"/>
+          <w:sz w:val="28"/>
+          <w:szCs w:val="28"/>
+          <w:lang w:val="fr-FR"/>
+        </w:rPr>
+        <w:t>nộp</w:t>
+      </w:r>
+      <w:proofErr w:type="spellEnd"/>
+      <w:r>
+        <w:rPr>
+          <w:rFonts w:eastAsia="Times New Roman"/>
+          <w:i/>
+          <w:spacing w:val="-4"/>
+          <w:sz w:val="28"/>
+          <w:szCs w:val="28"/>
+          <w:lang w:val="fr-FR"/>
+        </w:rPr>
+        <w:t xml:space="preserve"> </w:t>
+      </w:r>
+      <w:proofErr w:type="spellStart"/>
+      <w:r>
+        <w:rPr>
+          <w:rFonts w:eastAsia="Times New Roman"/>
+          <w:i/>
+          <w:spacing w:val="-4"/>
+          <w:sz w:val="28"/>
+          <w:szCs w:val="28"/>
+          <w:lang w:val="fr-FR"/>
+        </w:rPr>
+        <w:t>hồ</w:t>
+      </w:r>
+      <w:proofErr w:type="spellEnd"/>
+      <w:r>
+        <w:rPr>
+          <w:rFonts w:eastAsia="Times New Roman"/>
+          <w:i/>
+          <w:spacing w:val="-4"/>
+          <w:sz w:val="28"/>
+          <w:szCs w:val="28"/>
+          <w:lang w:val="fr-FR"/>
+        </w:rPr>
+        <w:t xml:space="preserve"> </w:t>
+      </w:r>
+      <w:proofErr w:type="spellStart"/>
+      <w:r>
+        <w:rPr>
+          <w:rFonts w:eastAsia="Times New Roman"/>
+          <w:i/>
+          <w:spacing w:val="-4"/>
+          <w:sz w:val="28"/>
+          <w:szCs w:val="28"/>
+          <w:lang w:val="fr-FR"/>
+        </w:rPr>
+        <w:t>sơ</w:t>
+      </w:r>
+      <w:proofErr w:type="spellEnd"/>
+      <w:r>
+        <w:rPr>
+          <w:rFonts w:eastAsia="Times New Roman"/>
+          <w:i/>
+          <w:spacing w:val="-4"/>
+          <w:sz w:val="28"/>
+          <w:szCs w:val="28"/>
+          <w:lang w:val="fr-FR"/>
+        </w:rPr>
+        <w:t xml:space="preserve"> </w:t>
+      </w:r>
+      <w:proofErr w:type="spellStart"/>
+      <w:r>
+        <w:rPr>
+          <w:rFonts w:eastAsia="Times New Roman"/>
+          <w:i/>
+          <w:spacing w:val="-4"/>
+          <w:sz w:val="28"/>
+          <w:szCs w:val="28"/>
+          <w:lang w:val="fr-FR"/>
+        </w:rPr>
+        <w:t>tới</w:t>
+      </w:r>
+      <w:proofErr w:type="spellEnd"/>
+      <w:r>
+        <w:rPr>
+          <w:rFonts w:eastAsia="Times New Roman"/>
+          <w:i/>
+          <w:spacing w:val="-4"/>
+          <w:sz w:val="28"/>
+          <w:szCs w:val="28"/>
+          <w:lang w:val="fr-FR"/>
+        </w:rPr>
+        <w:t xml:space="preserve"> Ban </w:t>
+      </w:r>
+      <w:proofErr w:type="spellStart"/>
+      <w:r>
+        <w:rPr>
+          <w:rFonts w:eastAsia="Times New Roman"/>
+          <w:i/>
+          <w:spacing w:val="-4"/>
+          <w:sz w:val="28"/>
+          <w:szCs w:val="28"/>
+          <w:lang w:val="fr-FR"/>
+        </w:rPr>
+        <w:t>quản</w:t>
+      </w:r>
+      <w:proofErr w:type="spellEnd"/>
+      <w:r>
+        <w:rPr>
+          <w:rFonts w:eastAsia="Times New Roman"/>
+          <w:i/>
+          <w:spacing w:val="-4"/>
+          <w:sz w:val="28"/>
+          <w:szCs w:val="28"/>
+          <w:lang w:val="fr-FR"/>
+        </w:rPr>
+        <w:t xml:space="preserve"> </w:t>
+      </w:r>
+      <w:proofErr w:type="spellStart"/>
+      <w:r>
+        <w:rPr>
+          <w:rFonts w:eastAsia="Times New Roman"/>
+          <w:i/>
+          <w:spacing w:val="-4"/>
+          <w:sz w:val="28"/>
+          <w:szCs w:val="28"/>
+          <w:lang w:val="fr-FR"/>
+        </w:rPr>
+        <w:t>lý</w:t>
+      </w:r>
+      <w:proofErr w:type="spellEnd"/>
+      <w:r>
+        <w:rPr>
+          <w:rFonts w:eastAsia="Times New Roman"/>
+          <w:i/>
+          <w:spacing w:val="-4"/>
+          <w:sz w:val="28"/>
+          <w:szCs w:val="28"/>
+          <w:lang w:val="fr-FR"/>
+        </w:rPr>
+        <w:t xml:space="preserve"> </w:t>
+      </w:r>
+      <w:proofErr w:type="spellStart"/>
+      <w:r>
+        <w:rPr>
+          <w:rFonts w:eastAsia="Times New Roman"/>
+          <w:i/>
+          <w:spacing w:val="-4"/>
+          <w:sz w:val="28"/>
+          <w:szCs w:val="28"/>
+          <w:lang w:val="fr-FR"/>
+        </w:rPr>
+        <w:t>khu</w:t>
+      </w:r>
+      <w:proofErr w:type="spellEnd"/>
+      <w:r>
+        <w:rPr>
+          <w:rFonts w:eastAsia="Times New Roman"/>
+          <w:i/>
+          <w:spacing w:val="-4"/>
+          <w:sz w:val="28"/>
+          <w:szCs w:val="28"/>
+          <w:lang w:val="fr-FR"/>
+        </w:rPr>
+        <w:t xml:space="preserve"> </w:t>
+      </w:r>
+      <w:proofErr w:type="spellStart"/>
+      <w:r>
+        <w:rPr>
+          <w:rFonts w:eastAsia="Times New Roman"/>
+          <w:i/>
+          <w:spacing w:val="-4"/>
+          <w:sz w:val="28"/>
+          <w:szCs w:val="28"/>
+          <w:lang w:val="fr-FR"/>
+        </w:rPr>
+        <w:t>công</w:t>
+      </w:r>
+      <w:proofErr w:type="spellEnd"/>
+      <w:r>
+        <w:rPr>
+          <w:rFonts w:eastAsia="Times New Roman"/>
+          <w:i/>
+          <w:spacing w:val="-4"/>
+          <w:sz w:val="28"/>
+          <w:szCs w:val="28"/>
+          <w:lang w:val="fr-FR"/>
+        </w:rPr>
+        <w:t xml:space="preserve"> </w:t>
+      </w:r>
+      <w:proofErr w:type="spellStart"/>
+      <w:r>
+        <w:rPr>
+          <w:rFonts w:eastAsia="Times New Roman"/>
+          <w:i/>
+          <w:spacing w:val="-4"/>
+          <w:sz w:val="28"/>
+          <w:szCs w:val="28"/>
+          <w:lang w:val="fr-FR"/>
+        </w:rPr>
+        <w:t>nghệ</w:t>
+      </w:r>
+      <w:proofErr w:type="spellEnd"/>
+      <w:r>
+        <w:rPr>
+          <w:rFonts w:eastAsia="Times New Roman"/>
+          <w:i/>
+          <w:spacing w:val="-4"/>
+          <w:sz w:val="28"/>
+          <w:szCs w:val="28"/>
+          <w:lang w:val="fr-FR"/>
+        </w:rPr>
+        <w:t xml:space="preserve"> </w:t>
+      </w:r>
+      <w:proofErr w:type="spellStart"/>
+      <w:r>
+        <w:rPr>
+          <w:rFonts w:eastAsia="Times New Roman"/>
+          <w:i/>
+          <w:spacing w:val="-4"/>
+          <w:sz w:val="28"/>
+          <w:szCs w:val="28"/>
+          <w:lang w:val="fr-FR"/>
+        </w:rPr>
+        <w:t>cao</w:t>
+      </w:r>
+      <w:proofErr w:type="spellEnd"/>
       <w:r>
         <w:rPr>
           <w:rFonts w:eastAsia="Times New Roman"/>
@@ -2060,7 +6926,6 @@
         <w:tc>
           <w:tcPr>
             <w:tcW w:w="3359" w:type="dxa"/>
-            <w:shd w:val="clear" w:color="auto" w:fill="auto"/>
           </w:tcPr>
           <w:p>
             <w:pPr>
@@ -2082,14 +6947,47 @@
                 <w:szCs w:val="28"/>
                 <w:lang w:val="fr-FR"/>
               </w:rPr>
-              <w:t>Khu công nghiệp</w:t>
+              <w:t xml:space="preserve">Khu </w:t>
             </w:r>
+            <w:proofErr w:type="spellStart"/>
+            <w:r>
+              <w:rPr>
+                <w:rFonts w:eastAsia="Times New Roman"/>
+                <w:spacing w:val="-4"/>
+                <w:sz w:val="28"/>
+                <w:szCs w:val="28"/>
+                <w:lang w:val="fr-FR"/>
+              </w:rPr>
+              <w:t>công</w:t>
+            </w:r>
+            <w:proofErr w:type="spellEnd"/>
+            <w:r>
+              <w:rPr>
+                <w:rFonts w:eastAsia="Times New Roman"/>
+                <w:spacing w:val="-4"/>
+                <w:sz w:val="28"/>
+                <w:szCs w:val="28"/>
+                <w:lang w:val="fr-FR"/>
+              </w:rPr>
+              <w:t xml:space="preserve"> </w:t>
+            </w:r>
+            <w:proofErr w:type="spellStart"/>
+            <w:r>
+              <w:rPr>
+                <w:rFonts w:eastAsia="Times New Roman"/>
+                <w:spacing w:val="-4"/>
+                <w:sz w:val="28"/>
+                <w:szCs w:val="28"/>
+                <w:lang w:val="fr-FR"/>
+              </w:rPr>
+              <w:t>nghiệp</w:t>
+            </w:r>
+            <w:proofErr w:type="spellEnd"/>
           </w:p>
         </w:tc>
         <w:tc>
           <w:tcPr>
             <w:tcW w:w="1939" w:type="dxa"/>
-            <w:shd w:val="clear" w:color="auto" w:fill="auto"/>
           </w:tcPr>
           <w:p>
             <w:pPr>
@@ -2198,7 +7096,6 @@
         <w:tc>
           <w:tcPr>
             <w:tcW w:w="3359" w:type="dxa"/>
-            <w:shd w:val="clear" w:color="auto" w:fill="auto"/>
           </w:tcPr>
           <w:p>
             <w:pPr>
@@ -2220,14 +7117,47 @@
                 <w:szCs w:val="28"/>
                 <w:lang w:val="fr-FR"/>
               </w:rPr>
-              <w:t>Khu chế xuất</w:t>
+              <w:t xml:space="preserve">Khu </w:t>
             </w:r>
+            <w:proofErr w:type="spellStart"/>
+            <w:r>
+              <w:rPr>
+                <w:rFonts w:eastAsia="Times New Roman"/>
+                <w:spacing w:val="-4"/>
+                <w:sz w:val="28"/>
+                <w:szCs w:val="28"/>
+                <w:lang w:val="fr-FR"/>
+              </w:rPr>
+              <w:t>chế</w:t>
+            </w:r>
+            <w:proofErr w:type="spellEnd"/>
+            <w:r>
+              <w:rPr>
+                <w:rFonts w:eastAsia="Times New Roman"/>
+                <w:spacing w:val="-4"/>
+                <w:sz w:val="28"/>
+                <w:szCs w:val="28"/>
+                <w:lang w:val="fr-FR"/>
+              </w:rPr>
+              <w:t xml:space="preserve"> </w:t>
+            </w:r>
+            <w:proofErr w:type="spellStart"/>
+            <w:r>
+              <w:rPr>
+                <w:rFonts w:eastAsia="Times New Roman"/>
+                <w:spacing w:val="-4"/>
+                <w:sz w:val="28"/>
+                <w:szCs w:val="28"/>
+                <w:lang w:val="fr-FR"/>
+              </w:rPr>
+              <w:t>xuất</w:t>
+            </w:r>
+            <w:proofErr w:type="spellEnd"/>
           </w:p>
         </w:tc>
         <w:tc>
           <w:tcPr>
             <w:tcW w:w="1939" w:type="dxa"/>
-            <w:shd w:val="clear" w:color="auto" w:fill="auto"/>
           </w:tcPr>
           <w:p>
             <w:pPr>
@@ -2332,7 +7262,6 @@
         <w:tc>
           <w:tcPr>
             <w:tcW w:w="3359" w:type="dxa"/>
-            <w:shd w:val="clear" w:color="auto" w:fill="auto"/>
           </w:tcPr>
           <w:p>
             <w:pPr>
@@ -2354,14 +7283,47 @@
                 <w:szCs w:val="28"/>
                 <w:lang w:val="fr-FR"/>
               </w:rPr>
-              <w:t>Khu kinh tế</w:t>
+              <w:t xml:space="preserve">Khu </w:t>
             </w:r>
+            <w:proofErr w:type="spellStart"/>
+            <w:r>
+              <w:rPr>
+                <w:rFonts w:eastAsia="Times New Roman"/>
+                <w:spacing w:val="-4"/>
+                <w:sz w:val="28"/>
+                <w:szCs w:val="28"/>
+                <w:lang w:val="fr-FR"/>
+              </w:rPr>
+              <w:t>kinh</w:t>
+            </w:r>
+            <w:proofErr w:type="spellEnd"/>
+            <w:r>
+              <w:rPr>
+                <w:rFonts w:eastAsia="Times New Roman"/>
+                <w:spacing w:val="-4"/>
+                <w:sz w:val="28"/>
+                <w:szCs w:val="28"/>
+                <w:lang w:val="fr-FR"/>
+              </w:rPr>
+              <w:t xml:space="preserve"> </w:t>
+            </w:r>
+            <w:proofErr w:type="spellStart"/>
+            <w:r>
+              <w:rPr>
+                <w:rFonts w:eastAsia="Times New Roman"/>
+                <w:spacing w:val="-4"/>
+                <w:sz w:val="28"/>
+                <w:szCs w:val="28"/>
+                <w:lang w:val="fr-FR"/>
+              </w:rPr>
+              <w:t>tế</w:t>
+            </w:r>
+            <w:proofErr w:type="spellEnd"/>
           </w:p>
         </w:tc>
         <w:tc>
           <w:tcPr>
             <w:tcW w:w="1939" w:type="dxa"/>
-            <w:shd w:val="clear" w:color="auto" w:fill="auto"/>
           </w:tcPr>
           <w:p>
             <w:pPr>
@@ -2466,7 +7428,6 @@
         <w:tc>
           <w:tcPr>
             <w:tcW w:w="3359" w:type="dxa"/>
-            <w:shd w:val="clear" w:color="auto" w:fill="auto"/>
           </w:tcPr>
           <w:p>
             <w:pPr>
@@ -2488,14 +7449,69 @@
                 <w:szCs w:val="28"/>
                 <w:lang w:val="fr-FR"/>
               </w:rPr>
-              <w:t>Khu công nghệ cao</w:t>
+              <w:t xml:space="preserve">Khu </w:t>
             </w:r>
+            <w:proofErr w:type="spellStart"/>
+            <w:r>
+              <w:rPr>
+                <w:rFonts w:eastAsia="Times New Roman"/>
+                <w:spacing w:val="-4"/>
+                <w:sz w:val="28"/>
+                <w:szCs w:val="28"/>
+                <w:lang w:val="fr-FR"/>
+              </w:rPr>
+              <w:t>công</w:t>
+            </w:r>
+            <w:proofErr w:type="spellEnd"/>
+            <w:r>
+              <w:rPr>
+                <w:rFonts w:eastAsia="Times New Roman"/>
+                <w:spacing w:val="-4"/>
+                <w:sz w:val="28"/>
+                <w:szCs w:val="28"/>
+                <w:lang w:val="fr-FR"/>
+              </w:rPr>
+              <w:t xml:space="preserve"> </w:t>
+            </w:r>
+            <w:proofErr w:type="spellStart"/>
+            <w:r>
+              <w:rPr>
+                <w:rFonts w:eastAsia="Times New Roman"/>
+                <w:spacing w:val="-4"/>
+                <w:sz w:val="28"/>
+                <w:szCs w:val="28"/>
+                <w:lang w:val="fr-FR"/>
+              </w:rPr>
+              <w:t>nghệ</w:t>
+            </w:r>
+            <w:proofErr w:type="spellEnd"/>
+            <w:r>
+              <w:rPr>
+                <w:rFonts w:eastAsia="Times New Roman"/>
+                <w:spacing w:val="-4"/>
+                <w:sz w:val="28"/>
+                <w:szCs w:val="28"/>
+                <w:lang w:val="fr-FR"/>
+              </w:rPr>
+              <w:t xml:space="preserve"> </w:t>
+            </w:r>
+            <w:proofErr w:type="spellStart"/>
+            <w:r>
+              <w:rPr>
+                <w:rFonts w:eastAsia="Times New Roman"/>
+                <w:spacing w:val="-4"/>
+                <w:sz w:val="28"/>
+                <w:szCs w:val="28"/>
+                <w:lang w:val="fr-FR"/>
+              </w:rPr>
+              <w:t>cao</w:t>
+            </w:r>
+            <w:proofErr w:type="spellEnd"/>
           </w:p>
         </w:tc>
         <w:tc>
           <w:tcPr>
             <w:tcW w:w="1939" w:type="dxa"/>
-            <w:shd w:val="clear" w:color="auto" w:fill="auto"/>
           </w:tcPr>
           <w:p>
             <w:pPr>
@@ -3238,7 +8254,7 @@
 </file>
 
 <file path=word/endnotes.xml><?xml version="1.0" encoding="utf-8"?>
-<w:endnotes xmlns:wpc="http://schemas.microsoft.com/office/word/2010/wordprocessingCanvas" xmlns:cx="http://schemas.microsoft.com/office/drawing/2014/chartex" xmlns:cx1="http://schemas.microsoft.com/office/drawing/2015/9/8/chartex" xmlns:mc="http://schemas.openxmlformats.org/markup-compatibility/2006" xmlns:o="urn:schemas-microsoft-com:office:office" xmlns:r="http://schemas.openxmlformats.org/officeDocument/2006/relationships" xmlns:m="http://schemas.openxmlformats.org/officeDocument/2006/math" xmlns:v="urn:schemas-microsoft-com:vml" xmlns:wp14="http://schemas.microsoft.com/office/word/2010/wordprocessingDrawing" xmlns:wp="http://schemas.openxmlformats.org/drawingml/2006/wordprocessingDrawing" xmlns:w10="urn:schemas-microsoft-com:office:word" xmlns:w="http://schemas.openxmlformats.org/wordprocessingml/2006/main" xmlns:w14="http://schemas.microsoft.com/office/word/2010/wordml" xmlns:w15="http://schemas.microsoft.com/office/word/2012/wordml" xmlns:w16se="http://schemas.microsoft.com/office/word/2015/wordml/symex" xmlns:wpg="http://schemas.microsoft.com/office/word/2010/wordprocessingGroup" xmlns:wpi="http://schemas.microsoft.com/office/word/2010/wordprocessingInk" xmlns:wne="http://schemas.microsoft.com/office/word/2006/wordml" xmlns:wps="http://schemas.microsoft.com/office/word/2010/wordprocessingShape" mc:Ignorable="w14 w15 w16se wp14">
+<w:endnotes xmlns:wpc="http://schemas.microsoft.com/office/word/2010/wordprocessingCanvas" xmlns:cx="http://schemas.microsoft.com/office/drawing/2014/chartex" xmlns:cx1="http://schemas.microsoft.com/office/drawing/2015/9/8/chartex" xmlns:cx2="http://schemas.microsoft.com/office/drawing/2015/10/21/chartex" xmlns:cx3="http://schemas.microsoft.com/office/drawing/2016/5/9/chartex" xmlns:cx4="http://schemas.microsoft.com/office/drawing/2016/5/10/chartex" xmlns:cx5="http://schemas.microsoft.com/office/drawing/2016/5/11/chartex" xmlns:cx6="http://schemas.microsoft.com/office/drawing/2016/5/12/chartex" xmlns:cx7="http://schemas.microsoft.com/office/drawing/2016/5/13/chartex" xmlns:cx8="http://schemas.microsoft.com/office/drawing/2016/5/14/chartex" xmlns:mc="http://schemas.openxmlformats.org/markup-compatibility/2006" xmlns:aink="http://schemas.microsoft.com/office/drawing/2016/ink" xmlns:am3d="http://schemas.microsoft.com/office/drawing/2017/model3d" xmlns:o="urn:schemas-microsoft-com:office:office" xmlns:oel="http://schemas.microsoft.com/office/2019/extlst" xmlns:r="http://schemas.openxmlformats.org/officeDocument/2006/relationships" xmlns:m="http://schemas.openxmlformats.org/officeDocument/2006/math" xmlns:v="urn:schemas-microsoft-com:vml" xmlns:wp14="http://schemas.microsoft.com/office/word/2010/wordprocessingDrawing" xmlns:wp="http://schemas.openxmlformats.org/drawingml/2006/wordprocessingDrawing" xmlns:w10="urn:schemas-microsoft-com:office:word" xmlns:w="http://schemas.openxmlformats.org/wordprocessingml/2006/main" xmlns:w14="http://schemas.microsoft.com/office/word/2010/wordml" xmlns:w15="http://schemas.microsoft.com/office/word/2012/wordml" xmlns:w16cex="http://schemas.microsoft.com/office/word/2018/wordml/cex" xmlns:w16cid="http://schemas.microsoft.com/office/word/2016/wordml/cid" xmlns:w16="http://schemas.microsoft.com/office/word/2018/wordml" xmlns:w16du="http://schemas.microsoft.com/office/word/2023/wordml/word16du" xmlns:w16sdtdh="http://schemas.microsoft.com/office/word/2020/wordml/sdtdatahash" xmlns:w16sdtfl="http://schemas.microsoft.com/office/word/2024/wordml/sdtformatlock" xmlns:w16se="http://schemas.microsoft.com/office/word/2015/wordml/symex" xmlns:wpg="http://schemas.microsoft.com/office/word/2010/wordprocessingGroup" xmlns:wpi="http://schemas.microsoft.com/office/word/2010/wordprocessingInk" xmlns:wne="http://schemas.microsoft.com/office/word/2006/wordml" xmlns:wps="http://schemas.microsoft.com/office/word/2010/wordprocessingShape" mc:Ignorable="w14 w15 w16se w16cid w16 w16cex w16sdtdh w16sdtfl w16du wp14">
   <w:endnote w:type="separator" w:id="-1">
     <w:p>
       <w:r>
@@ -3257,7 +8273,7 @@
 </file>
 
 <file path=word/footnotes.xml><?xml version="1.0" encoding="utf-8"?>
-<w:footnotes xmlns:wpc="http://schemas.microsoft.com/office/word/2010/wordprocessingCanvas" xmlns:cx="http://schemas.microsoft.com/office/drawing/2014/chartex" xmlns:cx1="http://schemas.microsoft.com/office/drawing/2015/9/8/chartex" xmlns:mc="http://schemas.openxmlformats.org/markup-compatibility/2006" xmlns:o="urn:schemas-microsoft-com:office:office" xmlns:r="http://schemas.openxmlformats.org/officeDocument/2006/relationships" xmlns:m="http://schemas.openxmlformats.org/officeDocument/2006/math" xmlns:v="urn:schemas-microsoft-com:vml" xmlns:wp14="http://schemas.microsoft.com/office/word/2010/wordprocessingDrawing" xmlns:wp="http://schemas.openxmlformats.org/drawingml/2006/wordprocessingDrawing" xmlns:w10="urn:schemas-microsoft-com:office:word" xmlns:w="http://schemas.openxmlformats.org/wordprocessingml/2006/main" xmlns:w14="http://schemas.microsoft.com/office/word/2010/wordml" xmlns:w15="http://schemas.microsoft.com/office/word/2012/wordml" xmlns:w16se="http://schemas.microsoft.com/office/word/2015/wordml/symex" xmlns:wpg="http://schemas.microsoft.com/office/word/2010/wordprocessingGroup" xmlns:wpi="http://schemas.microsoft.com/office/word/2010/wordprocessingInk" xmlns:wne="http://schemas.microsoft.com/office/word/2006/wordml" xmlns:wps="http://schemas.microsoft.com/office/word/2010/wordprocessingShape" mc:Ignorable="w14 w15 w16se wp14">
+<w:footnotes xmlns:wpc="http://schemas.microsoft.com/office/word/2010/wordprocessingCanvas" xmlns:cx="http://schemas.microsoft.com/office/drawing/2014/chartex" xmlns:cx1="http://schemas.microsoft.com/office/drawing/2015/9/8/chartex" xmlns:cx2="http://schemas.microsoft.com/office/drawing/2015/10/21/chartex" xmlns:cx3="http://schemas.microsoft.com/office/drawing/2016/5/9/chartex" xmlns:cx4="http://schemas.microsoft.com/office/drawing/2016/5/10/chartex" xmlns:cx5="http://schemas.microsoft.com/office/drawing/2016/5/11/chartex" xmlns:cx6="http://schemas.microsoft.com/office/drawing/2016/5/12/chartex" xmlns:cx7="http://schemas.microsoft.com/office/drawing/2016/5/13/chartex" xmlns:cx8="http://schemas.microsoft.com/office/drawing/2016/5/14/chartex" xmlns:mc="http://schemas.openxmlformats.org/markup-compatibility/2006" xmlns:aink="http://schemas.microsoft.com/office/drawing/2016/ink" xmlns:am3d="http://schemas.microsoft.com/office/drawing/2017/model3d" xmlns:o="urn:schemas-microsoft-com:office:office" xmlns:oel="http://schemas.microsoft.com/office/2019/extlst" xmlns:r="http://schemas.openxmlformats.org/officeDocument/2006/relationships" xmlns:m="http://schemas.openxmlformats.org/officeDocument/2006/math" xmlns:v="urn:schemas-microsoft-com:vml" xmlns:wp14="http://schemas.microsoft.com/office/word/2010/wordprocessingDrawing" xmlns:wp="http://schemas.openxmlformats.org/drawingml/2006/wordprocessingDrawing" xmlns:w10="urn:schemas-microsoft-com:office:word" xmlns:w="http://schemas.openxmlformats.org/wordprocessingml/2006/main" xmlns:w14="http://schemas.microsoft.com/office/word/2010/wordml" xmlns:w15="http://schemas.microsoft.com/office/word/2012/wordml" xmlns:w16cex="http://schemas.microsoft.com/office/word/2018/wordml/cex" xmlns:w16cid="http://schemas.microsoft.com/office/word/2016/wordml/cid" xmlns:w16="http://schemas.microsoft.com/office/word/2018/wordml" xmlns:w16du="http://schemas.microsoft.com/office/word/2023/wordml/word16du" xmlns:w16sdtdh="http://schemas.microsoft.com/office/word/2020/wordml/sdtdatahash" xmlns:w16sdtfl="http://schemas.microsoft.com/office/word/2024/wordml/sdtformatlock" xmlns:w16se="http://schemas.microsoft.com/office/word/2015/wordml/symex" xmlns:wpg="http://schemas.microsoft.com/office/word/2010/wordprocessingGroup" xmlns:wpi="http://schemas.microsoft.com/office/word/2010/wordprocessingInk" xmlns:wne="http://schemas.microsoft.com/office/word/2006/wordml" xmlns:wps="http://schemas.microsoft.com/office/word/2010/wordprocessingShape" mc:Ignorable="w14 w15 w16se w16cid w16 w16cex w16sdtdh w16sdtfl w16du wp14">
   <w:footnote w:type="separator" w:id="-1">
     <w:p>
       <w:r>
@@ -3292,13 +8308,399 @@
         <w:rPr>
           <w:spacing w:val="-10"/>
         </w:rPr>
-        <w:t xml:space="preserve"> Việc ghi ngành, nghề kinh doanh của chi nhánh, địa điểm kinh doanh của doanh nghiệp thực hiện theo quy định tại các khoản 1, 2, 3, 4, 5, 6 và 7 Điều 7 </w:t>
-      </w:r>
-      <w:r>
-        <w:rPr>
-          <w:spacing w:val="-10"/>
-        </w:rPr>
-        <w:t>Nghị định số 168/2025/NĐ-CP</w:t>
+        <w:t xml:space="preserve"> </w:t>
+      </w:r>
+      <w:proofErr w:type="spellStart"/>
+      <w:r>
+        <w:rPr>
+          <w:spacing w:val="-10"/>
+        </w:rPr>
+        <w:t>Việc</w:t>
+      </w:r>
+      <w:proofErr w:type="spellEnd"/>
+      <w:r>
+        <w:rPr>
+          <w:spacing w:val="-10"/>
+        </w:rPr>
+        <w:t xml:space="preserve"> </w:t>
+      </w:r>
+      <w:proofErr w:type="spellStart"/>
+      <w:r>
+        <w:rPr>
+          <w:spacing w:val="-10"/>
+        </w:rPr>
+        <w:t>ghi</w:t>
+      </w:r>
+      <w:proofErr w:type="spellEnd"/>
+      <w:r>
+        <w:rPr>
+          <w:spacing w:val="-10"/>
+        </w:rPr>
+        <w:t xml:space="preserve"> </w:t>
+      </w:r>
+      <w:proofErr w:type="spellStart"/>
+      <w:r>
+        <w:rPr>
+          <w:spacing w:val="-10"/>
+        </w:rPr>
+        <w:t>ngành</w:t>
+      </w:r>
+      <w:proofErr w:type="spellEnd"/>
+      <w:r>
+        <w:rPr>
+          <w:spacing w:val="-10"/>
+        </w:rPr>
+        <w:t xml:space="preserve">, </w:t>
+      </w:r>
+      <w:proofErr w:type="spellStart"/>
+      <w:r>
+        <w:rPr>
+          <w:spacing w:val="-10"/>
+        </w:rPr>
+        <w:t>nghề</w:t>
+      </w:r>
+      <w:proofErr w:type="spellEnd"/>
+      <w:r>
+        <w:rPr>
+          <w:spacing w:val="-10"/>
+        </w:rPr>
+        <w:t xml:space="preserve"> </w:t>
+      </w:r>
+      <w:proofErr w:type="spellStart"/>
+      <w:r>
+        <w:rPr>
+          <w:spacing w:val="-10"/>
+        </w:rPr>
+        <w:t>kinh</w:t>
+      </w:r>
+      <w:proofErr w:type="spellEnd"/>
+      <w:r>
+        <w:rPr>
+          <w:spacing w:val="-10"/>
+        </w:rPr>
+        <w:t xml:space="preserve"> </w:t>
+      </w:r>
+      <w:proofErr w:type="spellStart"/>
+      <w:r>
+        <w:rPr>
+          <w:spacing w:val="-10"/>
+        </w:rPr>
+        <w:t>doanh</w:t>
+      </w:r>
+      <w:proofErr w:type="spellEnd"/>
+      <w:r>
+        <w:rPr>
+          <w:spacing w:val="-10"/>
+        </w:rPr>
+        <w:t xml:space="preserve"> </w:t>
+      </w:r>
+      <w:proofErr w:type="spellStart"/>
+      <w:r>
+        <w:rPr>
+          <w:spacing w:val="-10"/>
+        </w:rPr>
+        <w:t>của</w:t>
+      </w:r>
+      <w:proofErr w:type="spellEnd"/>
+      <w:r>
+        <w:rPr>
+          <w:spacing w:val="-10"/>
+        </w:rPr>
+        <w:t xml:space="preserve"> chi </w:t>
+      </w:r>
+      <w:proofErr w:type="spellStart"/>
+      <w:r>
+        <w:rPr>
+          <w:spacing w:val="-10"/>
+        </w:rPr>
+        <w:t>nhánh</w:t>
+      </w:r>
+      <w:proofErr w:type="spellEnd"/>
+      <w:r>
+        <w:rPr>
+          <w:spacing w:val="-10"/>
+        </w:rPr>
+        <w:t xml:space="preserve">, </w:t>
+      </w:r>
+      <w:proofErr w:type="spellStart"/>
+      <w:r>
+        <w:rPr>
+          <w:spacing w:val="-10"/>
+        </w:rPr>
+        <w:t>địa</w:t>
+      </w:r>
+      <w:proofErr w:type="spellEnd"/>
+      <w:r>
+        <w:rPr>
+          <w:spacing w:val="-10"/>
+        </w:rPr>
+        <w:t xml:space="preserve"> </w:t>
+      </w:r>
+      <w:proofErr w:type="spellStart"/>
+      <w:r>
+        <w:rPr>
+          <w:spacing w:val="-10"/>
+        </w:rPr>
+        <w:t>điểm</w:t>
+      </w:r>
+      <w:proofErr w:type="spellEnd"/>
+      <w:r>
+        <w:rPr>
+          <w:spacing w:val="-10"/>
+        </w:rPr>
+        <w:t xml:space="preserve"> </w:t>
+      </w:r>
+      <w:proofErr w:type="spellStart"/>
+      <w:r>
+        <w:rPr>
+          <w:spacing w:val="-10"/>
+        </w:rPr>
+        <w:t>kinh</w:t>
+      </w:r>
+      <w:proofErr w:type="spellEnd"/>
+      <w:r>
+        <w:rPr>
+          <w:spacing w:val="-10"/>
+        </w:rPr>
+        <w:t xml:space="preserve"> </w:t>
+      </w:r>
+      <w:proofErr w:type="spellStart"/>
+      <w:r>
+        <w:rPr>
+          <w:spacing w:val="-10"/>
+        </w:rPr>
+        <w:t>doanh</w:t>
+      </w:r>
+      <w:proofErr w:type="spellEnd"/>
+      <w:r>
+        <w:rPr>
+          <w:spacing w:val="-10"/>
+        </w:rPr>
+        <w:t xml:space="preserve"> </w:t>
+      </w:r>
+      <w:proofErr w:type="spellStart"/>
+      <w:r>
+        <w:rPr>
+          <w:spacing w:val="-10"/>
+        </w:rPr>
+        <w:t>của</w:t>
+      </w:r>
+      <w:proofErr w:type="spellEnd"/>
+      <w:r>
+        <w:rPr>
+          <w:spacing w:val="-10"/>
+        </w:rPr>
+        <w:t xml:space="preserve"> </w:t>
+      </w:r>
+      <w:proofErr w:type="spellStart"/>
+      <w:r>
+        <w:rPr>
+          <w:spacing w:val="-10"/>
+        </w:rPr>
+        <w:t>doanh</w:t>
+      </w:r>
+      <w:proofErr w:type="spellEnd"/>
+      <w:r>
+        <w:rPr>
+          <w:spacing w:val="-10"/>
+        </w:rPr>
+        <w:t xml:space="preserve"> </w:t>
+      </w:r>
+      <w:proofErr w:type="spellStart"/>
+      <w:r>
+        <w:rPr>
+          <w:spacing w:val="-10"/>
+        </w:rPr>
+        <w:t>nghiệp</w:t>
+      </w:r>
+      <w:proofErr w:type="spellEnd"/>
+      <w:r>
+        <w:rPr>
+          <w:spacing w:val="-10"/>
+        </w:rPr>
+        <w:t xml:space="preserve"> </w:t>
+      </w:r>
+      <w:proofErr w:type="spellStart"/>
+      <w:r>
+        <w:rPr>
+          <w:spacing w:val="-10"/>
+        </w:rPr>
+        <w:t>thực</w:t>
+      </w:r>
+      <w:proofErr w:type="spellEnd"/>
+      <w:r>
+        <w:rPr>
+          <w:spacing w:val="-10"/>
+        </w:rPr>
+        <w:t xml:space="preserve"> </w:t>
+      </w:r>
+      <w:proofErr w:type="spellStart"/>
+      <w:r>
+        <w:rPr>
+          <w:spacing w:val="-10"/>
+        </w:rPr>
+        <w:t>hiện</w:t>
+      </w:r>
+      <w:proofErr w:type="spellEnd"/>
+      <w:r>
+        <w:rPr>
+          <w:spacing w:val="-10"/>
+        </w:rPr>
+        <w:t xml:space="preserve"> </w:t>
+      </w:r>
+      <w:proofErr w:type="spellStart"/>
+      <w:r>
+        <w:rPr>
+          <w:spacing w:val="-10"/>
+        </w:rPr>
+        <w:t>theo</w:t>
+      </w:r>
+      <w:proofErr w:type="spellEnd"/>
+      <w:r>
+        <w:rPr>
+          <w:spacing w:val="-10"/>
+        </w:rPr>
+        <w:t xml:space="preserve"> </w:t>
+      </w:r>
+      <w:proofErr w:type="spellStart"/>
+      <w:r>
+        <w:rPr>
+          <w:spacing w:val="-10"/>
+        </w:rPr>
+        <w:t>quy</w:t>
+      </w:r>
+      <w:proofErr w:type="spellEnd"/>
+      <w:r>
+        <w:rPr>
+          <w:spacing w:val="-10"/>
+        </w:rPr>
+        <w:t xml:space="preserve"> </w:t>
+      </w:r>
+      <w:proofErr w:type="spellStart"/>
+      <w:r>
+        <w:rPr>
+          <w:spacing w:val="-10"/>
+        </w:rPr>
+        <w:t>định</w:t>
+      </w:r>
+      <w:proofErr w:type="spellEnd"/>
+      <w:r>
+        <w:rPr>
+          <w:spacing w:val="-10"/>
+        </w:rPr>
+        <w:t xml:space="preserve"> </w:t>
+      </w:r>
+      <w:proofErr w:type="spellStart"/>
+      <w:r>
+        <w:rPr>
+          <w:spacing w:val="-10"/>
+        </w:rPr>
+        <w:t>tại</w:t>
+      </w:r>
+      <w:proofErr w:type="spellEnd"/>
+      <w:r>
+        <w:rPr>
+          <w:spacing w:val="-10"/>
+        </w:rPr>
+        <w:t xml:space="preserve"> </w:t>
+      </w:r>
+      <w:proofErr w:type="spellStart"/>
+      <w:r>
+        <w:rPr>
+          <w:spacing w:val="-10"/>
+        </w:rPr>
+        <w:t>các</w:t>
+      </w:r>
+      <w:proofErr w:type="spellEnd"/>
+      <w:r>
+        <w:rPr>
+          <w:spacing w:val="-10"/>
+        </w:rPr>
+        <w:t xml:space="preserve"> </w:t>
+      </w:r>
+      <w:proofErr w:type="spellStart"/>
+      <w:r>
+        <w:rPr>
+          <w:spacing w:val="-10"/>
+        </w:rPr>
+        <w:t>khoản</w:t>
+      </w:r>
+      <w:proofErr w:type="spellEnd"/>
+      <w:r>
+        <w:rPr>
+          <w:spacing w:val="-10"/>
+        </w:rPr>
+        <w:t xml:space="preserve"> 1, 2, 3, 4, 5, 6 </w:t>
+      </w:r>
+      <w:proofErr w:type="spellStart"/>
+      <w:r>
+        <w:rPr>
+          <w:spacing w:val="-10"/>
+        </w:rPr>
+        <w:t>và</w:t>
+      </w:r>
+      <w:proofErr w:type="spellEnd"/>
+      <w:r>
+        <w:rPr>
+          <w:spacing w:val="-10"/>
+        </w:rPr>
+        <w:t xml:space="preserve"> 7 </w:t>
+      </w:r>
+      <w:proofErr w:type="spellStart"/>
+      <w:r>
+        <w:rPr>
+          <w:spacing w:val="-10"/>
+        </w:rPr>
+        <w:t>Điều</w:t>
+      </w:r>
+      <w:proofErr w:type="spellEnd"/>
+      <w:r>
+        <w:rPr>
+          <w:spacing w:val="-10"/>
+        </w:rPr>
+        <w:t xml:space="preserve"> 7 </w:t>
+      </w:r>
+      <w:proofErr w:type="spellStart"/>
+      <w:r>
+        <w:rPr>
+          <w:spacing w:val="-10"/>
+        </w:rPr>
+        <w:t>Nghị</w:t>
+      </w:r>
+      <w:proofErr w:type="spellEnd"/>
+      <w:r>
+        <w:rPr>
+          <w:spacing w:val="-10"/>
+        </w:rPr>
+        <w:t xml:space="preserve"> </w:t>
+      </w:r>
+      <w:proofErr w:type="spellStart"/>
+      <w:r>
+        <w:rPr>
+          <w:spacing w:val="-10"/>
+        </w:rPr>
+        <w:t>định</w:t>
+      </w:r>
+      <w:proofErr w:type="spellEnd"/>
+      <w:r>
+        <w:rPr>
+          <w:spacing w:val="-10"/>
+        </w:rPr>
+        <w:t xml:space="preserve"> </w:t>
+      </w:r>
+      <w:proofErr w:type="spellStart"/>
+      <w:r>
+        <w:rPr>
+          <w:spacing w:val="-10"/>
+        </w:rPr>
+        <w:t>số</w:t>
+      </w:r>
+      <w:proofErr w:type="spellEnd"/>
+      <w:r>
+        <w:rPr>
+          <w:spacing w:val="-10"/>
+        </w:rPr>
+        <w:t xml:space="preserve"> 168/2025/NĐ-CP</w:t>
       </w:r>
       <w:r>
         <w:rPr>
@@ -3328,7 +8730,511 @@
         <w:rPr>
           <w:spacing w:val="-10"/>
         </w:rPr>
-        <w:t xml:space="preserve"> - Trường hợp thay đổi nội dung đăng ký hoạt động chi nhánh/văn phòng đại diện/địa điểm kinh doanh trực thuộc doanh nghiệp, người đại diện theo pháp luật của doanh nghiệp ký trực tiếp vào phần này.</w:t>
+        <w:t xml:space="preserve"> - Trường </w:t>
+      </w:r>
+      <w:proofErr w:type="spellStart"/>
+      <w:r>
+        <w:rPr>
+          <w:spacing w:val="-10"/>
+        </w:rPr>
+        <w:t>hợp</w:t>
+      </w:r>
+      <w:proofErr w:type="spellEnd"/>
+      <w:r>
+        <w:rPr>
+          <w:spacing w:val="-10"/>
+        </w:rPr>
+        <w:t xml:space="preserve"> </w:t>
+      </w:r>
+      <w:proofErr w:type="spellStart"/>
+      <w:r>
+        <w:rPr>
+          <w:spacing w:val="-10"/>
+        </w:rPr>
+        <w:t>thay</w:t>
+      </w:r>
+      <w:proofErr w:type="spellEnd"/>
+      <w:r>
+        <w:rPr>
+          <w:spacing w:val="-10"/>
+        </w:rPr>
+        <w:t xml:space="preserve"> </w:t>
+      </w:r>
+      <w:proofErr w:type="spellStart"/>
+      <w:r>
+        <w:rPr>
+          <w:spacing w:val="-10"/>
+        </w:rPr>
+        <w:t>đổi</w:t>
+      </w:r>
+      <w:proofErr w:type="spellEnd"/>
+      <w:r>
+        <w:rPr>
+          <w:spacing w:val="-10"/>
+        </w:rPr>
+        <w:t xml:space="preserve"> </w:t>
+      </w:r>
+      <w:proofErr w:type="spellStart"/>
+      <w:r>
+        <w:rPr>
+          <w:spacing w:val="-10"/>
+        </w:rPr>
+        <w:t>nội</w:t>
+      </w:r>
+      <w:proofErr w:type="spellEnd"/>
+      <w:r>
+        <w:rPr>
+          <w:spacing w:val="-10"/>
+        </w:rPr>
+        <w:t xml:space="preserve"> dung </w:t>
+      </w:r>
+      <w:proofErr w:type="spellStart"/>
+      <w:r>
+        <w:rPr>
+          <w:spacing w:val="-10"/>
+        </w:rPr>
+        <w:t>đăng</w:t>
+      </w:r>
+      <w:proofErr w:type="spellEnd"/>
+      <w:r>
+        <w:rPr>
+          <w:spacing w:val="-10"/>
+        </w:rPr>
+        <w:t xml:space="preserve"> </w:t>
+      </w:r>
+      <w:proofErr w:type="spellStart"/>
+      <w:r>
+        <w:rPr>
+          <w:spacing w:val="-10"/>
+        </w:rPr>
+        <w:t>ký</w:t>
+      </w:r>
+      <w:proofErr w:type="spellEnd"/>
+      <w:r>
+        <w:rPr>
+          <w:spacing w:val="-10"/>
+        </w:rPr>
+        <w:t xml:space="preserve"> </w:t>
+      </w:r>
+      <w:proofErr w:type="spellStart"/>
+      <w:r>
+        <w:rPr>
+          <w:spacing w:val="-10"/>
+        </w:rPr>
+        <w:t>hoạt</w:t>
+      </w:r>
+      <w:proofErr w:type="spellEnd"/>
+      <w:r>
+        <w:rPr>
+          <w:spacing w:val="-10"/>
+        </w:rPr>
+        <w:t xml:space="preserve"> </w:t>
+      </w:r>
+      <w:proofErr w:type="spellStart"/>
+      <w:r>
+        <w:rPr>
+          <w:spacing w:val="-10"/>
+        </w:rPr>
+        <w:t>động</w:t>
+      </w:r>
+      <w:proofErr w:type="spellEnd"/>
+      <w:r>
+        <w:rPr>
+          <w:spacing w:val="-10"/>
+        </w:rPr>
+        <w:t xml:space="preserve"> chi </w:t>
+      </w:r>
+      <w:proofErr w:type="spellStart"/>
+      <w:r>
+        <w:rPr>
+          <w:spacing w:val="-10"/>
+        </w:rPr>
+        <w:t>nhánh</w:t>
+      </w:r>
+      <w:proofErr w:type="spellEnd"/>
+      <w:r>
+        <w:rPr>
+          <w:spacing w:val="-10"/>
+        </w:rPr>
+        <w:t>/</w:t>
+      </w:r>
+      <w:proofErr w:type="spellStart"/>
+      <w:r>
+        <w:rPr>
+          <w:spacing w:val="-10"/>
+        </w:rPr>
+        <w:t>văn</w:t>
+      </w:r>
+      <w:proofErr w:type="spellEnd"/>
+      <w:r>
+        <w:rPr>
+          <w:spacing w:val="-10"/>
+        </w:rPr>
+        <w:t xml:space="preserve"> </w:t>
+      </w:r>
+      <w:proofErr w:type="spellStart"/>
+      <w:r>
+        <w:rPr>
+          <w:spacing w:val="-10"/>
+        </w:rPr>
+        <w:t>phòng</w:t>
+      </w:r>
+      <w:proofErr w:type="spellEnd"/>
+      <w:r>
+        <w:rPr>
+          <w:spacing w:val="-10"/>
+        </w:rPr>
+        <w:t xml:space="preserve"> </w:t>
+      </w:r>
+      <w:proofErr w:type="spellStart"/>
+      <w:r>
+        <w:rPr>
+          <w:spacing w:val="-10"/>
+        </w:rPr>
+        <w:t>đại</w:t>
+      </w:r>
+      <w:proofErr w:type="spellEnd"/>
+      <w:r>
+        <w:rPr>
+          <w:spacing w:val="-10"/>
+        </w:rPr>
+        <w:t xml:space="preserve"> </w:t>
+      </w:r>
+      <w:proofErr w:type="spellStart"/>
+      <w:r>
+        <w:rPr>
+          <w:spacing w:val="-10"/>
+        </w:rPr>
+        <w:t>diện</w:t>
+      </w:r>
+      <w:proofErr w:type="spellEnd"/>
+      <w:r>
+        <w:rPr>
+          <w:spacing w:val="-10"/>
+        </w:rPr>
+        <w:t>/</w:t>
+      </w:r>
+      <w:proofErr w:type="spellStart"/>
+      <w:r>
+        <w:rPr>
+          <w:spacing w:val="-10"/>
+        </w:rPr>
+        <w:t>địa</w:t>
+      </w:r>
+      <w:proofErr w:type="spellEnd"/>
+      <w:r>
+        <w:rPr>
+          <w:spacing w:val="-10"/>
+        </w:rPr>
+        <w:t xml:space="preserve"> </w:t>
+      </w:r>
+      <w:proofErr w:type="spellStart"/>
+      <w:r>
+        <w:rPr>
+          <w:spacing w:val="-10"/>
+        </w:rPr>
+        <w:t>điểm</w:t>
+      </w:r>
+      <w:proofErr w:type="spellEnd"/>
+      <w:r>
+        <w:rPr>
+          <w:spacing w:val="-10"/>
+        </w:rPr>
+        <w:t xml:space="preserve"> </w:t>
+      </w:r>
+      <w:proofErr w:type="spellStart"/>
+      <w:r>
+        <w:rPr>
+          <w:spacing w:val="-10"/>
+        </w:rPr>
+        <w:t>kinh</w:t>
+      </w:r>
+      <w:proofErr w:type="spellEnd"/>
+      <w:r>
+        <w:rPr>
+          <w:spacing w:val="-10"/>
+        </w:rPr>
+        <w:t xml:space="preserve"> </w:t>
+      </w:r>
+      <w:proofErr w:type="spellStart"/>
+      <w:r>
+        <w:rPr>
+          <w:spacing w:val="-10"/>
+        </w:rPr>
+        <w:t>doanh</w:t>
+      </w:r>
+      <w:proofErr w:type="spellEnd"/>
+      <w:r>
+        <w:rPr>
+          <w:spacing w:val="-10"/>
+        </w:rPr>
+        <w:t xml:space="preserve"> </w:t>
+      </w:r>
+      <w:proofErr w:type="spellStart"/>
+      <w:r>
+        <w:rPr>
+          <w:spacing w:val="-10"/>
+        </w:rPr>
+        <w:t>trực</w:t>
+      </w:r>
+      <w:proofErr w:type="spellEnd"/>
+      <w:r>
+        <w:rPr>
+          <w:spacing w:val="-10"/>
+        </w:rPr>
+        <w:t xml:space="preserve"> </w:t>
+      </w:r>
+      <w:proofErr w:type="spellStart"/>
+      <w:r>
+        <w:rPr>
+          <w:spacing w:val="-10"/>
+        </w:rPr>
+        <w:t>thuộc</w:t>
+      </w:r>
+      <w:proofErr w:type="spellEnd"/>
+      <w:r>
+        <w:rPr>
+          <w:spacing w:val="-10"/>
+        </w:rPr>
+        <w:t xml:space="preserve"> </w:t>
+      </w:r>
+      <w:proofErr w:type="spellStart"/>
+      <w:r>
+        <w:rPr>
+          <w:spacing w:val="-10"/>
+        </w:rPr>
+        <w:t>doanh</w:t>
+      </w:r>
+      <w:proofErr w:type="spellEnd"/>
+      <w:r>
+        <w:rPr>
+          <w:spacing w:val="-10"/>
+        </w:rPr>
+        <w:t xml:space="preserve"> </w:t>
+      </w:r>
+      <w:proofErr w:type="spellStart"/>
+      <w:r>
+        <w:rPr>
+          <w:spacing w:val="-10"/>
+        </w:rPr>
+        <w:t>nghiệp</w:t>
+      </w:r>
+      <w:proofErr w:type="spellEnd"/>
+      <w:r>
+        <w:rPr>
+          <w:spacing w:val="-10"/>
+        </w:rPr>
+        <w:t xml:space="preserve">, </w:t>
+      </w:r>
+      <w:proofErr w:type="spellStart"/>
+      <w:r>
+        <w:rPr>
+          <w:spacing w:val="-10"/>
+        </w:rPr>
+        <w:t>người</w:t>
+      </w:r>
+      <w:proofErr w:type="spellEnd"/>
+      <w:r>
+        <w:rPr>
+          <w:spacing w:val="-10"/>
+        </w:rPr>
+        <w:t xml:space="preserve"> </w:t>
+      </w:r>
+      <w:proofErr w:type="spellStart"/>
+      <w:r>
+        <w:rPr>
+          <w:spacing w:val="-10"/>
+        </w:rPr>
+        <w:t>đại</w:t>
+      </w:r>
+      <w:proofErr w:type="spellEnd"/>
+      <w:r>
+        <w:rPr>
+          <w:spacing w:val="-10"/>
+        </w:rPr>
+        <w:t xml:space="preserve"> </w:t>
+      </w:r>
+      <w:proofErr w:type="spellStart"/>
+      <w:r>
+        <w:rPr>
+          <w:spacing w:val="-10"/>
+        </w:rPr>
+        <w:t>diện</w:t>
+      </w:r>
+      <w:proofErr w:type="spellEnd"/>
+      <w:r>
+        <w:rPr>
+          <w:spacing w:val="-10"/>
+        </w:rPr>
+        <w:t xml:space="preserve"> </w:t>
+      </w:r>
+      <w:proofErr w:type="spellStart"/>
+      <w:r>
+        <w:rPr>
+          <w:spacing w:val="-10"/>
+        </w:rPr>
+        <w:t>theo</w:t>
+      </w:r>
+      <w:proofErr w:type="spellEnd"/>
+      <w:r>
+        <w:rPr>
+          <w:spacing w:val="-10"/>
+        </w:rPr>
+        <w:t xml:space="preserve"> </w:t>
+      </w:r>
+      <w:proofErr w:type="spellStart"/>
+      <w:r>
+        <w:rPr>
+          <w:spacing w:val="-10"/>
+        </w:rPr>
+        <w:t>pháp</w:t>
+      </w:r>
+      <w:proofErr w:type="spellEnd"/>
+      <w:r>
+        <w:rPr>
+          <w:spacing w:val="-10"/>
+        </w:rPr>
+        <w:t xml:space="preserve"> </w:t>
+      </w:r>
+      <w:proofErr w:type="spellStart"/>
+      <w:r>
+        <w:rPr>
+          <w:spacing w:val="-10"/>
+        </w:rPr>
+        <w:t>luật</w:t>
+      </w:r>
+      <w:proofErr w:type="spellEnd"/>
+      <w:r>
+        <w:rPr>
+          <w:spacing w:val="-10"/>
+        </w:rPr>
+        <w:t xml:space="preserve"> </w:t>
+      </w:r>
+      <w:proofErr w:type="spellStart"/>
+      <w:r>
+        <w:rPr>
+          <w:spacing w:val="-10"/>
+        </w:rPr>
+        <w:t>của</w:t>
+      </w:r>
+      <w:proofErr w:type="spellEnd"/>
+      <w:r>
+        <w:rPr>
+          <w:spacing w:val="-10"/>
+        </w:rPr>
+        <w:t xml:space="preserve"> </w:t>
+      </w:r>
+      <w:proofErr w:type="spellStart"/>
+      <w:r>
+        <w:rPr>
+          <w:spacing w:val="-10"/>
+        </w:rPr>
+        <w:t>doanh</w:t>
+      </w:r>
+      <w:proofErr w:type="spellEnd"/>
+      <w:r>
+        <w:rPr>
+          <w:spacing w:val="-10"/>
+        </w:rPr>
+        <w:t xml:space="preserve"> </w:t>
+      </w:r>
+      <w:proofErr w:type="spellStart"/>
+      <w:r>
+        <w:rPr>
+          <w:spacing w:val="-10"/>
+        </w:rPr>
+        <w:t>nghiệp</w:t>
+      </w:r>
+      <w:proofErr w:type="spellEnd"/>
+      <w:r>
+        <w:rPr>
+          <w:spacing w:val="-10"/>
+        </w:rPr>
+        <w:t xml:space="preserve"> </w:t>
+      </w:r>
+      <w:proofErr w:type="spellStart"/>
+      <w:r>
+        <w:rPr>
+          <w:spacing w:val="-10"/>
+        </w:rPr>
+        <w:t>ký</w:t>
+      </w:r>
+      <w:proofErr w:type="spellEnd"/>
+      <w:r>
+        <w:rPr>
+          <w:spacing w:val="-10"/>
+        </w:rPr>
+        <w:t xml:space="preserve"> </w:t>
+      </w:r>
+      <w:proofErr w:type="spellStart"/>
+      <w:r>
+        <w:rPr>
+          <w:spacing w:val="-10"/>
+        </w:rPr>
+        <w:t>trực</w:t>
+      </w:r>
+      <w:proofErr w:type="spellEnd"/>
+      <w:r>
+        <w:rPr>
+          <w:spacing w:val="-10"/>
+        </w:rPr>
+        <w:t xml:space="preserve"> </w:t>
+      </w:r>
+      <w:proofErr w:type="spellStart"/>
+      <w:r>
+        <w:rPr>
+          <w:spacing w:val="-10"/>
+        </w:rPr>
+        <w:t>tiếp</w:t>
+      </w:r>
+      <w:proofErr w:type="spellEnd"/>
+      <w:r>
+        <w:rPr>
+          <w:spacing w:val="-10"/>
+        </w:rPr>
+        <w:t xml:space="preserve"> </w:t>
+      </w:r>
+      <w:proofErr w:type="spellStart"/>
+      <w:r>
+        <w:rPr>
+          <w:spacing w:val="-10"/>
+        </w:rPr>
+        <w:t>vào</w:t>
+      </w:r>
+      <w:proofErr w:type="spellEnd"/>
+      <w:r>
+        <w:rPr>
+          <w:spacing w:val="-10"/>
+        </w:rPr>
+        <w:t xml:space="preserve"> </w:t>
+      </w:r>
+      <w:proofErr w:type="spellStart"/>
+      <w:r>
+        <w:rPr>
+          <w:spacing w:val="-10"/>
+        </w:rPr>
+        <w:t>phần</w:t>
+      </w:r>
+      <w:proofErr w:type="spellEnd"/>
+      <w:r>
+        <w:rPr>
+          <w:spacing w:val="-10"/>
+        </w:rPr>
+        <w:t xml:space="preserve"> </w:t>
+      </w:r>
+      <w:proofErr w:type="spellStart"/>
+      <w:r>
+        <w:rPr>
+          <w:spacing w:val="-10"/>
+        </w:rPr>
+        <w:t>này</w:t>
+      </w:r>
+      <w:proofErr w:type="spellEnd"/>
+      <w:r>
+        <w:rPr>
+          <w:spacing w:val="-10"/>
+        </w:rPr>
+        <w:t>.</w:t>
       </w:r>
     </w:p>
     <w:p>
@@ -3343,7 +9249,497 @@
         <w:rPr>
           <w:spacing w:val="-10"/>
         </w:rPr>
-        <w:t>- Trường hợp thay đổi nội dung đăng ký hoạt động địa điểm kinh doanh trực thuộc chi nhánh, người đại diện theo pháp luật của doanh nghiệp hoặc người đứng đầu chi nhánh ký trực tiếp vào phần này.</w:t>
+        <w:t xml:space="preserve">- Trường </w:t>
+      </w:r>
+      <w:proofErr w:type="spellStart"/>
+      <w:r>
+        <w:rPr>
+          <w:spacing w:val="-10"/>
+        </w:rPr>
+        <w:t>hợp</w:t>
+      </w:r>
+      <w:proofErr w:type="spellEnd"/>
+      <w:r>
+        <w:rPr>
+          <w:spacing w:val="-10"/>
+        </w:rPr>
+        <w:t xml:space="preserve"> </w:t>
+      </w:r>
+      <w:proofErr w:type="spellStart"/>
+      <w:r>
+        <w:rPr>
+          <w:spacing w:val="-10"/>
+        </w:rPr>
+        <w:t>thay</w:t>
+      </w:r>
+      <w:proofErr w:type="spellEnd"/>
+      <w:r>
+        <w:rPr>
+          <w:spacing w:val="-10"/>
+        </w:rPr>
+        <w:t xml:space="preserve"> </w:t>
+      </w:r>
+      <w:proofErr w:type="spellStart"/>
+      <w:r>
+        <w:rPr>
+          <w:spacing w:val="-10"/>
+        </w:rPr>
+        <w:t>đổi</w:t>
+      </w:r>
+      <w:proofErr w:type="spellEnd"/>
+      <w:r>
+        <w:rPr>
+          <w:spacing w:val="-10"/>
+        </w:rPr>
+        <w:t xml:space="preserve"> </w:t>
+      </w:r>
+      <w:proofErr w:type="spellStart"/>
+      <w:r>
+        <w:rPr>
+          <w:spacing w:val="-10"/>
+        </w:rPr>
+        <w:t>nội</w:t>
+      </w:r>
+      <w:proofErr w:type="spellEnd"/>
+      <w:r>
+        <w:rPr>
+          <w:spacing w:val="-10"/>
+        </w:rPr>
+        <w:t xml:space="preserve"> dung </w:t>
+      </w:r>
+      <w:proofErr w:type="spellStart"/>
+      <w:r>
+        <w:rPr>
+          <w:spacing w:val="-10"/>
+        </w:rPr>
+        <w:t>đăng</w:t>
+      </w:r>
+      <w:proofErr w:type="spellEnd"/>
+      <w:r>
+        <w:rPr>
+          <w:spacing w:val="-10"/>
+        </w:rPr>
+        <w:t xml:space="preserve"> </w:t>
+      </w:r>
+      <w:proofErr w:type="spellStart"/>
+      <w:r>
+        <w:rPr>
+          <w:spacing w:val="-10"/>
+        </w:rPr>
+        <w:t>ký</w:t>
+      </w:r>
+      <w:proofErr w:type="spellEnd"/>
+      <w:r>
+        <w:rPr>
+          <w:spacing w:val="-10"/>
+        </w:rPr>
+        <w:t xml:space="preserve"> </w:t>
+      </w:r>
+      <w:proofErr w:type="spellStart"/>
+      <w:r>
+        <w:rPr>
+          <w:spacing w:val="-10"/>
+        </w:rPr>
+        <w:t>hoạt</w:t>
+      </w:r>
+      <w:proofErr w:type="spellEnd"/>
+      <w:r>
+        <w:rPr>
+          <w:spacing w:val="-10"/>
+        </w:rPr>
+        <w:t xml:space="preserve"> </w:t>
+      </w:r>
+      <w:proofErr w:type="spellStart"/>
+      <w:r>
+        <w:rPr>
+          <w:spacing w:val="-10"/>
+        </w:rPr>
+        <w:t>động</w:t>
+      </w:r>
+      <w:proofErr w:type="spellEnd"/>
+      <w:r>
+        <w:rPr>
+          <w:spacing w:val="-10"/>
+        </w:rPr>
+        <w:t xml:space="preserve"> </w:t>
+      </w:r>
+      <w:proofErr w:type="spellStart"/>
+      <w:r>
+        <w:rPr>
+          <w:spacing w:val="-10"/>
+        </w:rPr>
+        <w:t>địa</w:t>
+      </w:r>
+      <w:proofErr w:type="spellEnd"/>
+      <w:r>
+        <w:rPr>
+          <w:spacing w:val="-10"/>
+        </w:rPr>
+        <w:t xml:space="preserve"> </w:t>
+      </w:r>
+      <w:proofErr w:type="spellStart"/>
+      <w:r>
+        <w:rPr>
+          <w:spacing w:val="-10"/>
+        </w:rPr>
+        <w:t>điểm</w:t>
+      </w:r>
+      <w:proofErr w:type="spellEnd"/>
+      <w:r>
+        <w:rPr>
+          <w:spacing w:val="-10"/>
+        </w:rPr>
+        <w:t xml:space="preserve"> </w:t>
+      </w:r>
+      <w:proofErr w:type="spellStart"/>
+      <w:r>
+        <w:rPr>
+          <w:spacing w:val="-10"/>
+        </w:rPr>
+        <w:t>kinh</w:t>
+      </w:r>
+      <w:proofErr w:type="spellEnd"/>
+      <w:r>
+        <w:rPr>
+          <w:spacing w:val="-10"/>
+        </w:rPr>
+        <w:t xml:space="preserve"> </w:t>
+      </w:r>
+      <w:proofErr w:type="spellStart"/>
+      <w:r>
+        <w:rPr>
+          <w:spacing w:val="-10"/>
+        </w:rPr>
+        <w:t>doanh</w:t>
+      </w:r>
+      <w:proofErr w:type="spellEnd"/>
+      <w:r>
+        <w:rPr>
+          <w:spacing w:val="-10"/>
+        </w:rPr>
+        <w:t xml:space="preserve"> </w:t>
+      </w:r>
+      <w:proofErr w:type="spellStart"/>
+      <w:r>
+        <w:rPr>
+          <w:spacing w:val="-10"/>
+        </w:rPr>
+        <w:t>trực</w:t>
+      </w:r>
+      <w:proofErr w:type="spellEnd"/>
+      <w:r>
+        <w:rPr>
+          <w:spacing w:val="-10"/>
+        </w:rPr>
+        <w:t xml:space="preserve"> </w:t>
+      </w:r>
+      <w:proofErr w:type="spellStart"/>
+      <w:r>
+        <w:rPr>
+          <w:spacing w:val="-10"/>
+        </w:rPr>
+        <w:t>thuộc</w:t>
+      </w:r>
+      <w:proofErr w:type="spellEnd"/>
+      <w:r>
+        <w:rPr>
+          <w:spacing w:val="-10"/>
+        </w:rPr>
+        <w:t xml:space="preserve"> chi </w:t>
+      </w:r>
+      <w:proofErr w:type="spellStart"/>
+      <w:r>
+        <w:rPr>
+          <w:spacing w:val="-10"/>
+        </w:rPr>
+        <w:t>nhánh</w:t>
+      </w:r>
+      <w:proofErr w:type="spellEnd"/>
+      <w:r>
+        <w:rPr>
+          <w:spacing w:val="-10"/>
+        </w:rPr>
+        <w:t xml:space="preserve">, </w:t>
+      </w:r>
+      <w:proofErr w:type="spellStart"/>
+      <w:r>
+        <w:rPr>
+          <w:spacing w:val="-10"/>
+        </w:rPr>
+        <w:t>người</w:t>
+      </w:r>
+      <w:proofErr w:type="spellEnd"/>
+      <w:r>
+        <w:rPr>
+          <w:spacing w:val="-10"/>
+        </w:rPr>
+        <w:t xml:space="preserve"> </w:t>
+      </w:r>
+      <w:proofErr w:type="spellStart"/>
+      <w:r>
+        <w:rPr>
+          <w:spacing w:val="-10"/>
+        </w:rPr>
+        <w:t>đại</w:t>
+      </w:r>
+      <w:proofErr w:type="spellEnd"/>
+      <w:r>
+        <w:rPr>
+          <w:spacing w:val="-10"/>
+        </w:rPr>
+        <w:t xml:space="preserve"> </w:t>
+      </w:r>
+      <w:proofErr w:type="spellStart"/>
+      <w:r>
+        <w:rPr>
+          <w:spacing w:val="-10"/>
+        </w:rPr>
+        <w:t>diện</w:t>
+      </w:r>
+      <w:proofErr w:type="spellEnd"/>
+      <w:r>
+        <w:rPr>
+          <w:spacing w:val="-10"/>
+        </w:rPr>
+        <w:t xml:space="preserve"> </w:t>
+      </w:r>
+      <w:proofErr w:type="spellStart"/>
+      <w:r>
+        <w:rPr>
+          <w:spacing w:val="-10"/>
+        </w:rPr>
+        <w:t>theo</w:t>
+      </w:r>
+      <w:proofErr w:type="spellEnd"/>
+      <w:r>
+        <w:rPr>
+          <w:spacing w:val="-10"/>
+        </w:rPr>
+        <w:t xml:space="preserve"> </w:t>
+      </w:r>
+      <w:proofErr w:type="spellStart"/>
+      <w:r>
+        <w:rPr>
+          <w:spacing w:val="-10"/>
+        </w:rPr>
+        <w:t>pháp</w:t>
+      </w:r>
+      <w:proofErr w:type="spellEnd"/>
+      <w:r>
+        <w:rPr>
+          <w:spacing w:val="-10"/>
+        </w:rPr>
+        <w:t xml:space="preserve"> </w:t>
+      </w:r>
+      <w:proofErr w:type="spellStart"/>
+      <w:r>
+        <w:rPr>
+          <w:spacing w:val="-10"/>
+        </w:rPr>
+        <w:t>luật</w:t>
+      </w:r>
+      <w:proofErr w:type="spellEnd"/>
+      <w:r>
+        <w:rPr>
+          <w:spacing w:val="-10"/>
+        </w:rPr>
+        <w:t xml:space="preserve"> </w:t>
+      </w:r>
+      <w:proofErr w:type="spellStart"/>
+      <w:r>
+        <w:rPr>
+          <w:spacing w:val="-10"/>
+        </w:rPr>
+        <w:t>của</w:t>
+      </w:r>
+      <w:proofErr w:type="spellEnd"/>
+      <w:r>
+        <w:rPr>
+          <w:spacing w:val="-10"/>
+        </w:rPr>
+        <w:t xml:space="preserve"> </w:t>
+      </w:r>
+      <w:proofErr w:type="spellStart"/>
+      <w:r>
+        <w:rPr>
+          <w:spacing w:val="-10"/>
+        </w:rPr>
+        <w:t>doanh</w:t>
+      </w:r>
+      <w:proofErr w:type="spellEnd"/>
+      <w:r>
+        <w:rPr>
+          <w:spacing w:val="-10"/>
+        </w:rPr>
+        <w:t xml:space="preserve"> </w:t>
+      </w:r>
+      <w:proofErr w:type="spellStart"/>
+      <w:r>
+        <w:rPr>
+          <w:spacing w:val="-10"/>
+        </w:rPr>
+        <w:t>nghiệp</w:t>
+      </w:r>
+      <w:proofErr w:type="spellEnd"/>
+      <w:r>
+        <w:rPr>
+          <w:spacing w:val="-10"/>
+        </w:rPr>
+        <w:t xml:space="preserve"> </w:t>
+      </w:r>
+      <w:proofErr w:type="spellStart"/>
+      <w:r>
+        <w:rPr>
+          <w:spacing w:val="-10"/>
+        </w:rPr>
+        <w:t>hoặc</w:t>
+      </w:r>
+      <w:proofErr w:type="spellEnd"/>
+      <w:r>
+        <w:rPr>
+          <w:spacing w:val="-10"/>
+        </w:rPr>
+        <w:t xml:space="preserve"> </w:t>
+      </w:r>
+      <w:proofErr w:type="spellStart"/>
+      <w:r>
+        <w:rPr>
+          <w:spacing w:val="-10"/>
+        </w:rPr>
+        <w:t>người</w:t>
+      </w:r>
+      <w:proofErr w:type="spellEnd"/>
+      <w:r>
+        <w:rPr>
+          <w:spacing w:val="-10"/>
+        </w:rPr>
+        <w:t xml:space="preserve"> </w:t>
+      </w:r>
+      <w:proofErr w:type="spellStart"/>
+      <w:r>
+        <w:rPr>
+          <w:spacing w:val="-10"/>
+        </w:rPr>
+        <w:t>đứng</w:t>
+      </w:r>
+      <w:proofErr w:type="spellEnd"/>
+      <w:r>
+        <w:rPr>
+          <w:spacing w:val="-10"/>
+        </w:rPr>
+        <w:t xml:space="preserve"> </w:t>
+      </w:r>
+      <w:proofErr w:type="spellStart"/>
+      <w:r>
+        <w:rPr>
+          <w:spacing w:val="-10"/>
+        </w:rPr>
+        <w:t>đầu</w:t>
+      </w:r>
+      <w:proofErr w:type="spellEnd"/>
+      <w:r>
+        <w:rPr>
+          <w:spacing w:val="-10"/>
+        </w:rPr>
+        <w:t xml:space="preserve"> chi </w:t>
+      </w:r>
+      <w:proofErr w:type="spellStart"/>
+      <w:r>
+        <w:rPr>
+          <w:spacing w:val="-10"/>
+        </w:rPr>
+        <w:t>nhánh</w:t>
+      </w:r>
+      <w:proofErr w:type="spellEnd"/>
+      <w:r>
+        <w:rPr>
+          <w:spacing w:val="-10"/>
+        </w:rPr>
+        <w:t xml:space="preserve"> </w:t>
+      </w:r>
+      <w:proofErr w:type="spellStart"/>
+      <w:r>
+        <w:rPr>
+          <w:spacing w:val="-10"/>
+        </w:rPr>
+        <w:t>ký</w:t>
+      </w:r>
+      <w:proofErr w:type="spellEnd"/>
+      <w:r>
+        <w:rPr>
+          <w:spacing w:val="-10"/>
+        </w:rPr>
+        <w:t xml:space="preserve"> </w:t>
+      </w:r>
+      <w:proofErr w:type="spellStart"/>
+      <w:r>
+        <w:rPr>
+          <w:spacing w:val="-10"/>
+        </w:rPr>
+        <w:t>trực</w:t>
+      </w:r>
+      <w:proofErr w:type="spellEnd"/>
+      <w:r>
+        <w:rPr>
+          <w:spacing w:val="-10"/>
+        </w:rPr>
+        <w:t xml:space="preserve"> </w:t>
+      </w:r>
+      <w:proofErr w:type="spellStart"/>
+      <w:r>
+        <w:rPr>
+          <w:spacing w:val="-10"/>
+        </w:rPr>
+        <w:t>tiếp</w:t>
+      </w:r>
+      <w:proofErr w:type="spellEnd"/>
+      <w:r>
+        <w:rPr>
+          <w:spacing w:val="-10"/>
+        </w:rPr>
+        <w:t xml:space="preserve"> </w:t>
+      </w:r>
+      <w:proofErr w:type="spellStart"/>
+      <w:r>
+        <w:rPr>
+          <w:spacing w:val="-10"/>
+        </w:rPr>
+        <w:t>vào</w:t>
+      </w:r>
+      <w:proofErr w:type="spellEnd"/>
+      <w:r>
+        <w:rPr>
+          <w:spacing w:val="-10"/>
+        </w:rPr>
+        <w:t xml:space="preserve"> </w:t>
+      </w:r>
+      <w:proofErr w:type="spellStart"/>
+      <w:r>
+        <w:rPr>
+          <w:spacing w:val="-10"/>
+        </w:rPr>
+        <w:t>phần</w:t>
+      </w:r>
+      <w:proofErr w:type="spellEnd"/>
+      <w:r>
+        <w:rPr>
+          <w:spacing w:val="-10"/>
+        </w:rPr>
+        <w:t xml:space="preserve"> </w:t>
+      </w:r>
+      <w:proofErr w:type="spellStart"/>
+      <w:r>
+        <w:rPr>
+          <w:spacing w:val="-10"/>
+        </w:rPr>
+        <w:t>này</w:t>
+      </w:r>
+      <w:proofErr w:type="spellEnd"/>
+      <w:r>
+        <w:rPr>
+          <w:spacing w:val="-10"/>
+        </w:rPr>
+        <w:t>.</w:t>
       </w:r>
     </w:p>
     <w:p>
@@ -3358,7 +9754,399 @@
         <w:rPr>
           <w:spacing w:val="-10"/>
         </w:rPr>
-        <w:t>- Trường hợp Tòa án hoặc Trọng tài chỉ định người thực hiện thủ tục đăng ký doanh nghiệp thì người được chỉ định ký trực tiếp vào phần này.</w:t>
+        <w:t xml:space="preserve">- Trường </w:t>
+      </w:r>
+      <w:proofErr w:type="spellStart"/>
+      <w:r>
+        <w:rPr>
+          <w:spacing w:val="-10"/>
+        </w:rPr>
+        <w:t>hợp</w:t>
+      </w:r>
+      <w:proofErr w:type="spellEnd"/>
+      <w:r>
+        <w:rPr>
+          <w:spacing w:val="-10"/>
+        </w:rPr>
+        <w:t xml:space="preserve"> </w:t>
+      </w:r>
+      <w:proofErr w:type="spellStart"/>
+      <w:r>
+        <w:rPr>
+          <w:spacing w:val="-10"/>
+        </w:rPr>
+        <w:t>Tòa</w:t>
+      </w:r>
+      <w:proofErr w:type="spellEnd"/>
+      <w:r>
+        <w:rPr>
+          <w:spacing w:val="-10"/>
+        </w:rPr>
+        <w:t xml:space="preserve"> </w:t>
+      </w:r>
+      <w:proofErr w:type="spellStart"/>
+      <w:r>
+        <w:rPr>
+          <w:spacing w:val="-10"/>
+        </w:rPr>
+        <w:t>án</w:t>
+      </w:r>
+      <w:proofErr w:type="spellEnd"/>
+      <w:r>
+        <w:rPr>
+          <w:spacing w:val="-10"/>
+        </w:rPr>
+        <w:t xml:space="preserve"> </w:t>
+      </w:r>
+      <w:proofErr w:type="spellStart"/>
+      <w:r>
+        <w:rPr>
+          <w:spacing w:val="-10"/>
+        </w:rPr>
+        <w:t>hoặc</w:t>
+      </w:r>
+      <w:proofErr w:type="spellEnd"/>
+      <w:r>
+        <w:rPr>
+          <w:spacing w:val="-10"/>
+        </w:rPr>
+        <w:t xml:space="preserve"> </w:t>
+      </w:r>
+      <w:proofErr w:type="spellStart"/>
+      <w:r>
+        <w:rPr>
+          <w:spacing w:val="-10"/>
+        </w:rPr>
+        <w:t>Trọng</w:t>
+      </w:r>
+      <w:proofErr w:type="spellEnd"/>
+      <w:r>
+        <w:rPr>
+          <w:spacing w:val="-10"/>
+        </w:rPr>
+        <w:t xml:space="preserve"> </w:t>
+      </w:r>
+      <w:proofErr w:type="spellStart"/>
+      <w:r>
+        <w:rPr>
+          <w:spacing w:val="-10"/>
+        </w:rPr>
+        <w:t>tài</w:t>
+      </w:r>
+      <w:proofErr w:type="spellEnd"/>
+      <w:r>
+        <w:rPr>
+          <w:spacing w:val="-10"/>
+        </w:rPr>
+        <w:t xml:space="preserve"> </w:t>
+      </w:r>
+      <w:proofErr w:type="spellStart"/>
+      <w:r>
+        <w:rPr>
+          <w:spacing w:val="-10"/>
+        </w:rPr>
+        <w:t>chỉ</w:t>
+      </w:r>
+      <w:proofErr w:type="spellEnd"/>
+      <w:r>
+        <w:rPr>
+          <w:spacing w:val="-10"/>
+        </w:rPr>
+        <w:t xml:space="preserve"> </w:t>
+      </w:r>
+      <w:proofErr w:type="spellStart"/>
+      <w:r>
+        <w:rPr>
+          <w:spacing w:val="-10"/>
+        </w:rPr>
+        <w:t>định</w:t>
+      </w:r>
+      <w:proofErr w:type="spellEnd"/>
+      <w:r>
+        <w:rPr>
+          <w:spacing w:val="-10"/>
+        </w:rPr>
+        <w:t xml:space="preserve"> </w:t>
+      </w:r>
+      <w:proofErr w:type="spellStart"/>
+      <w:r>
+        <w:rPr>
+          <w:spacing w:val="-10"/>
+        </w:rPr>
+        <w:t>người</w:t>
+      </w:r>
+      <w:proofErr w:type="spellEnd"/>
+      <w:r>
+        <w:rPr>
+          <w:spacing w:val="-10"/>
+        </w:rPr>
+        <w:t xml:space="preserve"> </w:t>
+      </w:r>
+      <w:proofErr w:type="spellStart"/>
+      <w:r>
+        <w:rPr>
+          <w:spacing w:val="-10"/>
+        </w:rPr>
+        <w:t>thực</w:t>
+      </w:r>
+      <w:proofErr w:type="spellEnd"/>
+      <w:r>
+        <w:rPr>
+          <w:spacing w:val="-10"/>
+        </w:rPr>
+        <w:t xml:space="preserve"> </w:t>
+      </w:r>
+      <w:proofErr w:type="spellStart"/>
+      <w:r>
+        <w:rPr>
+          <w:spacing w:val="-10"/>
+        </w:rPr>
+        <w:t>hiện</w:t>
+      </w:r>
+      <w:proofErr w:type="spellEnd"/>
+      <w:r>
+        <w:rPr>
+          <w:spacing w:val="-10"/>
+        </w:rPr>
+        <w:t xml:space="preserve"> </w:t>
+      </w:r>
+      <w:proofErr w:type="spellStart"/>
+      <w:r>
+        <w:rPr>
+          <w:spacing w:val="-10"/>
+        </w:rPr>
+        <w:t>thủ</w:t>
+      </w:r>
+      <w:proofErr w:type="spellEnd"/>
+      <w:r>
+        <w:rPr>
+          <w:spacing w:val="-10"/>
+        </w:rPr>
+        <w:t xml:space="preserve"> </w:t>
+      </w:r>
+      <w:proofErr w:type="spellStart"/>
+      <w:r>
+        <w:rPr>
+          <w:spacing w:val="-10"/>
+        </w:rPr>
+        <w:t>tục</w:t>
+      </w:r>
+      <w:proofErr w:type="spellEnd"/>
+      <w:r>
+        <w:rPr>
+          <w:spacing w:val="-10"/>
+        </w:rPr>
+        <w:t xml:space="preserve"> </w:t>
+      </w:r>
+      <w:proofErr w:type="spellStart"/>
+      <w:r>
+        <w:rPr>
+          <w:spacing w:val="-10"/>
+        </w:rPr>
+        <w:t>đăng</w:t>
+      </w:r>
+      <w:proofErr w:type="spellEnd"/>
+      <w:r>
+        <w:rPr>
+          <w:spacing w:val="-10"/>
+        </w:rPr>
+        <w:t xml:space="preserve"> </w:t>
+      </w:r>
+      <w:proofErr w:type="spellStart"/>
+      <w:r>
+        <w:rPr>
+          <w:spacing w:val="-10"/>
+        </w:rPr>
+        <w:t>ký</w:t>
+      </w:r>
+      <w:proofErr w:type="spellEnd"/>
+      <w:r>
+        <w:rPr>
+          <w:spacing w:val="-10"/>
+        </w:rPr>
+        <w:t xml:space="preserve"> </w:t>
+      </w:r>
+      <w:proofErr w:type="spellStart"/>
+      <w:r>
+        <w:rPr>
+          <w:spacing w:val="-10"/>
+        </w:rPr>
+        <w:t>doanh</w:t>
+      </w:r>
+      <w:proofErr w:type="spellEnd"/>
+      <w:r>
+        <w:rPr>
+          <w:spacing w:val="-10"/>
+        </w:rPr>
+        <w:t xml:space="preserve"> </w:t>
+      </w:r>
+      <w:proofErr w:type="spellStart"/>
+      <w:r>
+        <w:rPr>
+          <w:spacing w:val="-10"/>
+        </w:rPr>
+        <w:t>nghiệp</w:t>
+      </w:r>
+      <w:proofErr w:type="spellEnd"/>
+      <w:r>
+        <w:rPr>
+          <w:spacing w:val="-10"/>
+        </w:rPr>
+        <w:t xml:space="preserve"> </w:t>
+      </w:r>
+      <w:proofErr w:type="spellStart"/>
+      <w:r>
+        <w:rPr>
+          <w:spacing w:val="-10"/>
+        </w:rPr>
+        <w:t>thì</w:t>
+      </w:r>
+      <w:proofErr w:type="spellEnd"/>
+      <w:r>
+        <w:rPr>
+          <w:spacing w:val="-10"/>
+        </w:rPr>
+        <w:t xml:space="preserve"> </w:t>
+      </w:r>
+      <w:proofErr w:type="spellStart"/>
+      <w:r>
+        <w:rPr>
+          <w:spacing w:val="-10"/>
+        </w:rPr>
+        <w:t>người</w:t>
+      </w:r>
+      <w:proofErr w:type="spellEnd"/>
+      <w:r>
+        <w:rPr>
+          <w:spacing w:val="-10"/>
+        </w:rPr>
+        <w:t xml:space="preserve"> </w:t>
+      </w:r>
+      <w:proofErr w:type="spellStart"/>
+      <w:r>
+        <w:rPr>
+          <w:spacing w:val="-10"/>
+        </w:rPr>
+        <w:t>được</w:t>
+      </w:r>
+      <w:proofErr w:type="spellEnd"/>
+      <w:r>
+        <w:rPr>
+          <w:spacing w:val="-10"/>
+        </w:rPr>
+        <w:t xml:space="preserve"> </w:t>
+      </w:r>
+      <w:proofErr w:type="spellStart"/>
+      <w:r>
+        <w:rPr>
+          <w:spacing w:val="-10"/>
+        </w:rPr>
+        <w:t>chỉ</w:t>
+      </w:r>
+      <w:proofErr w:type="spellEnd"/>
+      <w:r>
+        <w:rPr>
+          <w:spacing w:val="-10"/>
+        </w:rPr>
+        <w:t xml:space="preserve"> </w:t>
+      </w:r>
+      <w:proofErr w:type="spellStart"/>
+      <w:r>
+        <w:rPr>
+          <w:spacing w:val="-10"/>
+        </w:rPr>
+        <w:t>định</w:t>
+      </w:r>
+      <w:proofErr w:type="spellEnd"/>
+      <w:r>
+        <w:rPr>
+          <w:spacing w:val="-10"/>
+        </w:rPr>
+        <w:t xml:space="preserve"> </w:t>
+      </w:r>
+      <w:proofErr w:type="spellStart"/>
+      <w:r>
+        <w:rPr>
+          <w:spacing w:val="-10"/>
+        </w:rPr>
+        <w:t>ký</w:t>
+      </w:r>
+      <w:proofErr w:type="spellEnd"/>
+      <w:r>
+        <w:rPr>
+          <w:spacing w:val="-10"/>
+        </w:rPr>
+        <w:t xml:space="preserve"> </w:t>
+      </w:r>
+      <w:proofErr w:type="spellStart"/>
+      <w:r>
+        <w:rPr>
+          <w:spacing w:val="-10"/>
+        </w:rPr>
+        <w:t>trực</w:t>
+      </w:r>
+      <w:proofErr w:type="spellEnd"/>
+      <w:r>
+        <w:rPr>
+          <w:spacing w:val="-10"/>
+        </w:rPr>
+        <w:t xml:space="preserve"> </w:t>
+      </w:r>
+      <w:proofErr w:type="spellStart"/>
+      <w:r>
+        <w:rPr>
+          <w:spacing w:val="-10"/>
+        </w:rPr>
+        <w:t>tiếp</w:t>
+      </w:r>
+      <w:proofErr w:type="spellEnd"/>
+      <w:r>
+        <w:rPr>
+          <w:spacing w:val="-10"/>
+        </w:rPr>
+        <w:t xml:space="preserve"> </w:t>
+      </w:r>
+      <w:proofErr w:type="spellStart"/>
+      <w:r>
+        <w:rPr>
+          <w:spacing w:val="-10"/>
+        </w:rPr>
+        <w:t>vào</w:t>
+      </w:r>
+      <w:proofErr w:type="spellEnd"/>
+      <w:r>
+        <w:rPr>
+          <w:spacing w:val="-10"/>
+        </w:rPr>
+        <w:t xml:space="preserve"> </w:t>
+      </w:r>
+      <w:proofErr w:type="spellStart"/>
+      <w:r>
+        <w:rPr>
+          <w:spacing w:val="-10"/>
+        </w:rPr>
+        <w:t>phần</w:t>
+      </w:r>
+      <w:proofErr w:type="spellEnd"/>
+      <w:r>
+        <w:rPr>
+          <w:spacing w:val="-10"/>
+        </w:rPr>
+        <w:t xml:space="preserve"> </w:t>
+      </w:r>
+      <w:proofErr w:type="spellStart"/>
+      <w:r>
+        <w:rPr>
+          <w:spacing w:val="-10"/>
+        </w:rPr>
+        <w:t>này</w:t>
+      </w:r>
+      <w:proofErr w:type="spellEnd"/>
+      <w:r>
+        <w:rPr>
+          <w:spacing w:val="-10"/>
+        </w:rPr>
+        <w:t>.</w:t>
       </w:r>
     </w:p>
   </w:footnote>
@@ -3366,7 +10154,7 @@
 </file>
 
 <file path=word/header1.xml><?xml version="1.0" encoding="utf-8"?>
-<w:hdr xmlns:wpc="http://schemas.microsoft.com/office/word/2010/wordprocessingCanvas" xmlns:cx="http://schemas.microsoft.com/office/drawing/2014/chartex" xmlns:cx1="http://schemas.microsoft.com/office/drawing/2015/9/8/chartex" xmlns:mc="http://schemas.openxmlformats.org/markup-compatibility/2006" xmlns:o="urn:schemas-microsoft-com:office:office" xmlns:r="http://schemas.openxmlformats.org/officeDocument/2006/relationships" xmlns:m="http://schemas.openxmlformats.org/officeDocument/2006/math" xmlns:v="urn:schemas-microsoft-com:vml" xmlns:wp14="http://schemas.microsoft.com/office/word/2010/wordprocessingDrawing" xmlns:wp="http://schemas.openxmlformats.org/drawingml/2006/wordprocessingDrawing" xmlns:w10="urn:schemas-microsoft-com:office:word" xmlns:w="http://schemas.openxmlformats.org/wordprocessingml/2006/main" xmlns:w14="http://schemas.microsoft.com/office/word/2010/wordml" xmlns:w15="http://schemas.microsoft.com/office/word/2012/wordml" xmlns:w16se="http://schemas.microsoft.com/office/word/2015/wordml/symex" xmlns:wpg="http://schemas.microsoft.com/office/word/2010/wordprocessingGroup" xmlns:wpi="http://schemas.microsoft.com/office/word/2010/wordprocessingInk" xmlns:wne="http://schemas.microsoft.com/office/word/2006/wordml" xmlns:wps="http://schemas.microsoft.com/office/word/2010/wordprocessingShape" mc:Ignorable="w14 w15 w16se wp14">
+<w:hdr xmlns:wpc="http://schemas.microsoft.com/office/word/2010/wordprocessingCanvas" xmlns:cx="http://schemas.microsoft.com/office/drawing/2014/chartex" xmlns:cx1="http://schemas.microsoft.com/office/drawing/2015/9/8/chartex" xmlns:cx2="http://schemas.microsoft.com/office/drawing/2015/10/21/chartex" xmlns:cx3="http://schemas.microsoft.com/office/drawing/2016/5/9/chartex" xmlns:cx4="http://schemas.microsoft.com/office/drawing/2016/5/10/chartex" xmlns:cx5="http://schemas.microsoft.com/office/drawing/2016/5/11/chartex" xmlns:cx6="http://schemas.microsoft.com/office/drawing/2016/5/12/chartex" xmlns:cx7="http://schemas.microsoft.com/office/drawing/2016/5/13/chartex" xmlns:cx8="http://schemas.microsoft.com/office/drawing/2016/5/14/chartex" xmlns:mc="http://schemas.openxmlformats.org/markup-compatibility/2006" xmlns:aink="http://schemas.microsoft.com/office/drawing/2016/ink" xmlns:am3d="http://schemas.microsoft.com/office/drawing/2017/model3d" xmlns:o="urn:schemas-microsoft-com:office:office" xmlns:oel="http://schemas.microsoft.com/office/2019/extlst" xmlns:r="http://schemas.openxmlformats.org/officeDocument/2006/relationships" xmlns:m="http://schemas.openxmlformats.org/officeDocument/2006/math" xmlns:v="urn:schemas-microsoft-com:vml" xmlns:wp14="http://schemas.microsoft.com/office/word/2010/wordprocessingDrawing" xmlns:wp="http://schemas.openxmlformats.org/drawingml/2006/wordprocessingDrawing" xmlns:w10="urn:schemas-microsoft-com:office:word" xmlns:w="http://schemas.openxmlformats.org/wordprocessingml/2006/main" xmlns:w14="http://schemas.microsoft.com/office/word/2010/wordml" xmlns:w15="http://schemas.microsoft.com/office/word/2012/wordml" xmlns:w16cex="http://schemas.microsoft.com/office/word/2018/wordml/cex" xmlns:w16cid="http://schemas.microsoft.com/office/word/2016/wordml/cid" xmlns:w16="http://schemas.microsoft.com/office/word/2018/wordml" xmlns:w16du="http://schemas.microsoft.com/office/word/2023/wordml/word16du" xmlns:w16sdtdh="http://schemas.microsoft.com/office/word/2020/wordml/sdtdatahash" xmlns:w16sdtfl="http://schemas.microsoft.com/office/word/2024/wordml/sdtformatlock" xmlns:w16se="http://schemas.microsoft.com/office/word/2015/wordml/symex" xmlns:wpg="http://schemas.microsoft.com/office/word/2010/wordprocessingGroup" xmlns:wpi="http://schemas.microsoft.com/office/word/2010/wordprocessingInk" xmlns:wne="http://schemas.microsoft.com/office/word/2006/wordml" xmlns:wps="http://schemas.microsoft.com/office/word/2010/wordprocessingShape" mc:Ignorable="w14 w15 w16se w16cid w16 w16cex w16sdtdh w16sdtfl w16du wp14">
   <w:p>
     <w:pPr>
       <w:pStyle w:val="Header"/>
@@ -3398,7 +10186,7 @@
 </file>
 
 <file path=word/header2.xml><?xml version="1.0" encoding="utf-8"?>
-<w:hdr xmlns:wpc="http://schemas.microsoft.com/office/word/2010/wordprocessingCanvas" xmlns:cx="http://schemas.microsoft.com/office/drawing/2014/chartex" xmlns:cx1="http://schemas.microsoft.com/office/drawing/2015/9/8/chartex" xmlns:mc="http://schemas.openxmlformats.org/markup-compatibility/2006" xmlns:o="urn:schemas-microsoft-com:office:office" xmlns:r="http://schemas.openxmlformats.org/officeDocument/2006/relationships" xmlns:m="http://schemas.openxmlformats.org/officeDocument/2006/math" xmlns:v="urn:schemas-microsoft-com:vml" xmlns:wp14="http://schemas.microsoft.com/office/word/2010/wordprocessingDrawing" xmlns:wp="http://schemas.openxmlformats.org/drawingml/2006/wordprocessingDrawing" xmlns:w10="urn:schemas-microsoft-com:office:word" xmlns:w="http://schemas.openxmlformats.org/wordprocessingml/2006/main" xmlns:w14="http://schemas.microsoft.com/office/word/2010/wordml" xmlns:w15="http://schemas.microsoft.com/office/word/2012/wordml" xmlns:w16se="http://schemas.microsoft.com/office/word/2015/wordml/symex" xmlns:wpg="http://schemas.microsoft.com/office/word/2010/wordprocessingGroup" xmlns:wpi="http://schemas.microsoft.com/office/word/2010/wordprocessingInk" xmlns:wne="http://schemas.microsoft.com/office/word/2006/wordml" xmlns:wps="http://schemas.microsoft.com/office/word/2010/wordprocessingShape" mc:Ignorable="w14 w15 w16se wp14">
+<w:hdr xmlns:wpc="http://schemas.microsoft.com/office/word/2010/wordprocessingCanvas" xmlns:cx="http://schemas.microsoft.com/office/drawing/2014/chartex" xmlns:cx1="http://schemas.microsoft.com/office/drawing/2015/9/8/chartex" xmlns:cx2="http://schemas.microsoft.com/office/drawing/2015/10/21/chartex" xmlns:cx3="http://schemas.microsoft.com/office/drawing/2016/5/9/chartex" xmlns:cx4="http://schemas.microsoft.com/office/drawing/2016/5/10/chartex" xmlns:cx5="http://schemas.microsoft.com/office/drawing/2016/5/11/chartex" xmlns:cx6="http://schemas.microsoft.com/office/drawing/2016/5/12/chartex" xmlns:cx7="http://schemas.microsoft.com/office/drawing/2016/5/13/chartex" xmlns:cx8="http://schemas.microsoft.com/office/drawing/2016/5/14/chartex" xmlns:mc="http://schemas.openxmlformats.org/markup-compatibility/2006" xmlns:aink="http://schemas.microsoft.com/office/drawing/2016/ink" xmlns:am3d="http://schemas.microsoft.com/office/drawing/2017/model3d" xmlns:o="urn:schemas-microsoft-com:office:office" xmlns:oel="http://schemas.microsoft.com/office/2019/extlst" xmlns:r="http://schemas.openxmlformats.org/officeDocument/2006/relationships" xmlns:m="http://schemas.openxmlformats.org/officeDocument/2006/math" xmlns:v="urn:schemas-microsoft-com:vml" xmlns:wp14="http://schemas.microsoft.com/office/word/2010/wordprocessingDrawing" xmlns:wp="http://schemas.openxmlformats.org/drawingml/2006/wordprocessingDrawing" xmlns:w10="urn:schemas-microsoft-com:office:word" xmlns:w="http://schemas.openxmlformats.org/wordprocessingml/2006/main" xmlns:w14="http://schemas.microsoft.com/office/word/2010/wordml" xmlns:w15="http://schemas.microsoft.com/office/word/2012/wordml" xmlns:w16cex="http://schemas.microsoft.com/office/word/2018/wordml/cex" xmlns:w16cid="http://schemas.microsoft.com/office/word/2016/wordml/cid" xmlns:w16="http://schemas.microsoft.com/office/word/2018/wordml" xmlns:w16du="http://schemas.microsoft.com/office/word/2023/wordml/word16du" xmlns:w16sdtdh="http://schemas.microsoft.com/office/word/2020/wordml/sdtdatahash" xmlns:w16sdtfl="http://schemas.microsoft.com/office/word/2024/wordml/sdtformatlock" xmlns:w16se="http://schemas.microsoft.com/office/word/2015/wordml/symex" xmlns:wpg="http://schemas.microsoft.com/office/word/2010/wordprocessingGroup" xmlns:wpi="http://schemas.microsoft.com/office/word/2010/wordprocessingInk" xmlns:wne="http://schemas.microsoft.com/office/word/2006/wordml" xmlns:wps="http://schemas.microsoft.com/office/word/2010/wordprocessingShape" mc:Ignorable="w14 w15 w16se w16cid w16 w16cex w16sdtdh w16sdtfl w16du wp14">
   <w:p>
     <w:pPr>
       <w:pStyle w:val="Header"/>
@@ -3409,7 +10197,7 @@
 </file>
 
 <file path=word/numbering.xml><?xml version="1.0" encoding="utf-8"?>
-<w:numbering xmlns:wpc="http://schemas.microsoft.com/office/word/2010/wordprocessingCanvas" xmlns:cx="http://schemas.microsoft.com/office/drawing/2014/chartex" xmlns:cx1="http://schemas.microsoft.com/office/drawing/2015/9/8/chartex" xmlns:mc="http://schemas.openxmlformats.org/markup-compatibility/2006" xmlns:o="urn:schemas-microsoft-com:office:office" xmlns:r="http://schemas.openxmlformats.org/officeDocument/2006/relationships" xmlns:m="http://schemas.openxmlformats.org/officeDocument/2006/math" xmlns:v="urn:schemas-microsoft-com:vml" xmlns:wp14="http://schemas.microsoft.com/office/word/2010/wordprocessingDrawing" xmlns:wp="http://schemas.openxmlformats.org/drawingml/2006/wordprocessingDrawing" xmlns:w10="urn:schemas-microsoft-com:office:word" xmlns:w="http://schemas.openxmlformats.org/wordprocessingml/2006/main" xmlns:w14="http://schemas.microsoft.com/office/word/2010/wordml" xmlns:w15="http://schemas.microsoft.com/office/word/2012/wordml" xmlns:w16se="http://schemas.microsoft.com/office/word/2015/wordml/symex" xmlns:wpg="http://schemas.microsoft.com/office/word/2010/wordprocessingGroup" xmlns:wpi="http://schemas.microsoft.com/office/word/2010/wordprocessingInk" xmlns:wne="http://schemas.microsoft.com/office/word/2006/wordml" xmlns:wps="http://schemas.microsoft.com/office/word/2010/wordprocessingShape" mc:Ignorable="w14 w15 w16se wp14">
+<w:numbering xmlns:wpc="http://schemas.microsoft.com/office/word/2010/wordprocessingCanvas" xmlns:cx="http://schemas.microsoft.com/office/drawing/2014/chartex" xmlns:cx1="http://schemas.microsoft.com/office/drawing/2015/9/8/chartex" xmlns:cx2="http://schemas.microsoft.com/office/drawing/2015/10/21/chartex" xmlns:cx3="http://schemas.microsoft.com/office/drawing/2016/5/9/chartex" xmlns:cx4="http://schemas.microsoft.com/office/drawing/2016/5/10/chartex" xmlns:cx5="http://schemas.microsoft.com/office/drawing/2016/5/11/chartex" xmlns:cx6="http://schemas.microsoft.com/office/drawing/2016/5/12/chartex" xmlns:cx7="http://schemas.microsoft.com/office/drawing/2016/5/13/chartex" xmlns:cx8="http://schemas.microsoft.com/office/drawing/2016/5/14/chartex" xmlns:mc="http://schemas.openxmlformats.org/markup-compatibility/2006" xmlns:aink="http://schemas.microsoft.com/office/drawing/2016/ink" xmlns:am3d="http://schemas.microsoft.com/office/drawing/2017/model3d" xmlns:o="urn:schemas-microsoft-com:office:office" xmlns:oel="http://schemas.microsoft.com/office/2019/extlst" xmlns:r="http://schemas.openxmlformats.org/officeDocument/2006/relationships" xmlns:m="http://schemas.openxmlformats.org/officeDocument/2006/math" xmlns:v="urn:schemas-microsoft-com:vml" xmlns:wp14="http://schemas.microsoft.com/office/word/2010/wordprocessingDrawing" xmlns:wp="http://schemas.openxmlformats.org/drawingml/2006/wordprocessingDrawing" xmlns:w10="urn:schemas-microsoft-com:office:word" xmlns:w="http://schemas.openxmlformats.org/wordprocessingml/2006/main" xmlns:w14="http://schemas.microsoft.com/office/word/2010/wordml" xmlns:w15="http://schemas.microsoft.com/office/word/2012/wordml" xmlns:w16cex="http://schemas.microsoft.com/office/word/2018/wordml/cex" xmlns:w16cid="http://schemas.microsoft.com/office/word/2016/wordml/cid" xmlns:w16="http://schemas.microsoft.com/office/word/2018/wordml" xmlns:w16du="http://schemas.microsoft.com/office/word/2023/wordml/word16du" xmlns:w16sdtdh="http://schemas.microsoft.com/office/word/2020/wordml/sdtdatahash" xmlns:w16sdtfl="http://schemas.microsoft.com/office/word/2024/wordml/sdtformatlock" xmlns:w16se="http://schemas.microsoft.com/office/word/2015/wordml/symex" xmlns:wpg="http://schemas.microsoft.com/office/word/2010/wordprocessingGroup" xmlns:wpi="http://schemas.microsoft.com/office/word/2010/wordprocessingInk" xmlns:wne="http://schemas.microsoft.com/office/word/2006/wordml" xmlns:wps="http://schemas.microsoft.com/office/word/2010/wordprocessingShape" mc:Ignorable="w14 w15 w16se w16cid w16 w16cex w16sdtdh w16sdtfl w16du wp14">
   <w:abstractNum w:abstractNumId="0" w15:restartNumberingAfterBreak="0">
     <w:nsid w:val="5AD55BB2"/>
     <w:multiLevelType w:val="hybridMultilevel"/>
@@ -3728,20 +10516,20 @@
       </w:rPr>
     </w:lvl>
   </w:abstractNum>
-  <w:num w:numId="1">
+  <w:num w:numId="1" w16cid:durableId="213732759">
     <w:abstractNumId w:val="0"/>
   </w:num>
-  <w:num w:numId="2">
+  <w:num w:numId="2" w16cid:durableId="1714619999">
     <w:abstractNumId w:val="1"/>
   </w:num>
-  <w:num w:numId="3">
+  <w:num w:numId="3" w16cid:durableId="100150130">
     <w:abstractNumId w:val="2"/>
   </w:num>
 </w:numbering>
 </file>
 
 <file path=word/styles.xml><?xml version="1.0" encoding="utf-8"?>
-<w:styles xmlns:mc="http://schemas.openxmlformats.org/markup-compatibility/2006" xmlns:r="http://schemas.openxmlformats.org/officeDocument/2006/relationships" xmlns:w="http://schemas.openxmlformats.org/wordprocessingml/2006/main" xmlns:w14="http://schemas.microsoft.com/office/word/2010/wordml" xmlns:w15="http://schemas.microsoft.com/office/word/2012/wordml" xmlns:w16se="http://schemas.microsoft.com/office/word/2015/wordml/symex" mc:Ignorable="w14 w15 w16se">
+<w:styles xmlns:mc="http://schemas.openxmlformats.org/markup-compatibility/2006" xmlns:r="http://schemas.openxmlformats.org/officeDocument/2006/relationships" xmlns:w="http://schemas.openxmlformats.org/wordprocessingml/2006/main" xmlns:w14="http://schemas.microsoft.com/office/word/2010/wordml" xmlns:w15="http://schemas.microsoft.com/office/word/2012/wordml" xmlns:w16cex="http://schemas.microsoft.com/office/word/2018/wordml/cex" xmlns:w16cid="http://schemas.microsoft.com/office/word/2016/wordml/cid" xmlns:w16="http://schemas.microsoft.com/office/word/2018/wordml" xmlns:w16du="http://schemas.microsoft.com/office/word/2023/wordml/word16du" xmlns:w16sdtdh="http://schemas.microsoft.com/office/word/2020/wordml/sdtdatahash" xmlns:w16sdtfl="http://schemas.microsoft.com/office/word/2024/wordml/sdtformatlock" xmlns:w16se="http://schemas.microsoft.com/office/word/2015/wordml/symex" mc:Ignorable="w14 w15 w16se w16cid w16 w16cex w16sdtdh w16sdtfl w16du">
   <w:docDefaults>
     <w:rPrDefault>
       <w:rPr>
@@ -3759,7 +10547,7 @@
       </w:pPr>
     </w:pPrDefault>
   </w:docDefaults>
-  <w:latentStyles w:defLockedState="0" w:defUIPriority="99" w:defSemiHidden="0" w:defUnhideWhenUsed="0" w:defQFormat="0" w:count="371">
+  <w:latentStyles w:defLockedState="0" w:defUIPriority="99" w:defSemiHidden="0" w:defUnhideWhenUsed="0" w:defQFormat="0" w:count="376">
     <w:lsdException w:name="Normal" w:uiPriority="0" w:qFormat="1"/>
     <w:lsdException w:name="heading 1" w:uiPriority="9" w:qFormat="1"/>
     <w:lsdException w:name="heading 2" w:semiHidden="1" w:uiPriority="9" w:unhideWhenUsed="1" w:qFormat="1"/>
@@ -4131,6 +10919,11 @@
     <w:lsdException w:name="List Table 5 Dark Accent 6" w:uiPriority="50"/>
     <w:lsdException w:name="List Table 6 Colorful Accent 6" w:uiPriority="51"/>
     <w:lsdException w:name="List Table 7 Colorful Accent 6" w:uiPriority="52"/>
+    <w:lsdException w:name="Mention" w:semiHidden="1" w:unhideWhenUsed="1"/>
+    <w:lsdException w:name="Smart Hyperlink" w:semiHidden="1" w:unhideWhenUsed="1"/>
+    <w:lsdException w:name="Hashtag" w:semiHidden="1" w:unhideWhenUsed="1"/>
+    <w:lsdException w:name="Unresolved Mention" w:semiHidden="1" w:unhideWhenUsed="1"/>
+    <w:lsdException w:name="Smart Link" w:semiHidden="1" w:unhideWhenUsed="1"/>
   </w:latentStyles>
   <w:style w:type="paragraph" w:default="1" w:styleId="Normal">
     <w:name w:val="Normal"/>
